--- a/production_analysis/Rapport/Rapport de collecte_ICV_Février25_V0.docx
+++ b/production_analysis/Rapport/Rapport de collecte_ICV_Février25_V0.docx
@@ -1,6 +1,6 @@
 
 <file path=word/document.xml><?xml version="1.0" encoding="utf-8"?>
-<w:document xmlns:wpc="http://schemas.microsoft.com/office/word/2010/wordprocessingCanvas" xmlns:cx="http://schemas.microsoft.com/office/drawing/2014/chartex" xmlns:mc="http://schemas.openxmlformats.org/markup-compatibility/2006" xmlns:o="urn:schemas-microsoft-com:office:office" xmlns:r="http://schemas.openxmlformats.org/officeDocument/2006/relationships" xmlns:m="http://schemas.openxmlformats.org/officeDocument/2006/math" xmlns:v="urn:schemas-microsoft-com:vml" xmlns:wp14="http://schemas.microsoft.com/office/word/2010/wordprocessingDrawing" xmlns:wp="http://schemas.openxmlformats.org/drawingml/2006/wordprocessingDrawing" xmlns:w10="urn:schemas-microsoft-com:office:word" xmlns:w="http://schemas.openxmlformats.org/wordprocessingml/2006/main" xmlns:w14="http://schemas.microsoft.com/office/word/2010/wordml" xmlns:w15="http://schemas.microsoft.com/office/word/2012/wordml" xmlns:w16se="http://schemas.microsoft.com/office/word/2015/wordml/symex" xmlns:wpg="http://schemas.microsoft.com/office/word/2010/wordprocessingGroup" xmlns:wpi="http://schemas.microsoft.com/office/word/2010/wordprocessingInk" xmlns:wne="http://schemas.microsoft.com/office/word/2006/wordml" xmlns:wps="http://schemas.microsoft.com/office/word/2010/wordprocessingShape" mc:Ignorable="w14 w15 w16se wp14">
+<w:document xmlns:wpc="http://schemas.microsoft.com/office/word/2010/wordprocessingCanvas" xmlns:cx="http://schemas.microsoft.com/office/drawing/2014/chartex" xmlns:cx1="http://schemas.microsoft.com/office/drawing/2015/9/8/chartex" xmlns:cx2="http://schemas.microsoft.com/office/drawing/2015/10/21/chartex" xmlns:cx3="http://schemas.microsoft.com/office/drawing/2016/5/9/chartex" xmlns:cx4="http://schemas.microsoft.com/office/drawing/2016/5/10/chartex" xmlns:cx5="http://schemas.microsoft.com/office/drawing/2016/5/11/chartex" xmlns:cx6="http://schemas.microsoft.com/office/drawing/2016/5/12/chartex" xmlns:cx7="http://schemas.microsoft.com/office/drawing/2016/5/13/chartex" xmlns:cx8="http://schemas.microsoft.com/office/drawing/2016/5/14/chartex" xmlns:mc="http://schemas.openxmlformats.org/markup-compatibility/2006" xmlns:aink="http://schemas.microsoft.com/office/drawing/2016/ink" xmlns:am3d="http://schemas.microsoft.com/office/drawing/2017/model3d" xmlns:o="urn:schemas-microsoft-com:office:office" xmlns:oel="http://schemas.microsoft.com/office/2019/extlst" xmlns:r="http://schemas.openxmlformats.org/officeDocument/2006/relationships" xmlns:m="http://schemas.openxmlformats.org/officeDocument/2006/math" xmlns:v="urn:schemas-microsoft-com:vml" xmlns:wp14="http://schemas.microsoft.com/office/word/2010/wordprocessingDrawing" xmlns:wp="http://schemas.openxmlformats.org/drawingml/2006/wordprocessingDrawing" xmlns:w10="urn:schemas-microsoft-com:office:word" xmlns:w="http://schemas.openxmlformats.org/wordprocessingml/2006/main" xmlns:w14="http://schemas.microsoft.com/office/word/2010/wordml" xmlns:w15="http://schemas.microsoft.com/office/word/2012/wordml" xmlns:w16cex="http://schemas.microsoft.com/office/word/2018/wordml/cex" xmlns:w16cid="http://schemas.microsoft.com/office/word/2016/wordml/cid" xmlns:w16="http://schemas.microsoft.com/office/word/2018/wordml" xmlns:w16du="http://schemas.microsoft.com/office/word/2023/wordml/word16du" xmlns:w16sdtdh="http://schemas.microsoft.com/office/word/2020/wordml/sdtdatahash" xmlns:w16sdtfl="http://schemas.microsoft.com/office/word/2024/wordml/sdtformatlock" xmlns:w16se="http://schemas.microsoft.com/office/word/2015/wordml/symex" xmlns:wpg="http://schemas.microsoft.com/office/word/2010/wordprocessingGroup" xmlns:wpi="http://schemas.microsoft.com/office/word/2010/wordprocessingInk" xmlns:wne="http://schemas.microsoft.com/office/word/2006/wordml" xmlns:wps="http://schemas.microsoft.com/office/word/2010/wordprocessingShape" mc:Ignorable="w14 w15 w16se w16cid w16 w16cex w16sdtdh w16sdtfl w16du wp14">
   <w:body>
     <w:p>
       <w:pPr>
@@ -138,8 +138,18 @@
           <w:i/>
           <w:iCs/>
         </w:rPr>
-        <w:t>e la collecte du mois de Février</w:t>
-      </w:r>
+        <w:t xml:space="preserve">e la collecte du mois de </w:t>
+      </w:r>
+      <w:proofErr w:type="gramStart"/>
+      <w:r>
+        <w:rPr>
+          <w:rFonts w:ascii="Garamond" w:hAnsi="Garamond" w:cs="Segoe UI"/>
+          <w:i/>
+          <w:iCs/>
+        </w:rPr>
+        <w:t>Février</w:t>
+      </w:r>
+      <w:proofErr w:type="gramEnd"/>
     </w:p>
     <w:p>
       <w:pPr>
@@ -207,7 +217,29 @@
           <w:szCs w:val="24"/>
           <w:lang w:val="fr-FR"/>
         </w:rPr>
-        <w:t>Agence Nationale de la Statistique (ANStat)</w:t>
+        <w:t>Agence Nationale de la Statistique (</w:t>
+      </w:r>
+      <w:proofErr w:type="spellStart"/>
+      <w:r>
+        <w:rPr>
+          <w:rFonts w:ascii="Garamond" w:hAnsi="Garamond" w:cs="Segoe UI"/>
+          <w:b/>
+          <w:sz w:val="24"/>
+          <w:szCs w:val="24"/>
+          <w:lang w:val="fr-FR"/>
+        </w:rPr>
+        <w:t>ANStat</w:t>
+      </w:r>
+      <w:proofErr w:type="spellEnd"/>
+      <w:r>
+        <w:rPr>
+          <w:rFonts w:ascii="Garamond" w:hAnsi="Garamond" w:cs="Segoe UI"/>
+          <w:b/>
+          <w:sz w:val="24"/>
+          <w:szCs w:val="24"/>
+          <w:lang w:val="fr-FR"/>
+        </w:rPr>
+        <w:t>)</w:t>
       </w:r>
     </w:p>
     <w:p>
@@ -858,19 +890,7 @@
           <w:szCs w:val="24"/>
           <w:lang w:val="fr-FR"/>
         </w:rPr>
-        <w:t>un t</w:t>
-      </w:r>
-      <w:bookmarkStart w:id="1" w:name="_GoBack"/>
-      <w:bookmarkEnd w:id="1"/>
-      <w:r>
-        <w:rPr>
-          <w:rFonts w:ascii="Garamond" w:hAnsi="Garamond"/>
-          <w:b/>
-          <w:sz w:val="24"/>
-          <w:szCs w:val="24"/>
-          <w:lang w:val="fr-FR"/>
-        </w:rPr>
-        <w:t>aux de participation qui s’élève à 68,1%</w:t>
+        <w:t>un taux de participation qui s’élève à 68,1%</w:t>
       </w:r>
       <w:r>
         <w:rPr>
@@ -901,7 +921,47 @@
           <w:lang w:val="fr-FR"/>
         </w:rPr>
         <w:lastRenderedPageBreak/>
-        <w:t xml:space="preserve">Le taux de non réponse évalué à 32,1% est imputable principalement à un problème technique et à la base de donnée utilisée. En effet, sur les 141 restants, seulement que 13 ménages ont refusé de réponse tandis que les </w:t>
+        <w:t xml:space="preserve">Le taux de </w:t>
+      </w:r>
+      <w:proofErr w:type="gramStart"/>
+      <w:r>
+        <w:rPr>
+          <w:rFonts w:ascii="Garamond" w:hAnsi="Garamond"/>
+          <w:sz w:val="24"/>
+          <w:szCs w:val="24"/>
+          <w:lang w:val="fr-FR"/>
+        </w:rPr>
+        <w:t>non réponse</w:t>
+      </w:r>
+      <w:proofErr w:type="gramEnd"/>
+      <w:r>
+        <w:rPr>
+          <w:rFonts w:ascii="Garamond" w:hAnsi="Garamond"/>
+          <w:sz w:val="24"/>
+          <w:szCs w:val="24"/>
+          <w:lang w:val="fr-FR"/>
+        </w:rPr>
+        <w:t xml:space="preserve"> évalué à 32,1% est imputable principalement à un problème technique et à la base de </w:t>
+      </w:r>
+      <w:proofErr w:type="gramStart"/>
+      <w:r>
+        <w:rPr>
+          <w:rFonts w:ascii="Garamond" w:hAnsi="Garamond"/>
+          <w:sz w:val="24"/>
+          <w:szCs w:val="24"/>
+          <w:lang w:val="fr-FR"/>
+        </w:rPr>
+        <w:t>donnée utilisée</w:t>
+      </w:r>
+      <w:proofErr w:type="gramEnd"/>
+      <w:r>
+        <w:rPr>
+          <w:rFonts w:ascii="Garamond" w:hAnsi="Garamond"/>
+          <w:sz w:val="24"/>
+          <w:szCs w:val="24"/>
+          <w:lang w:val="fr-FR"/>
+        </w:rPr>
+        <w:t xml:space="preserve">. En effet, sur les 141 restants, seulement que 13 ménages ont refusé de réponse tandis que les </w:t>
       </w:r>
       <w:r>
         <w:rPr>
@@ -994,7 +1054,27 @@
           <w:szCs w:val="24"/>
           <w:lang w:val="fr-FR"/>
         </w:rPr>
-        <w:t xml:space="preserve">a non disponibilité du ménage auprès </w:t>
+        <w:t xml:space="preserve">a </w:t>
+      </w:r>
+      <w:proofErr w:type="gramStart"/>
+      <w:r>
+        <w:rPr>
+          <w:rFonts w:ascii="Garamond" w:hAnsi="Garamond"/>
+          <w:sz w:val="24"/>
+          <w:szCs w:val="24"/>
+          <w:lang w:val="fr-FR"/>
+        </w:rPr>
+        <w:t>non disponibilité</w:t>
+      </w:r>
+      <w:proofErr w:type="gramEnd"/>
+      <w:r>
+        <w:rPr>
+          <w:rFonts w:ascii="Garamond" w:hAnsi="Garamond"/>
+          <w:sz w:val="24"/>
+          <w:szCs w:val="24"/>
+          <w:lang w:val="fr-FR"/>
+        </w:rPr>
+        <w:t xml:space="preserve"> du ménage auprès </w:t>
       </w:r>
       <w:r>
         <w:rPr>
@@ -1275,7 +1355,7 @@
                 <w:lang w:val="fr-FR"/>
               </w:rPr>
             </w:pPr>
-            <w:bookmarkStart w:id="2" w:name="_Ref183106180"/>
+            <w:bookmarkStart w:id="1" w:name="_Ref183106180"/>
           </w:p>
         </w:tc>
         <w:tc>
@@ -1310,24 +1390,10 @@
                 <w:sz w:val="24"/>
                 <w:szCs w:val="24"/>
               </w:rPr>
-              <w:t>Nombre d'interview</w:t>
-            </w:r>
-          </w:p>
-        </w:tc>
-        <w:tc>
-          <w:tcPr>
-            <w:tcW w:w="2043" w:type="dxa"/>
-            <w:tcBorders>
-              <w:top w:val="single" w:sz="8" w:space="0" w:color="auto"/>
-              <w:bottom w:val="single" w:sz="8" w:space="0" w:color="auto"/>
-            </w:tcBorders>
-            <w:shd w:val="clear" w:color="auto" w:fill="auto"/>
-            <w:hideMark/>
-          </w:tcPr>
-          <w:p>
-            <w:pPr>
-              <w:spacing w:after="0" w:line="240" w:lineRule="auto"/>
-              <w:jc w:val="center"/>
+              <w:t xml:space="preserve">Nombre </w:t>
+            </w:r>
+            <w:proofErr w:type="spellStart"/>
+            <w:r>
               <w:rPr>
                 <w:rFonts w:ascii="Garamond" w:eastAsia="Times New Roman" w:hAnsi="Garamond" w:cs="Calibri"/>
                 <w:b/>
@@ -1336,8 +1402,25 @@
                 <w:sz w:val="24"/>
                 <w:szCs w:val="24"/>
               </w:rPr>
-            </w:pPr>
-            <w:r>
+              <w:t>d'interview</w:t>
+            </w:r>
+            <w:proofErr w:type="spellEnd"/>
+          </w:p>
+        </w:tc>
+        <w:tc>
+          <w:tcPr>
+            <w:tcW w:w="2043" w:type="dxa"/>
+            <w:tcBorders>
+              <w:top w:val="single" w:sz="8" w:space="0" w:color="auto"/>
+              <w:bottom w:val="single" w:sz="8" w:space="0" w:color="auto"/>
+            </w:tcBorders>
+            <w:shd w:val="clear" w:color="auto" w:fill="auto"/>
+            <w:hideMark/>
+          </w:tcPr>
+          <w:p>
+            <w:pPr>
+              <w:spacing w:after="0" w:line="240" w:lineRule="auto"/>
+              <w:jc w:val="center"/>
               <w:rPr>
                 <w:rFonts w:ascii="Garamond" w:eastAsia="Times New Roman" w:hAnsi="Garamond" w:cs="Calibri"/>
                 <w:b/>
@@ -1346,24 +1429,8 @@
                 <w:sz w:val="24"/>
                 <w:szCs w:val="24"/>
               </w:rPr>
-              <w:t>Interview terminés</w:t>
-            </w:r>
-          </w:p>
-        </w:tc>
-        <w:tc>
-          <w:tcPr>
-            <w:tcW w:w="1285" w:type="dxa"/>
-            <w:tcBorders>
-              <w:top w:val="single" w:sz="8" w:space="0" w:color="auto"/>
-              <w:bottom w:val="single" w:sz="8" w:space="0" w:color="auto"/>
-            </w:tcBorders>
-            <w:shd w:val="clear" w:color="auto" w:fill="auto"/>
-            <w:hideMark/>
-          </w:tcPr>
-          <w:p>
-            <w:pPr>
-              <w:spacing w:after="0" w:line="240" w:lineRule="auto"/>
-              <w:jc w:val="center"/>
+            </w:pPr>
+            <w:r>
               <w:rPr>
                 <w:rFonts w:ascii="Garamond" w:eastAsia="Times New Roman" w:hAnsi="Garamond" w:cs="Calibri"/>
                 <w:b/>
@@ -1372,7 +1439,9 @@
                 <w:sz w:val="24"/>
                 <w:szCs w:val="24"/>
               </w:rPr>
-            </w:pPr>
+              <w:t xml:space="preserve">Interview </w:t>
+            </w:r>
+            <w:proofErr w:type="spellStart"/>
             <w:r>
               <w:rPr>
                 <w:rFonts w:ascii="Garamond" w:eastAsia="Times New Roman" w:hAnsi="Garamond" w:cs="Calibri"/>
@@ -1382,17 +1451,17 @@
                 <w:sz w:val="24"/>
                 <w:szCs w:val="24"/>
               </w:rPr>
-              <w:t>Refus</w:t>
-            </w:r>
-          </w:p>
-        </w:tc>
-        <w:tc>
-          <w:tcPr>
-            <w:tcW w:w="1703" w:type="dxa"/>
+              <w:t>terminés</w:t>
+            </w:r>
+            <w:proofErr w:type="spellEnd"/>
+          </w:p>
+        </w:tc>
+        <w:tc>
+          <w:tcPr>
+            <w:tcW w:w="1285" w:type="dxa"/>
             <w:tcBorders>
               <w:top w:val="single" w:sz="8" w:space="0" w:color="auto"/>
               <w:bottom w:val="single" w:sz="8" w:space="0" w:color="auto"/>
-              <w:right w:val="single" w:sz="8" w:space="0" w:color="auto"/>
             </w:tcBorders>
             <w:shd w:val="clear" w:color="auto" w:fill="auto"/>
             <w:hideMark/>
@@ -1410,6 +1479,7 @@
                 <w:szCs w:val="24"/>
               </w:rPr>
             </w:pPr>
+            <w:proofErr w:type="spellStart"/>
             <w:r>
               <w:rPr>
                 <w:rFonts w:ascii="Garamond" w:eastAsia="Times New Roman" w:hAnsi="Garamond" w:cs="Calibri"/>
@@ -1419,8 +1489,48 @@
                 <w:sz w:val="24"/>
                 <w:szCs w:val="24"/>
               </w:rPr>
+              <w:t>Refus</w:t>
+            </w:r>
+            <w:proofErr w:type="spellEnd"/>
+          </w:p>
+        </w:tc>
+        <w:tc>
+          <w:tcPr>
+            <w:tcW w:w="1703" w:type="dxa"/>
+            <w:tcBorders>
+              <w:top w:val="single" w:sz="8" w:space="0" w:color="auto"/>
+              <w:bottom w:val="single" w:sz="8" w:space="0" w:color="auto"/>
+              <w:right w:val="single" w:sz="8" w:space="0" w:color="auto"/>
+            </w:tcBorders>
+            <w:shd w:val="clear" w:color="auto" w:fill="auto"/>
+            <w:hideMark/>
+          </w:tcPr>
+          <w:p>
+            <w:pPr>
+              <w:spacing w:after="0" w:line="240" w:lineRule="auto"/>
+              <w:jc w:val="center"/>
+              <w:rPr>
+                <w:rFonts w:ascii="Garamond" w:eastAsia="Times New Roman" w:hAnsi="Garamond" w:cs="Calibri"/>
+                <w:b/>
+                <w:bCs/>
+                <w:color w:val="000000"/>
+                <w:sz w:val="24"/>
+                <w:szCs w:val="24"/>
+              </w:rPr>
+            </w:pPr>
+            <w:proofErr w:type="spellStart"/>
+            <w:r>
+              <w:rPr>
+                <w:rFonts w:ascii="Garamond" w:eastAsia="Times New Roman" w:hAnsi="Garamond" w:cs="Calibri"/>
+                <w:b/>
+                <w:bCs/>
+                <w:color w:val="000000"/>
+                <w:sz w:val="24"/>
+                <w:szCs w:val="24"/>
+              </w:rPr>
               <w:t>Injoignables</w:t>
             </w:r>
+            <w:proofErr w:type="spellEnd"/>
           </w:p>
         </w:tc>
       </w:tr>
@@ -1453,6 +1563,7 @@
                 <w:szCs w:val="24"/>
               </w:rPr>
             </w:pPr>
+            <w:proofErr w:type="spellStart"/>
             <w:r>
               <w:rPr>
                 <w:rFonts w:ascii="Garamond" w:eastAsia="Times New Roman" w:hAnsi="Garamond" w:cs="Calibri"/>
@@ -1464,6 +1575,7 @@
               </w:rPr>
               <w:t>Effectif</w:t>
             </w:r>
+            <w:proofErr w:type="spellEnd"/>
           </w:p>
         </w:tc>
         <w:tc>
@@ -1860,7 +1972,7 @@
         </w:rPr>
         <w:fldChar w:fldCharType="end"/>
       </w:r>
-      <w:bookmarkEnd w:id="2"/>
+      <w:bookmarkEnd w:id="1"/>
       <w:r>
         <w:rPr>
           <w:rFonts w:ascii="Book Antiqua" w:hAnsi="Book Antiqua"/>
@@ -2354,6 +2466,7 @@
                 <w:szCs w:val="24"/>
               </w:rPr>
             </w:pPr>
+            <w:proofErr w:type="spellStart"/>
             <w:r>
               <w:rPr>
                 <w:rFonts w:ascii="Garamond" w:eastAsia="Times New Roman" w:hAnsi="Garamond" w:cs="Calibri"/>
@@ -2364,6 +2477,7 @@
               </w:rPr>
               <w:t>Effectif</w:t>
             </w:r>
+            <w:proofErr w:type="spellEnd"/>
           </w:p>
         </w:tc>
         <w:tc>
@@ -2391,6 +2505,7 @@
                 <w:szCs w:val="24"/>
               </w:rPr>
             </w:pPr>
+            <w:proofErr w:type="spellStart"/>
             <w:r>
               <w:rPr>
                 <w:rFonts w:ascii="Garamond" w:eastAsia="Times New Roman" w:hAnsi="Garamond" w:cs="Calibri"/>
@@ -2401,6 +2516,7 @@
               </w:rPr>
               <w:t>pourcentage</w:t>
             </w:r>
+            <w:proofErr w:type="spellEnd"/>
           </w:p>
         </w:tc>
       </w:tr>
@@ -2799,7 +2915,27 @@
           <w:szCs w:val="24"/>
           <w:lang w:val="fr-FR"/>
         </w:rPr>
-        <w:t xml:space="preserve">agit entre autre </w:t>
+        <w:t xml:space="preserve">agit </w:t>
+      </w:r>
+      <w:proofErr w:type="gramStart"/>
+      <w:r>
+        <w:rPr>
+          <w:rFonts w:ascii="Garamond" w:hAnsi="Garamond"/>
+          <w:sz w:val="24"/>
+          <w:szCs w:val="24"/>
+          <w:lang w:val="fr-FR"/>
+        </w:rPr>
+        <w:t>entre autre</w:t>
+      </w:r>
+      <w:proofErr w:type="gramEnd"/>
+      <w:r>
+        <w:rPr>
+          <w:rFonts w:ascii="Garamond" w:hAnsi="Garamond"/>
+          <w:sz w:val="24"/>
+          <w:szCs w:val="24"/>
+          <w:lang w:val="fr-FR"/>
+        </w:rPr>
+        <w:t xml:space="preserve"> </w:t>
       </w:r>
       <w:r>
         <w:rPr>
@@ -2892,7 +3028,27 @@
           <w:szCs w:val="24"/>
           <w:lang w:val="fr-FR"/>
         </w:rPr>
-        <w:t xml:space="preserve">Réticence des ménages se matérialisant par le fait qu’il y ait des non réponses au fur et à mesure que le questionnaire se déroule ; </w:t>
+        <w:t xml:space="preserve">Réticence des ménages se matérialisant par le fait qu’il y ait des </w:t>
+      </w:r>
+      <w:proofErr w:type="gramStart"/>
+      <w:r>
+        <w:rPr>
+          <w:rFonts w:ascii="Garamond" w:hAnsi="Garamond"/>
+          <w:sz w:val="24"/>
+          <w:szCs w:val="24"/>
+          <w:lang w:val="fr-FR"/>
+        </w:rPr>
+        <w:t>non réponses</w:t>
+      </w:r>
+      <w:proofErr w:type="gramEnd"/>
+      <w:r>
+        <w:rPr>
+          <w:rFonts w:ascii="Garamond" w:hAnsi="Garamond"/>
+          <w:sz w:val="24"/>
+          <w:szCs w:val="24"/>
+          <w:lang w:val="fr-FR"/>
+        </w:rPr>
+        <w:t xml:space="preserve"> au fur et à mesure que le questionnaire se déroule ; </w:t>
       </w:r>
     </w:p>
     <w:p>
@@ -3514,8 +3670,8 @@
           <w:lang w:val="fr-FR"/>
         </w:rPr>
       </w:pPr>
-      <w:bookmarkStart w:id="3" w:name="_Ref183708354"/>
-      <w:bookmarkStart w:id="4" w:name="_Ref183708349"/>
+      <w:bookmarkStart w:id="2" w:name="_Ref183708354"/>
+      <w:bookmarkStart w:id="3" w:name="_Ref183708349"/>
     </w:p>
     <w:p>
       <w:pPr>
@@ -3596,16 +3752,16 @@
         </w:rPr>
         <w:fldChar w:fldCharType="end"/>
       </w:r>
+      <w:bookmarkEnd w:id="2"/>
+      <w:r>
+        <w:rPr>
+          <w:rFonts w:ascii="Book Antiqua" w:hAnsi="Book Antiqua"/>
+          <w:sz w:val="24"/>
+          <w:lang w:val="fr-FR"/>
+        </w:rPr>
+        <w:t>: Soldes d'opinion nationaux</w:t>
+      </w:r>
       <w:bookmarkEnd w:id="3"/>
-      <w:r>
-        <w:rPr>
-          <w:rFonts w:ascii="Book Antiqua" w:hAnsi="Book Antiqua"/>
-          <w:sz w:val="24"/>
-          <w:lang w:val="fr-FR"/>
-        </w:rPr>
-        <w:t>: Soldes d'opinion nationaux</w:t>
-      </w:r>
-      <w:bookmarkEnd w:id="4"/>
     </w:p>
     <w:tbl>
       <w:tblPr>
@@ -3649,6 +3805,7 @@
                 <w:szCs w:val="24"/>
               </w:rPr>
             </w:pPr>
+            <w:proofErr w:type="spellStart"/>
             <w:r>
               <w:rPr>
                 <w:rFonts w:ascii="Times New Roman" w:eastAsia="Times New Roman" w:hAnsi="Times New Roman" w:cs="Times New Roman"/>
@@ -3660,6 +3817,7 @@
               </w:rPr>
               <w:t>Soldes</w:t>
             </w:r>
+            <w:proofErr w:type="spellEnd"/>
           </w:p>
         </w:tc>
         <w:tc>
@@ -3767,6 +3925,7 @@
                 <w:szCs w:val="24"/>
               </w:rPr>
             </w:pPr>
+            <w:proofErr w:type="spellStart"/>
             <w:r>
               <w:rPr>
                 <w:rFonts w:ascii="Times New Roman" w:eastAsia="Times New Roman" w:hAnsi="Times New Roman" w:cs="Times New Roman"/>
@@ -3776,8 +3935,33 @@
                 <w:sz w:val="24"/>
                 <w:szCs w:val="24"/>
               </w:rPr>
-              <w:t>Intervalle de confiance</w:t>
-            </w:r>
+              <w:t>Intervalle</w:t>
+            </w:r>
+            <w:proofErr w:type="spellEnd"/>
+            <w:r>
+              <w:rPr>
+                <w:rFonts w:ascii="Times New Roman" w:eastAsia="Times New Roman" w:hAnsi="Times New Roman" w:cs="Times New Roman"/>
+                <w:b/>
+                <w:bCs/>
+                <w:color w:val="000000"/>
+                <w:sz w:val="24"/>
+                <w:szCs w:val="24"/>
+              </w:rPr>
+              <w:t xml:space="preserve"> de </w:t>
+            </w:r>
+            <w:proofErr w:type="spellStart"/>
+            <w:r>
+              <w:rPr>
+                <w:rFonts w:ascii="Times New Roman" w:eastAsia="Times New Roman" w:hAnsi="Times New Roman" w:cs="Times New Roman"/>
+                <w:b/>
+                <w:bCs/>
+                <w:color w:val="000000"/>
+                <w:sz w:val="24"/>
+                <w:szCs w:val="24"/>
+              </w:rPr>
+              <w:t>confiance</w:t>
+            </w:r>
+            <w:proofErr w:type="spellEnd"/>
           </w:p>
         </w:tc>
       </w:tr>
@@ -3808,14 +3992,25 @@
                 <w:szCs w:val="24"/>
               </w:rPr>
             </w:pPr>
-            <w:r>
-              <w:rPr>
-                <w:rFonts w:ascii="Times New Roman" w:eastAsia="Times New Roman" w:hAnsi="Times New Roman" w:cs="Times New Roman"/>
-                <w:color w:val="000000"/>
-                <w:sz w:val="24"/>
-                <w:szCs w:val="24"/>
-              </w:rPr>
-              <w:t>Solde situation financière</w:t>
+            <w:proofErr w:type="spellStart"/>
+            <w:r>
+              <w:rPr>
+                <w:rFonts w:ascii="Times New Roman" w:eastAsia="Times New Roman" w:hAnsi="Times New Roman" w:cs="Times New Roman"/>
+                <w:color w:val="000000"/>
+                <w:sz w:val="24"/>
+                <w:szCs w:val="24"/>
+              </w:rPr>
+              <w:t>Solde</w:t>
+            </w:r>
+            <w:proofErr w:type="spellEnd"/>
+            <w:r>
+              <w:rPr>
+                <w:rFonts w:ascii="Times New Roman" w:eastAsia="Times New Roman" w:hAnsi="Times New Roman" w:cs="Times New Roman"/>
+                <w:color w:val="000000"/>
+                <w:sz w:val="24"/>
+                <w:szCs w:val="24"/>
+              </w:rPr>
+              <w:t xml:space="preserve"> situation financière</w:t>
             </w:r>
           </w:p>
         </w:tc>
@@ -3987,14 +4182,25 @@
                 <w:szCs w:val="24"/>
               </w:rPr>
             </w:pPr>
-            <w:r>
-              <w:rPr>
-                <w:rFonts w:ascii="Times New Roman" w:eastAsia="Times New Roman" w:hAnsi="Times New Roman" w:cs="Times New Roman"/>
-                <w:color w:val="000000"/>
-                <w:sz w:val="24"/>
-                <w:szCs w:val="24"/>
-              </w:rPr>
-              <w:t>Solde situation financière (Banque)</w:t>
+            <w:proofErr w:type="spellStart"/>
+            <w:r>
+              <w:rPr>
+                <w:rFonts w:ascii="Times New Roman" w:eastAsia="Times New Roman" w:hAnsi="Times New Roman" w:cs="Times New Roman"/>
+                <w:color w:val="000000"/>
+                <w:sz w:val="24"/>
+                <w:szCs w:val="24"/>
+              </w:rPr>
+              <w:t>Solde</w:t>
+            </w:r>
+            <w:proofErr w:type="spellEnd"/>
+            <w:r>
+              <w:rPr>
+                <w:rFonts w:ascii="Times New Roman" w:eastAsia="Times New Roman" w:hAnsi="Times New Roman" w:cs="Times New Roman"/>
+                <w:color w:val="000000"/>
+                <w:sz w:val="24"/>
+                <w:szCs w:val="24"/>
+              </w:rPr>
+              <w:t xml:space="preserve"> situation financière (Banque)</w:t>
             </w:r>
           </w:p>
         </w:tc>
@@ -4173,7 +4379,47 @@
                 <w:sz w:val="24"/>
                 <w:szCs w:val="24"/>
               </w:rPr>
-              <w:t>Situation économique globale (Banque)</w:t>
+              <w:t xml:space="preserve">Situation </w:t>
+            </w:r>
+            <w:proofErr w:type="spellStart"/>
+            <w:r>
+              <w:rPr>
+                <w:rFonts w:ascii="Times New Roman" w:eastAsia="Times New Roman" w:hAnsi="Times New Roman" w:cs="Times New Roman"/>
+                <w:color w:val="000000"/>
+                <w:sz w:val="24"/>
+                <w:szCs w:val="24"/>
+              </w:rPr>
+              <w:t>économique</w:t>
+            </w:r>
+            <w:proofErr w:type="spellEnd"/>
+            <w:r>
+              <w:rPr>
+                <w:rFonts w:ascii="Times New Roman" w:eastAsia="Times New Roman" w:hAnsi="Times New Roman" w:cs="Times New Roman"/>
+                <w:color w:val="000000"/>
+                <w:sz w:val="24"/>
+                <w:szCs w:val="24"/>
+              </w:rPr>
+              <w:t xml:space="preserve"> </w:t>
+            </w:r>
+            <w:proofErr w:type="spellStart"/>
+            <w:r>
+              <w:rPr>
+                <w:rFonts w:ascii="Times New Roman" w:eastAsia="Times New Roman" w:hAnsi="Times New Roman" w:cs="Times New Roman"/>
+                <w:color w:val="000000"/>
+                <w:sz w:val="24"/>
+                <w:szCs w:val="24"/>
+              </w:rPr>
+              <w:t>globale</w:t>
+            </w:r>
+            <w:proofErr w:type="spellEnd"/>
+            <w:r>
+              <w:rPr>
+                <w:rFonts w:ascii="Times New Roman" w:eastAsia="Times New Roman" w:hAnsi="Times New Roman" w:cs="Times New Roman"/>
+                <w:color w:val="000000"/>
+                <w:sz w:val="24"/>
+                <w:szCs w:val="24"/>
+              </w:rPr>
+              <w:t xml:space="preserve"> (Banque)</w:t>
             </w:r>
           </w:p>
         </w:tc>
@@ -4352,8 +4598,39 @@
                 <w:sz w:val="24"/>
                 <w:szCs w:val="24"/>
               </w:rPr>
-              <w:t>Situation économique globale</w:t>
-            </w:r>
+              <w:t xml:space="preserve">Situation </w:t>
+            </w:r>
+            <w:proofErr w:type="spellStart"/>
+            <w:r>
+              <w:rPr>
+                <w:rFonts w:ascii="Times New Roman" w:eastAsia="Times New Roman" w:hAnsi="Times New Roman" w:cs="Times New Roman"/>
+                <w:color w:val="000000"/>
+                <w:sz w:val="24"/>
+                <w:szCs w:val="24"/>
+              </w:rPr>
+              <w:t>économique</w:t>
+            </w:r>
+            <w:proofErr w:type="spellEnd"/>
+            <w:r>
+              <w:rPr>
+                <w:rFonts w:ascii="Times New Roman" w:eastAsia="Times New Roman" w:hAnsi="Times New Roman" w:cs="Times New Roman"/>
+                <w:color w:val="000000"/>
+                <w:sz w:val="24"/>
+                <w:szCs w:val="24"/>
+              </w:rPr>
+              <w:t xml:space="preserve"> </w:t>
+            </w:r>
+            <w:proofErr w:type="spellStart"/>
+            <w:r>
+              <w:rPr>
+                <w:rFonts w:ascii="Times New Roman" w:eastAsia="Times New Roman" w:hAnsi="Times New Roman" w:cs="Times New Roman"/>
+                <w:color w:val="000000"/>
+                <w:sz w:val="24"/>
+                <w:szCs w:val="24"/>
+              </w:rPr>
+              <w:t>globale</w:t>
+            </w:r>
+            <w:proofErr w:type="spellEnd"/>
           </w:p>
         </w:tc>
         <w:tc>
@@ -4886,14 +5163,45 @@
                 <w:szCs w:val="24"/>
               </w:rPr>
             </w:pPr>
-            <w:r>
-              <w:rPr>
-                <w:rFonts w:ascii="Times New Roman" w:eastAsia="Times New Roman" w:hAnsi="Times New Roman" w:cs="Times New Roman"/>
-                <w:color w:val="000000"/>
-                <w:sz w:val="24"/>
-                <w:szCs w:val="24"/>
-              </w:rPr>
-              <w:t>Solde revenu (Banque)</w:t>
+            <w:proofErr w:type="spellStart"/>
+            <w:r>
+              <w:rPr>
+                <w:rFonts w:ascii="Times New Roman" w:eastAsia="Times New Roman" w:hAnsi="Times New Roman" w:cs="Times New Roman"/>
+                <w:color w:val="000000"/>
+                <w:sz w:val="24"/>
+                <w:szCs w:val="24"/>
+              </w:rPr>
+              <w:t>Solde</w:t>
+            </w:r>
+            <w:proofErr w:type="spellEnd"/>
+            <w:r>
+              <w:rPr>
+                <w:rFonts w:ascii="Times New Roman" w:eastAsia="Times New Roman" w:hAnsi="Times New Roman" w:cs="Times New Roman"/>
+                <w:color w:val="000000"/>
+                <w:sz w:val="24"/>
+                <w:szCs w:val="24"/>
+              </w:rPr>
+              <w:t xml:space="preserve"> </w:t>
+            </w:r>
+            <w:proofErr w:type="spellStart"/>
+            <w:r>
+              <w:rPr>
+                <w:rFonts w:ascii="Times New Roman" w:eastAsia="Times New Roman" w:hAnsi="Times New Roman" w:cs="Times New Roman"/>
+                <w:color w:val="000000"/>
+                <w:sz w:val="24"/>
+                <w:szCs w:val="24"/>
+              </w:rPr>
+              <w:t>revenu</w:t>
+            </w:r>
+            <w:proofErr w:type="spellEnd"/>
+            <w:r>
+              <w:rPr>
+                <w:rFonts w:ascii="Times New Roman" w:eastAsia="Times New Roman" w:hAnsi="Times New Roman" w:cs="Times New Roman"/>
+                <w:color w:val="000000"/>
+                <w:sz w:val="24"/>
+                <w:szCs w:val="24"/>
+              </w:rPr>
+              <w:t xml:space="preserve"> (Banque)</w:t>
             </w:r>
           </w:p>
         </w:tc>
@@ -5065,15 +5373,37 @@
                 <w:szCs w:val="24"/>
               </w:rPr>
             </w:pPr>
-            <w:r>
-              <w:rPr>
-                <w:rFonts w:ascii="Times New Roman" w:eastAsia="Times New Roman" w:hAnsi="Times New Roman" w:cs="Times New Roman"/>
-                <w:color w:val="000000"/>
-                <w:sz w:val="24"/>
-                <w:szCs w:val="24"/>
-              </w:rPr>
-              <w:t>Solde revenu</w:t>
-            </w:r>
+            <w:proofErr w:type="spellStart"/>
+            <w:r>
+              <w:rPr>
+                <w:rFonts w:ascii="Times New Roman" w:eastAsia="Times New Roman" w:hAnsi="Times New Roman" w:cs="Times New Roman"/>
+                <w:color w:val="000000"/>
+                <w:sz w:val="24"/>
+                <w:szCs w:val="24"/>
+              </w:rPr>
+              <w:t>Solde</w:t>
+            </w:r>
+            <w:proofErr w:type="spellEnd"/>
+            <w:r>
+              <w:rPr>
+                <w:rFonts w:ascii="Times New Roman" w:eastAsia="Times New Roman" w:hAnsi="Times New Roman" w:cs="Times New Roman"/>
+                <w:color w:val="000000"/>
+                <w:sz w:val="24"/>
+                <w:szCs w:val="24"/>
+              </w:rPr>
+              <w:t xml:space="preserve"> </w:t>
+            </w:r>
+            <w:proofErr w:type="spellStart"/>
+            <w:r>
+              <w:rPr>
+                <w:rFonts w:ascii="Times New Roman" w:eastAsia="Times New Roman" w:hAnsi="Times New Roman" w:cs="Times New Roman"/>
+                <w:color w:val="000000"/>
+                <w:sz w:val="24"/>
+                <w:szCs w:val="24"/>
+              </w:rPr>
+              <w:t>revenu</w:t>
+            </w:r>
+            <w:proofErr w:type="spellEnd"/>
           </w:p>
         </w:tc>
         <w:tc>
@@ -5253,7 +5583,29 @@
                 <w:szCs w:val="24"/>
                 <w:lang w:val="fr-FR"/>
               </w:rPr>
-              <w:t>Solde de cherte de la vie (banque)</w:t>
+              <w:t xml:space="preserve">Solde de </w:t>
+            </w:r>
+            <w:proofErr w:type="spellStart"/>
+            <w:r>
+              <w:rPr>
+                <w:rFonts w:ascii="Times New Roman" w:eastAsia="Times New Roman" w:hAnsi="Times New Roman" w:cs="Times New Roman"/>
+                <w:color w:val="000000"/>
+                <w:sz w:val="24"/>
+                <w:szCs w:val="24"/>
+                <w:lang w:val="fr-FR"/>
+              </w:rPr>
+              <w:t>cherte</w:t>
+            </w:r>
+            <w:proofErr w:type="spellEnd"/>
+            <w:r>
+              <w:rPr>
+                <w:rFonts w:ascii="Times New Roman" w:eastAsia="Times New Roman" w:hAnsi="Times New Roman" w:cs="Times New Roman"/>
+                <w:color w:val="000000"/>
+                <w:sz w:val="24"/>
+                <w:szCs w:val="24"/>
+                <w:lang w:val="fr-FR"/>
+              </w:rPr>
+              <w:t xml:space="preserve"> de la vie (banque)</w:t>
             </w:r>
           </w:p>
         </w:tc>
@@ -5434,7 +5786,29 @@
                 <w:szCs w:val="24"/>
                 <w:lang w:val="fr-FR"/>
               </w:rPr>
-              <w:t>Solde de cherte de la vie</w:t>
+              <w:t xml:space="preserve">Solde de </w:t>
+            </w:r>
+            <w:proofErr w:type="spellStart"/>
+            <w:r>
+              <w:rPr>
+                <w:rFonts w:ascii="Times New Roman" w:eastAsia="Times New Roman" w:hAnsi="Times New Roman" w:cs="Times New Roman"/>
+                <w:color w:val="000000"/>
+                <w:sz w:val="24"/>
+                <w:szCs w:val="24"/>
+                <w:lang w:val="fr-FR"/>
+              </w:rPr>
+              <w:t>cherte</w:t>
+            </w:r>
+            <w:proofErr w:type="spellEnd"/>
+            <w:r>
+              <w:rPr>
+                <w:rFonts w:ascii="Times New Roman" w:eastAsia="Times New Roman" w:hAnsi="Times New Roman" w:cs="Times New Roman"/>
+                <w:color w:val="000000"/>
+                <w:sz w:val="24"/>
+                <w:szCs w:val="24"/>
+                <w:lang w:val="fr-FR"/>
+              </w:rPr>
+              <w:t xml:space="preserve"> de la vie</w:t>
             </w:r>
           </w:p>
         </w:tc>
@@ -5606,14 +5980,45 @@
                 <w:szCs w:val="24"/>
               </w:rPr>
             </w:pPr>
-            <w:r>
-              <w:rPr>
-                <w:rFonts w:ascii="Times New Roman" w:eastAsia="Times New Roman" w:hAnsi="Times New Roman" w:cs="Times New Roman"/>
-                <w:color w:val="000000"/>
-                <w:sz w:val="24"/>
-                <w:szCs w:val="24"/>
-              </w:rPr>
-              <w:t>Solde des dépenses (Banque)</w:t>
+            <w:proofErr w:type="spellStart"/>
+            <w:r>
+              <w:rPr>
+                <w:rFonts w:ascii="Times New Roman" w:eastAsia="Times New Roman" w:hAnsi="Times New Roman" w:cs="Times New Roman"/>
+                <w:color w:val="000000"/>
+                <w:sz w:val="24"/>
+                <w:szCs w:val="24"/>
+              </w:rPr>
+              <w:t>Solde</w:t>
+            </w:r>
+            <w:proofErr w:type="spellEnd"/>
+            <w:r>
+              <w:rPr>
+                <w:rFonts w:ascii="Times New Roman" w:eastAsia="Times New Roman" w:hAnsi="Times New Roman" w:cs="Times New Roman"/>
+                <w:color w:val="000000"/>
+                <w:sz w:val="24"/>
+                <w:szCs w:val="24"/>
+              </w:rPr>
+              <w:t xml:space="preserve"> des </w:t>
+            </w:r>
+            <w:proofErr w:type="spellStart"/>
+            <w:r>
+              <w:rPr>
+                <w:rFonts w:ascii="Times New Roman" w:eastAsia="Times New Roman" w:hAnsi="Times New Roman" w:cs="Times New Roman"/>
+                <w:color w:val="000000"/>
+                <w:sz w:val="24"/>
+                <w:szCs w:val="24"/>
+              </w:rPr>
+              <w:t>dépenses</w:t>
+            </w:r>
+            <w:proofErr w:type="spellEnd"/>
+            <w:r>
+              <w:rPr>
+                <w:rFonts w:ascii="Times New Roman" w:eastAsia="Times New Roman" w:hAnsi="Times New Roman" w:cs="Times New Roman"/>
+                <w:color w:val="000000"/>
+                <w:sz w:val="24"/>
+                <w:szCs w:val="24"/>
+              </w:rPr>
+              <w:t xml:space="preserve"> (Banque)</w:t>
             </w:r>
           </w:p>
         </w:tc>
@@ -5785,15 +6190,37 @@
                 <w:szCs w:val="24"/>
               </w:rPr>
             </w:pPr>
-            <w:r>
-              <w:rPr>
-                <w:rFonts w:ascii="Times New Roman" w:eastAsia="Times New Roman" w:hAnsi="Times New Roman" w:cs="Times New Roman"/>
-                <w:color w:val="000000"/>
-                <w:sz w:val="24"/>
-                <w:szCs w:val="24"/>
-              </w:rPr>
-              <w:t>Solde des dépenses</w:t>
-            </w:r>
+            <w:proofErr w:type="spellStart"/>
+            <w:r>
+              <w:rPr>
+                <w:rFonts w:ascii="Times New Roman" w:eastAsia="Times New Roman" w:hAnsi="Times New Roman" w:cs="Times New Roman"/>
+                <w:color w:val="000000"/>
+                <w:sz w:val="24"/>
+                <w:szCs w:val="24"/>
+              </w:rPr>
+              <w:t>Solde</w:t>
+            </w:r>
+            <w:proofErr w:type="spellEnd"/>
+            <w:r>
+              <w:rPr>
+                <w:rFonts w:ascii="Times New Roman" w:eastAsia="Times New Roman" w:hAnsi="Times New Roman" w:cs="Times New Roman"/>
+                <w:color w:val="000000"/>
+                <w:sz w:val="24"/>
+                <w:szCs w:val="24"/>
+              </w:rPr>
+              <w:t xml:space="preserve"> des </w:t>
+            </w:r>
+            <w:proofErr w:type="spellStart"/>
+            <w:r>
+              <w:rPr>
+                <w:rFonts w:ascii="Times New Roman" w:eastAsia="Times New Roman" w:hAnsi="Times New Roman" w:cs="Times New Roman"/>
+                <w:color w:val="000000"/>
+                <w:sz w:val="24"/>
+                <w:szCs w:val="24"/>
+              </w:rPr>
+              <w:t>dépenses</w:t>
+            </w:r>
+            <w:proofErr w:type="spellEnd"/>
           </w:p>
         </w:tc>
         <w:tc>
@@ -6145,14 +6572,45 @@
                 <w:szCs w:val="24"/>
               </w:rPr>
             </w:pPr>
-            <w:r>
-              <w:rPr>
-                <w:rFonts w:ascii="Times New Roman" w:eastAsia="Times New Roman" w:hAnsi="Times New Roman" w:cs="Times New Roman"/>
-                <w:color w:val="000000"/>
-                <w:sz w:val="24"/>
-                <w:szCs w:val="24"/>
-              </w:rPr>
-              <w:t>Solde évolution des prix</w:t>
+            <w:proofErr w:type="spellStart"/>
+            <w:r>
+              <w:rPr>
+                <w:rFonts w:ascii="Times New Roman" w:eastAsia="Times New Roman" w:hAnsi="Times New Roman" w:cs="Times New Roman"/>
+                <w:color w:val="000000"/>
+                <w:sz w:val="24"/>
+                <w:szCs w:val="24"/>
+              </w:rPr>
+              <w:t>Solde</w:t>
+            </w:r>
+            <w:proofErr w:type="spellEnd"/>
+            <w:r>
+              <w:rPr>
+                <w:rFonts w:ascii="Times New Roman" w:eastAsia="Times New Roman" w:hAnsi="Times New Roman" w:cs="Times New Roman"/>
+                <w:color w:val="000000"/>
+                <w:sz w:val="24"/>
+                <w:szCs w:val="24"/>
+              </w:rPr>
+              <w:t xml:space="preserve"> </w:t>
+            </w:r>
+            <w:proofErr w:type="spellStart"/>
+            <w:r>
+              <w:rPr>
+                <w:rFonts w:ascii="Times New Roman" w:eastAsia="Times New Roman" w:hAnsi="Times New Roman" w:cs="Times New Roman"/>
+                <w:color w:val="000000"/>
+                <w:sz w:val="24"/>
+                <w:szCs w:val="24"/>
+              </w:rPr>
+              <w:t>évolution</w:t>
+            </w:r>
+            <w:proofErr w:type="spellEnd"/>
+            <w:r>
+              <w:rPr>
+                <w:rFonts w:ascii="Times New Roman" w:eastAsia="Times New Roman" w:hAnsi="Times New Roman" w:cs="Times New Roman"/>
+                <w:color w:val="000000"/>
+                <w:sz w:val="24"/>
+                <w:szCs w:val="24"/>
+              </w:rPr>
+              <w:t xml:space="preserve"> des prix</w:t>
             </w:r>
           </w:p>
         </w:tc>
@@ -6975,3807 +7433,6 @@
         </w:rPr>
         <w:t>.</w:t>
       </w:r>
-    </w:p>
-    <w:p>
-      <w:pPr>
-        <w:spacing w:line="360" w:lineRule="auto"/>
-        <w:jc w:val="both"/>
-        <w:rPr>
-          <w:rFonts w:ascii="Garamond" w:hAnsi="Garamond"/>
-          <w:b/>
-          <w:sz w:val="24"/>
-          <w:szCs w:val="24"/>
-          <w:lang w:val="fr-FR"/>
-        </w:rPr>
-      </w:pPr>
-      <w:r>
-        <w:rPr>
-          <w:rFonts w:ascii="Garamond" w:hAnsi="Garamond"/>
-          <w:b/>
-          <w:sz w:val="24"/>
-          <w:szCs w:val="24"/>
-          <w:lang w:val="fr-FR"/>
-        </w:rPr>
-        <w:lastRenderedPageBreak/>
-        <w:t>Annexes</w:t>
-      </w:r>
-    </w:p>
-    <w:p>
-      <w:pPr>
-        <w:pStyle w:val="Lgende"/>
-        <w:rPr>
-          <w:rFonts w:ascii="Book Antiqua" w:hAnsi="Book Antiqua"/>
-          <w:sz w:val="24"/>
-          <w:lang w:val="fr-FR"/>
-        </w:rPr>
-      </w:pPr>
-      <w:r>
-        <w:rPr>
-          <w:rFonts w:ascii="Book Antiqua" w:hAnsi="Book Antiqua"/>
-          <w:sz w:val="24"/>
-          <w:lang w:val="fr-FR"/>
-        </w:rPr>
-        <w:t xml:space="preserve">Graphique </w:t>
-      </w:r>
-      <w:r>
-        <w:rPr>
-          <w:rFonts w:ascii="Book Antiqua" w:hAnsi="Book Antiqua"/>
-          <w:sz w:val="24"/>
-          <w:lang w:val="fr-FR"/>
-        </w:rPr>
-        <w:fldChar w:fldCharType="begin"/>
-      </w:r>
-      <w:r>
-        <w:rPr>
-          <w:rFonts w:ascii="Book Antiqua" w:hAnsi="Book Antiqua"/>
-          <w:sz w:val="24"/>
-          <w:lang w:val="fr-FR"/>
-        </w:rPr>
-        <w:instrText xml:space="preserve"> SEQ Graphique \* ARABIC </w:instrText>
-      </w:r>
-      <w:r>
-        <w:rPr>
-          <w:rFonts w:ascii="Book Antiqua" w:hAnsi="Book Antiqua"/>
-          <w:sz w:val="24"/>
-          <w:lang w:val="fr-FR"/>
-        </w:rPr>
-        <w:fldChar w:fldCharType="separate"/>
-      </w:r>
-      <w:r>
-        <w:rPr>
-          <w:rFonts w:ascii="Book Antiqua" w:hAnsi="Book Antiqua"/>
-          <w:noProof/>
-          <w:sz w:val="24"/>
-          <w:lang w:val="fr-FR"/>
-        </w:rPr>
-        <w:t>1</w:t>
-      </w:r>
-      <w:r>
-        <w:rPr>
-          <w:rFonts w:ascii="Book Antiqua" w:hAnsi="Book Antiqua"/>
-          <w:sz w:val="24"/>
-          <w:lang w:val="fr-FR"/>
-        </w:rPr>
-        <w:fldChar w:fldCharType="end"/>
-      </w:r>
-      <w:r>
-        <w:rPr>
-          <w:rFonts w:ascii="Book Antiqua" w:hAnsi="Book Antiqua"/>
-          <w:sz w:val="24"/>
-          <w:lang w:val="fr-FR"/>
-        </w:rPr>
-        <w:t>:Principales préoccupations des ménages</w:t>
-      </w:r>
-      <w:r>
-        <w:rPr>
-          <w:rFonts w:ascii="Book Antiqua" w:hAnsi="Book Antiqua"/>
-          <w:sz w:val="24"/>
-          <w:lang w:val="fr-FR"/>
-        </w:rPr>
-        <w:t xml:space="preserve"> (en pourcentage)</w:t>
-      </w:r>
-    </w:p>
-    <w:p>
-      <w:pPr>
-        <w:spacing w:line="360" w:lineRule="auto"/>
-        <w:jc w:val="center"/>
-        <w:rPr>
-          <w:rFonts w:ascii="Garamond" w:hAnsi="Garamond"/>
-          <w:b/>
-          <w:sz w:val="24"/>
-          <w:szCs w:val="24"/>
-          <w:lang w:val="fr-FR"/>
-        </w:rPr>
-      </w:pPr>
-      <w:r>
-        <w:rPr>
-          <w:noProof/>
-        </w:rPr>
-        <w:drawing>
-          <wp:inline distT="0" distB="0" distL="0" distR="0" wp14:anchorId="3B708C4F" wp14:editId="622B79CB">
-            <wp:extent cx="5743575" cy="2047875"/>
-            <wp:effectExtent l="0" t="0" r="9525" b="9525"/>
-            <wp:docPr id="8" name="Graphique 8"/>
-            <wp:cNvGraphicFramePr/>
-            <a:graphic xmlns:a="http://schemas.openxmlformats.org/drawingml/2006/main">
-              <a:graphicData uri="http://schemas.openxmlformats.org/drawingml/2006/chart">
-                <c:chart xmlns:c="http://schemas.openxmlformats.org/drawingml/2006/chart" xmlns:r="http://schemas.openxmlformats.org/officeDocument/2006/relationships" r:id="rId7"/>
-              </a:graphicData>
-            </a:graphic>
-          </wp:inline>
-        </w:drawing>
-      </w:r>
-    </w:p>
-    <w:p>
-      <w:pPr>
-        <w:pStyle w:val="Lgende"/>
-        <w:rPr>
-          <w:rFonts w:ascii="Book Antiqua" w:hAnsi="Book Antiqua"/>
-          <w:sz w:val="24"/>
-          <w:lang w:val="fr-FR"/>
-        </w:rPr>
-      </w:pPr>
-      <w:r>
-        <w:rPr>
-          <w:rFonts w:ascii="Book Antiqua" w:hAnsi="Book Antiqua"/>
-          <w:sz w:val="24"/>
-          <w:lang w:val="fr-FR"/>
-        </w:rPr>
-        <w:t xml:space="preserve">Tableau </w:t>
-      </w:r>
-      <w:r>
-        <w:rPr>
-          <w:rFonts w:ascii="Book Antiqua" w:hAnsi="Book Antiqua"/>
-          <w:sz w:val="24"/>
-          <w:lang w:val="fr-FR"/>
-        </w:rPr>
-        <w:fldChar w:fldCharType="begin"/>
-      </w:r>
-      <w:r>
-        <w:rPr>
-          <w:rFonts w:ascii="Book Antiqua" w:hAnsi="Book Antiqua"/>
-          <w:sz w:val="24"/>
-          <w:lang w:val="fr-FR"/>
-        </w:rPr>
-        <w:instrText xml:space="preserve"> SEQ Tableau \* ARABIC </w:instrText>
-      </w:r>
-      <w:r>
-        <w:rPr>
-          <w:rFonts w:ascii="Book Antiqua" w:hAnsi="Book Antiqua"/>
-          <w:sz w:val="24"/>
-          <w:lang w:val="fr-FR"/>
-        </w:rPr>
-        <w:fldChar w:fldCharType="separate"/>
-      </w:r>
-      <w:r>
-        <w:rPr>
-          <w:rFonts w:ascii="Book Antiqua" w:hAnsi="Book Antiqua"/>
-          <w:sz w:val="24"/>
-          <w:lang w:val="fr-FR"/>
-        </w:rPr>
-        <w:t>4</w:t>
-      </w:r>
-      <w:r>
-        <w:rPr>
-          <w:rFonts w:ascii="Book Antiqua" w:hAnsi="Book Antiqua"/>
-          <w:sz w:val="24"/>
-          <w:lang w:val="fr-FR"/>
-        </w:rPr>
-        <w:fldChar w:fldCharType="end"/>
-      </w:r>
-      <w:r>
-        <w:rPr>
-          <w:rFonts w:ascii="Book Antiqua" w:hAnsi="Book Antiqua"/>
-          <w:sz w:val="24"/>
-          <w:lang w:val="fr-FR"/>
-        </w:rPr>
-        <w:t xml:space="preserve">:Stratégies de lutte contre la cherté de la vie </w:t>
-      </w:r>
-    </w:p>
-    <w:tbl>
-      <w:tblPr>
-        <w:tblW w:w="9060" w:type="dxa"/>
-        <w:tblInd w:w="-10" w:type="dxa"/>
-        <w:tblLook w:val="04A0" w:firstRow="1" w:lastRow="0" w:firstColumn="1" w:lastColumn="0" w:noHBand="0" w:noVBand="1"/>
-      </w:tblPr>
-      <w:tblGrid>
-        <w:gridCol w:w="4580"/>
-        <w:gridCol w:w="2880"/>
-        <w:gridCol w:w="1600"/>
-      </w:tblGrid>
-      <w:tr>
-        <w:trPr>
-          <w:trHeight w:val="330"/>
-        </w:trPr>
-        <w:tc>
-          <w:tcPr>
-            <w:tcW w:w="4580" w:type="dxa"/>
-            <w:tcBorders>
-              <w:top w:val="single" w:sz="8" w:space="0" w:color="auto"/>
-              <w:left w:val="single" w:sz="8" w:space="0" w:color="auto"/>
-              <w:bottom w:val="single" w:sz="8" w:space="0" w:color="auto"/>
-              <w:right w:val="single" w:sz="8" w:space="0" w:color="auto"/>
-            </w:tcBorders>
-            <w:shd w:val="clear" w:color="auto" w:fill="auto"/>
-            <w:noWrap/>
-            <w:vAlign w:val="bottom"/>
-            <w:hideMark/>
-          </w:tcPr>
-          <w:p>
-            <w:pPr>
-              <w:spacing w:after="0" w:line="240" w:lineRule="auto"/>
-              <w:rPr>
-                <w:rFonts w:ascii="Garamond" w:eastAsia="Times New Roman" w:hAnsi="Garamond" w:cs="Calibri"/>
-                <w:sz w:val="24"/>
-                <w:szCs w:val="24"/>
-              </w:rPr>
-            </w:pPr>
-            <w:r>
-              <w:rPr>
-                <w:rFonts w:ascii="Garamond" w:eastAsia="Times New Roman" w:hAnsi="Garamond" w:cs="Calibri"/>
-                <w:sz w:val="24"/>
-                <w:szCs w:val="24"/>
-              </w:rPr>
-              <w:t>strategies</w:t>
-            </w:r>
-          </w:p>
-        </w:tc>
-        <w:tc>
-          <w:tcPr>
-            <w:tcW w:w="2880" w:type="dxa"/>
-            <w:tcBorders>
-              <w:top w:val="single" w:sz="8" w:space="0" w:color="auto"/>
-              <w:left w:val="nil"/>
-              <w:bottom w:val="single" w:sz="8" w:space="0" w:color="auto"/>
-              <w:right w:val="single" w:sz="8" w:space="0" w:color="auto"/>
-            </w:tcBorders>
-            <w:shd w:val="clear" w:color="auto" w:fill="auto"/>
-            <w:noWrap/>
-            <w:vAlign w:val="bottom"/>
-            <w:hideMark/>
-          </w:tcPr>
-          <w:p>
-            <w:pPr>
-              <w:spacing w:after="0" w:line="240" w:lineRule="auto"/>
-              <w:rPr>
-                <w:rFonts w:ascii="Garamond" w:eastAsia="Times New Roman" w:hAnsi="Garamond" w:cs="Calibri"/>
-                <w:sz w:val="24"/>
-                <w:szCs w:val="24"/>
-              </w:rPr>
-            </w:pPr>
-            <w:r>
-              <w:rPr>
-                <w:rFonts w:ascii="Garamond" w:eastAsia="Times New Roman" w:hAnsi="Garamond" w:cs="Calibri"/>
-                <w:sz w:val="24"/>
-                <w:szCs w:val="24"/>
-              </w:rPr>
-              <w:t>Effectif</w:t>
-            </w:r>
-          </w:p>
-        </w:tc>
-        <w:tc>
-          <w:tcPr>
-            <w:tcW w:w="1600" w:type="dxa"/>
-            <w:tcBorders>
-              <w:top w:val="single" w:sz="8" w:space="0" w:color="auto"/>
-              <w:left w:val="nil"/>
-              <w:bottom w:val="single" w:sz="8" w:space="0" w:color="auto"/>
-              <w:right w:val="single" w:sz="8" w:space="0" w:color="auto"/>
-            </w:tcBorders>
-            <w:shd w:val="clear" w:color="auto" w:fill="auto"/>
-            <w:noWrap/>
-            <w:vAlign w:val="bottom"/>
-            <w:hideMark/>
-          </w:tcPr>
-          <w:p>
-            <w:pPr>
-              <w:spacing w:after="0" w:line="240" w:lineRule="auto"/>
-              <w:rPr>
-                <w:rFonts w:ascii="Garamond" w:eastAsia="Times New Roman" w:hAnsi="Garamond" w:cs="Calibri"/>
-                <w:sz w:val="24"/>
-                <w:szCs w:val="24"/>
-              </w:rPr>
-            </w:pPr>
-            <w:r>
-              <w:rPr>
-                <w:rFonts w:ascii="Garamond" w:eastAsia="Times New Roman" w:hAnsi="Garamond" w:cs="Calibri"/>
-                <w:sz w:val="24"/>
-                <w:szCs w:val="24"/>
-              </w:rPr>
-              <w:t>Pourcentage</w:t>
-            </w:r>
-          </w:p>
-        </w:tc>
-      </w:tr>
-      <w:tr>
-        <w:trPr>
-          <w:trHeight w:val="330"/>
-        </w:trPr>
-        <w:tc>
-          <w:tcPr>
-            <w:tcW w:w="4580" w:type="dxa"/>
-            <w:tcBorders>
-              <w:top w:val="nil"/>
-              <w:left w:val="single" w:sz="8" w:space="0" w:color="auto"/>
-              <w:bottom w:val="single" w:sz="8" w:space="0" w:color="auto"/>
-              <w:right w:val="single" w:sz="8" w:space="0" w:color="auto"/>
-            </w:tcBorders>
-            <w:shd w:val="clear" w:color="auto" w:fill="auto"/>
-            <w:noWrap/>
-            <w:vAlign w:val="bottom"/>
-            <w:hideMark/>
-          </w:tcPr>
-          <w:p>
-            <w:pPr>
-              <w:spacing w:after="0" w:line="240" w:lineRule="auto"/>
-              <w:rPr>
-                <w:rFonts w:ascii="Garamond" w:eastAsia="Times New Roman" w:hAnsi="Garamond" w:cs="Calibri"/>
-                <w:sz w:val="24"/>
-                <w:szCs w:val="24"/>
-              </w:rPr>
-            </w:pPr>
-            <w:r>
-              <w:rPr>
-                <w:rFonts w:ascii="Garamond" w:eastAsia="Times New Roman" w:hAnsi="Garamond" w:cs="Calibri"/>
-                <w:sz w:val="24"/>
-                <w:szCs w:val="24"/>
-              </w:rPr>
-              <w:t>Réduction des dépenses</w:t>
-            </w:r>
-          </w:p>
-        </w:tc>
-        <w:tc>
-          <w:tcPr>
-            <w:tcW w:w="2880" w:type="dxa"/>
-            <w:tcBorders>
-              <w:top w:val="nil"/>
-              <w:left w:val="nil"/>
-              <w:bottom w:val="single" w:sz="8" w:space="0" w:color="auto"/>
-              <w:right w:val="single" w:sz="8" w:space="0" w:color="auto"/>
-            </w:tcBorders>
-            <w:shd w:val="clear" w:color="auto" w:fill="auto"/>
-            <w:noWrap/>
-            <w:vAlign w:val="bottom"/>
-            <w:hideMark/>
-          </w:tcPr>
-          <w:p>
-            <w:pPr>
-              <w:spacing w:after="0" w:line="240" w:lineRule="auto"/>
-              <w:jc w:val="right"/>
-              <w:rPr>
-                <w:rFonts w:ascii="Garamond" w:eastAsia="Times New Roman" w:hAnsi="Garamond" w:cs="Calibri"/>
-                <w:sz w:val="24"/>
-                <w:szCs w:val="24"/>
-              </w:rPr>
-            </w:pPr>
-            <w:r>
-              <w:rPr>
-                <w:rFonts w:ascii="Garamond" w:eastAsia="Times New Roman" w:hAnsi="Garamond" w:cs="Calibri"/>
-                <w:sz w:val="24"/>
-                <w:szCs w:val="24"/>
-              </w:rPr>
-              <w:t>162</w:t>
-            </w:r>
-          </w:p>
-        </w:tc>
-        <w:tc>
-          <w:tcPr>
-            <w:tcW w:w="1600" w:type="dxa"/>
-            <w:tcBorders>
-              <w:top w:val="nil"/>
-              <w:left w:val="nil"/>
-              <w:bottom w:val="single" w:sz="8" w:space="0" w:color="auto"/>
-              <w:right w:val="single" w:sz="8" w:space="0" w:color="auto"/>
-            </w:tcBorders>
-            <w:shd w:val="clear" w:color="auto" w:fill="auto"/>
-            <w:noWrap/>
-            <w:vAlign w:val="bottom"/>
-            <w:hideMark/>
-          </w:tcPr>
-          <w:p>
-            <w:pPr>
-              <w:spacing w:after="0" w:line="240" w:lineRule="auto"/>
-              <w:jc w:val="right"/>
-              <w:rPr>
-                <w:rFonts w:ascii="Garamond" w:eastAsia="Times New Roman" w:hAnsi="Garamond" w:cs="Calibri"/>
-                <w:sz w:val="24"/>
-                <w:szCs w:val="24"/>
-              </w:rPr>
-            </w:pPr>
-            <w:r>
-              <w:rPr>
-                <w:rFonts w:ascii="Garamond" w:eastAsia="Times New Roman" w:hAnsi="Garamond" w:cs="Calibri"/>
-                <w:sz w:val="24"/>
-                <w:szCs w:val="24"/>
-              </w:rPr>
-              <w:t>69,83</w:t>
-            </w:r>
-          </w:p>
-        </w:tc>
-      </w:tr>
-      <w:tr>
-        <w:trPr>
-          <w:trHeight w:val="330"/>
-        </w:trPr>
-        <w:tc>
-          <w:tcPr>
-            <w:tcW w:w="4580" w:type="dxa"/>
-            <w:tcBorders>
-              <w:top w:val="nil"/>
-              <w:left w:val="single" w:sz="8" w:space="0" w:color="auto"/>
-              <w:bottom w:val="single" w:sz="8" w:space="0" w:color="auto"/>
-              <w:right w:val="single" w:sz="8" w:space="0" w:color="auto"/>
-            </w:tcBorders>
-            <w:shd w:val="clear" w:color="auto" w:fill="auto"/>
-            <w:noWrap/>
-            <w:vAlign w:val="bottom"/>
-            <w:hideMark/>
-          </w:tcPr>
-          <w:p>
-            <w:pPr>
-              <w:spacing w:after="0" w:line="240" w:lineRule="auto"/>
-              <w:rPr>
-                <w:rFonts w:ascii="Garamond" w:eastAsia="Times New Roman" w:hAnsi="Garamond" w:cs="Calibri"/>
-                <w:sz w:val="24"/>
-                <w:szCs w:val="24"/>
-                <w:lang w:val="fr-FR"/>
-              </w:rPr>
-            </w:pPr>
-            <w:r>
-              <w:rPr>
-                <w:rFonts w:ascii="Garamond" w:eastAsia="Times New Roman" w:hAnsi="Garamond" w:cs="Calibri"/>
-                <w:sz w:val="24"/>
-                <w:szCs w:val="24"/>
-                <w:lang w:val="fr-FR"/>
-              </w:rPr>
-              <w:t>Augmentation des heures de travail</w:t>
-            </w:r>
-          </w:p>
-        </w:tc>
-        <w:tc>
-          <w:tcPr>
-            <w:tcW w:w="2880" w:type="dxa"/>
-            <w:tcBorders>
-              <w:top w:val="nil"/>
-              <w:left w:val="nil"/>
-              <w:bottom w:val="single" w:sz="8" w:space="0" w:color="auto"/>
-              <w:right w:val="single" w:sz="8" w:space="0" w:color="auto"/>
-            </w:tcBorders>
-            <w:shd w:val="clear" w:color="auto" w:fill="auto"/>
-            <w:noWrap/>
-            <w:vAlign w:val="bottom"/>
-            <w:hideMark/>
-          </w:tcPr>
-          <w:p>
-            <w:pPr>
-              <w:spacing w:after="0" w:line="240" w:lineRule="auto"/>
-              <w:jc w:val="right"/>
-              <w:rPr>
-                <w:rFonts w:ascii="Garamond" w:eastAsia="Times New Roman" w:hAnsi="Garamond" w:cs="Calibri"/>
-                <w:sz w:val="24"/>
-                <w:szCs w:val="24"/>
-              </w:rPr>
-            </w:pPr>
-            <w:r>
-              <w:rPr>
-                <w:rFonts w:ascii="Garamond" w:eastAsia="Times New Roman" w:hAnsi="Garamond" w:cs="Calibri"/>
-                <w:sz w:val="24"/>
-                <w:szCs w:val="24"/>
-              </w:rPr>
-              <w:t>49</w:t>
-            </w:r>
-          </w:p>
-        </w:tc>
-        <w:tc>
-          <w:tcPr>
-            <w:tcW w:w="1600" w:type="dxa"/>
-            <w:tcBorders>
-              <w:top w:val="nil"/>
-              <w:left w:val="nil"/>
-              <w:bottom w:val="single" w:sz="8" w:space="0" w:color="auto"/>
-              <w:right w:val="single" w:sz="8" w:space="0" w:color="auto"/>
-            </w:tcBorders>
-            <w:shd w:val="clear" w:color="auto" w:fill="auto"/>
-            <w:noWrap/>
-            <w:vAlign w:val="bottom"/>
-            <w:hideMark/>
-          </w:tcPr>
-          <w:p>
-            <w:pPr>
-              <w:spacing w:after="0" w:line="240" w:lineRule="auto"/>
-              <w:jc w:val="right"/>
-              <w:rPr>
-                <w:rFonts w:ascii="Garamond" w:eastAsia="Times New Roman" w:hAnsi="Garamond" w:cs="Calibri"/>
-                <w:sz w:val="24"/>
-                <w:szCs w:val="24"/>
-              </w:rPr>
-            </w:pPr>
-            <w:r>
-              <w:rPr>
-                <w:rFonts w:ascii="Garamond" w:eastAsia="Times New Roman" w:hAnsi="Garamond" w:cs="Calibri"/>
-                <w:sz w:val="24"/>
-                <w:szCs w:val="24"/>
-              </w:rPr>
-              <w:t>21,12</w:t>
-            </w:r>
-          </w:p>
-        </w:tc>
-      </w:tr>
-      <w:tr>
-        <w:trPr>
-          <w:trHeight w:val="330"/>
-        </w:trPr>
-        <w:tc>
-          <w:tcPr>
-            <w:tcW w:w="4580" w:type="dxa"/>
-            <w:tcBorders>
-              <w:top w:val="nil"/>
-              <w:left w:val="single" w:sz="8" w:space="0" w:color="auto"/>
-              <w:bottom w:val="single" w:sz="8" w:space="0" w:color="auto"/>
-              <w:right w:val="single" w:sz="8" w:space="0" w:color="auto"/>
-            </w:tcBorders>
-            <w:shd w:val="clear" w:color="auto" w:fill="auto"/>
-            <w:noWrap/>
-            <w:vAlign w:val="bottom"/>
-            <w:hideMark/>
-          </w:tcPr>
-          <w:p>
-            <w:pPr>
-              <w:spacing w:after="0" w:line="240" w:lineRule="auto"/>
-              <w:rPr>
-                <w:rFonts w:ascii="Garamond" w:eastAsia="Times New Roman" w:hAnsi="Garamond" w:cs="Calibri"/>
-                <w:sz w:val="24"/>
-                <w:szCs w:val="24"/>
-              </w:rPr>
-            </w:pPr>
-            <w:r>
-              <w:rPr>
-                <w:rFonts w:ascii="Garamond" w:eastAsia="Times New Roman" w:hAnsi="Garamond" w:cs="Calibri"/>
-                <w:sz w:val="24"/>
-                <w:szCs w:val="24"/>
-              </w:rPr>
-              <w:t>Emprunts / crédits</w:t>
-            </w:r>
-          </w:p>
-        </w:tc>
-        <w:tc>
-          <w:tcPr>
-            <w:tcW w:w="2880" w:type="dxa"/>
-            <w:tcBorders>
-              <w:top w:val="nil"/>
-              <w:left w:val="nil"/>
-              <w:bottom w:val="single" w:sz="8" w:space="0" w:color="auto"/>
-              <w:right w:val="single" w:sz="8" w:space="0" w:color="auto"/>
-            </w:tcBorders>
-            <w:shd w:val="clear" w:color="auto" w:fill="auto"/>
-            <w:noWrap/>
-            <w:vAlign w:val="bottom"/>
-            <w:hideMark/>
-          </w:tcPr>
-          <w:p>
-            <w:pPr>
-              <w:spacing w:after="0" w:line="240" w:lineRule="auto"/>
-              <w:jc w:val="right"/>
-              <w:rPr>
-                <w:rFonts w:ascii="Garamond" w:eastAsia="Times New Roman" w:hAnsi="Garamond" w:cs="Calibri"/>
-                <w:sz w:val="24"/>
-                <w:szCs w:val="24"/>
-              </w:rPr>
-            </w:pPr>
-            <w:r>
-              <w:rPr>
-                <w:rFonts w:ascii="Garamond" w:eastAsia="Times New Roman" w:hAnsi="Garamond" w:cs="Calibri"/>
-                <w:sz w:val="24"/>
-                <w:szCs w:val="24"/>
-              </w:rPr>
-              <w:t>45</w:t>
-            </w:r>
-          </w:p>
-        </w:tc>
-        <w:tc>
-          <w:tcPr>
-            <w:tcW w:w="1600" w:type="dxa"/>
-            <w:tcBorders>
-              <w:top w:val="nil"/>
-              <w:left w:val="nil"/>
-              <w:bottom w:val="single" w:sz="8" w:space="0" w:color="auto"/>
-              <w:right w:val="single" w:sz="8" w:space="0" w:color="auto"/>
-            </w:tcBorders>
-            <w:shd w:val="clear" w:color="auto" w:fill="auto"/>
-            <w:noWrap/>
-            <w:vAlign w:val="bottom"/>
-            <w:hideMark/>
-          </w:tcPr>
-          <w:p>
-            <w:pPr>
-              <w:spacing w:after="0" w:line="240" w:lineRule="auto"/>
-              <w:jc w:val="right"/>
-              <w:rPr>
-                <w:rFonts w:ascii="Garamond" w:eastAsia="Times New Roman" w:hAnsi="Garamond" w:cs="Calibri"/>
-                <w:sz w:val="24"/>
-                <w:szCs w:val="24"/>
-              </w:rPr>
-            </w:pPr>
-            <w:r>
-              <w:rPr>
-                <w:rFonts w:ascii="Garamond" w:eastAsia="Times New Roman" w:hAnsi="Garamond" w:cs="Calibri"/>
-                <w:sz w:val="24"/>
-                <w:szCs w:val="24"/>
-              </w:rPr>
-              <w:t>19,40</w:t>
-            </w:r>
-          </w:p>
-        </w:tc>
-      </w:tr>
-      <w:tr>
-        <w:trPr>
-          <w:trHeight w:val="330"/>
-        </w:trPr>
-        <w:tc>
-          <w:tcPr>
-            <w:tcW w:w="4580" w:type="dxa"/>
-            <w:tcBorders>
-              <w:top w:val="nil"/>
-              <w:left w:val="single" w:sz="8" w:space="0" w:color="auto"/>
-              <w:bottom w:val="single" w:sz="8" w:space="0" w:color="auto"/>
-              <w:right w:val="single" w:sz="8" w:space="0" w:color="auto"/>
-            </w:tcBorders>
-            <w:shd w:val="clear" w:color="auto" w:fill="auto"/>
-            <w:noWrap/>
-            <w:vAlign w:val="bottom"/>
-            <w:hideMark/>
-          </w:tcPr>
-          <w:p>
-            <w:pPr>
-              <w:spacing w:after="0" w:line="240" w:lineRule="auto"/>
-              <w:rPr>
-                <w:rFonts w:ascii="Garamond" w:eastAsia="Times New Roman" w:hAnsi="Garamond" w:cs="Calibri"/>
-                <w:sz w:val="24"/>
-                <w:szCs w:val="24"/>
-              </w:rPr>
-            </w:pPr>
-            <w:r>
-              <w:rPr>
-                <w:rFonts w:ascii="Garamond" w:eastAsia="Times New Roman" w:hAnsi="Garamond" w:cs="Calibri"/>
-                <w:sz w:val="24"/>
-                <w:szCs w:val="24"/>
-              </w:rPr>
-              <w:t>Désépargne</w:t>
-            </w:r>
-          </w:p>
-        </w:tc>
-        <w:tc>
-          <w:tcPr>
-            <w:tcW w:w="2880" w:type="dxa"/>
-            <w:tcBorders>
-              <w:top w:val="nil"/>
-              <w:left w:val="nil"/>
-              <w:bottom w:val="single" w:sz="8" w:space="0" w:color="auto"/>
-              <w:right w:val="single" w:sz="8" w:space="0" w:color="auto"/>
-            </w:tcBorders>
-            <w:shd w:val="clear" w:color="auto" w:fill="auto"/>
-            <w:noWrap/>
-            <w:vAlign w:val="bottom"/>
-            <w:hideMark/>
-          </w:tcPr>
-          <w:p>
-            <w:pPr>
-              <w:spacing w:after="0" w:line="240" w:lineRule="auto"/>
-              <w:jc w:val="right"/>
-              <w:rPr>
-                <w:rFonts w:ascii="Garamond" w:eastAsia="Times New Roman" w:hAnsi="Garamond" w:cs="Calibri"/>
-                <w:sz w:val="24"/>
-                <w:szCs w:val="24"/>
-              </w:rPr>
-            </w:pPr>
-            <w:r>
-              <w:rPr>
-                <w:rFonts w:ascii="Garamond" w:eastAsia="Times New Roman" w:hAnsi="Garamond" w:cs="Calibri"/>
-                <w:sz w:val="24"/>
-                <w:szCs w:val="24"/>
-              </w:rPr>
-              <w:t>20</w:t>
-            </w:r>
-          </w:p>
-        </w:tc>
-        <w:tc>
-          <w:tcPr>
-            <w:tcW w:w="1600" w:type="dxa"/>
-            <w:tcBorders>
-              <w:top w:val="nil"/>
-              <w:left w:val="nil"/>
-              <w:bottom w:val="single" w:sz="8" w:space="0" w:color="auto"/>
-              <w:right w:val="single" w:sz="8" w:space="0" w:color="auto"/>
-            </w:tcBorders>
-            <w:shd w:val="clear" w:color="auto" w:fill="auto"/>
-            <w:noWrap/>
-            <w:vAlign w:val="bottom"/>
-            <w:hideMark/>
-          </w:tcPr>
-          <w:p>
-            <w:pPr>
-              <w:spacing w:after="0" w:line="240" w:lineRule="auto"/>
-              <w:jc w:val="right"/>
-              <w:rPr>
-                <w:rFonts w:ascii="Garamond" w:eastAsia="Times New Roman" w:hAnsi="Garamond" w:cs="Calibri"/>
-                <w:sz w:val="24"/>
-                <w:szCs w:val="24"/>
-              </w:rPr>
-            </w:pPr>
-            <w:r>
-              <w:rPr>
-                <w:rFonts w:ascii="Garamond" w:eastAsia="Times New Roman" w:hAnsi="Garamond" w:cs="Calibri"/>
-                <w:sz w:val="24"/>
-                <w:szCs w:val="24"/>
-              </w:rPr>
-              <w:t>8,62</w:t>
-            </w:r>
-          </w:p>
-        </w:tc>
-      </w:tr>
-      <w:tr>
-        <w:trPr>
-          <w:trHeight w:val="330"/>
-        </w:trPr>
-        <w:tc>
-          <w:tcPr>
-            <w:tcW w:w="4580" w:type="dxa"/>
-            <w:tcBorders>
-              <w:top w:val="nil"/>
-              <w:left w:val="single" w:sz="8" w:space="0" w:color="auto"/>
-              <w:bottom w:val="single" w:sz="8" w:space="0" w:color="auto"/>
-              <w:right w:val="single" w:sz="8" w:space="0" w:color="auto"/>
-            </w:tcBorders>
-            <w:shd w:val="clear" w:color="auto" w:fill="auto"/>
-            <w:noWrap/>
-            <w:vAlign w:val="bottom"/>
-            <w:hideMark/>
-          </w:tcPr>
-          <w:p>
-            <w:pPr>
-              <w:spacing w:after="0" w:line="240" w:lineRule="auto"/>
-              <w:rPr>
-                <w:rFonts w:ascii="Garamond" w:eastAsia="Times New Roman" w:hAnsi="Garamond" w:cs="Calibri"/>
-                <w:sz w:val="24"/>
-                <w:szCs w:val="24"/>
-              </w:rPr>
-            </w:pPr>
-            <w:r>
-              <w:rPr>
-                <w:rFonts w:ascii="Garamond" w:eastAsia="Times New Roman" w:hAnsi="Garamond" w:cs="Calibri"/>
-                <w:sz w:val="24"/>
-                <w:szCs w:val="24"/>
-              </w:rPr>
-              <w:t>Réduction de la consommation</w:t>
-            </w:r>
-          </w:p>
-        </w:tc>
-        <w:tc>
-          <w:tcPr>
-            <w:tcW w:w="2880" w:type="dxa"/>
-            <w:tcBorders>
-              <w:top w:val="nil"/>
-              <w:left w:val="nil"/>
-              <w:bottom w:val="single" w:sz="8" w:space="0" w:color="auto"/>
-              <w:right w:val="single" w:sz="8" w:space="0" w:color="auto"/>
-            </w:tcBorders>
-            <w:shd w:val="clear" w:color="auto" w:fill="auto"/>
-            <w:noWrap/>
-            <w:vAlign w:val="bottom"/>
-            <w:hideMark/>
-          </w:tcPr>
-          <w:p>
-            <w:pPr>
-              <w:spacing w:after="0" w:line="240" w:lineRule="auto"/>
-              <w:jc w:val="right"/>
-              <w:rPr>
-                <w:rFonts w:ascii="Garamond" w:eastAsia="Times New Roman" w:hAnsi="Garamond" w:cs="Calibri"/>
-                <w:sz w:val="24"/>
-                <w:szCs w:val="24"/>
-              </w:rPr>
-            </w:pPr>
-            <w:r>
-              <w:rPr>
-                <w:rFonts w:ascii="Garamond" w:eastAsia="Times New Roman" w:hAnsi="Garamond" w:cs="Calibri"/>
-                <w:sz w:val="24"/>
-                <w:szCs w:val="24"/>
-              </w:rPr>
-              <w:t>77</w:t>
-            </w:r>
-          </w:p>
-        </w:tc>
-        <w:tc>
-          <w:tcPr>
-            <w:tcW w:w="1600" w:type="dxa"/>
-            <w:tcBorders>
-              <w:top w:val="nil"/>
-              <w:left w:val="nil"/>
-              <w:bottom w:val="single" w:sz="8" w:space="0" w:color="auto"/>
-              <w:right w:val="single" w:sz="8" w:space="0" w:color="auto"/>
-            </w:tcBorders>
-            <w:shd w:val="clear" w:color="auto" w:fill="auto"/>
-            <w:noWrap/>
-            <w:vAlign w:val="bottom"/>
-            <w:hideMark/>
-          </w:tcPr>
-          <w:p>
-            <w:pPr>
-              <w:spacing w:after="0" w:line="240" w:lineRule="auto"/>
-              <w:jc w:val="right"/>
-              <w:rPr>
-                <w:rFonts w:ascii="Garamond" w:eastAsia="Times New Roman" w:hAnsi="Garamond" w:cs="Calibri"/>
-                <w:sz w:val="24"/>
-                <w:szCs w:val="24"/>
-              </w:rPr>
-            </w:pPr>
-            <w:r>
-              <w:rPr>
-                <w:rFonts w:ascii="Garamond" w:eastAsia="Times New Roman" w:hAnsi="Garamond" w:cs="Calibri"/>
-                <w:sz w:val="24"/>
-                <w:szCs w:val="24"/>
-              </w:rPr>
-              <w:t>33,19</w:t>
-            </w:r>
-          </w:p>
-        </w:tc>
-      </w:tr>
-      <w:tr>
-        <w:trPr>
-          <w:trHeight w:val="330"/>
-        </w:trPr>
-        <w:tc>
-          <w:tcPr>
-            <w:tcW w:w="4580" w:type="dxa"/>
-            <w:tcBorders>
-              <w:top w:val="nil"/>
-              <w:left w:val="single" w:sz="8" w:space="0" w:color="auto"/>
-              <w:bottom w:val="single" w:sz="8" w:space="0" w:color="auto"/>
-              <w:right w:val="single" w:sz="8" w:space="0" w:color="auto"/>
-            </w:tcBorders>
-            <w:shd w:val="clear" w:color="auto" w:fill="auto"/>
-            <w:noWrap/>
-            <w:vAlign w:val="bottom"/>
-            <w:hideMark/>
-          </w:tcPr>
-          <w:p>
-            <w:pPr>
-              <w:spacing w:after="0" w:line="240" w:lineRule="auto"/>
-              <w:rPr>
-                <w:rFonts w:ascii="Garamond" w:eastAsia="Times New Roman" w:hAnsi="Garamond" w:cs="Calibri"/>
-                <w:sz w:val="24"/>
-                <w:szCs w:val="24"/>
-                <w:lang w:val="fr-FR"/>
-              </w:rPr>
-            </w:pPr>
-            <w:r>
-              <w:rPr>
-                <w:rFonts w:ascii="Garamond" w:eastAsia="Times New Roman" w:hAnsi="Garamond" w:cs="Calibri"/>
-                <w:sz w:val="24"/>
-                <w:szCs w:val="24"/>
-                <w:lang w:val="fr-FR"/>
-              </w:rPr>
-              <w:t>Consommation des biens et services de qualités inférieures</w:t>
-            </w:r>
-          </w:p>
-        </w:tc>
-        <w:tc>
-          <w:tcPr>
-            <w:tcW w:w="2880" w:type="dxa"/>
-            <w:tcBorders>
-              <w:top w:val="nil"/>
-              <w:left w:val="nil"/>
-              <w:bottom w:val="single" w:sz="8" w:space="0" w:color="auto"/>
-              <w:right w:val="single" w:sz="8" w:space="0" w:color="auto"/>
-            </w:tcBorders>
-            <w:shd w:val="clear" w:color="auto" w:fill="auto"/>
-            <w:noWrap/>
-            <w:vAlign w:val="bottom"/>
-            <w:hideMark/>
-          </w:tcPr>
-          <w:p>
-            <w:pPr>
-              <w:spacing w:after="0" w:line="240" w:lineRule="auto"/>
-              <w:jc w:val="right"/>
-              <w:rPr>
-                <w:rFonts w:ascii="Garamond" w:eastAsia="Times New Roman" w:hAnsi="Garamond" w:cs="Calibri"/>
-                <w:sz w:val="24"/>
-                <w:szCs w:val="24"/>
-              </w:rPr>
-            </w:pPr>
-            <w:r>
-              <w:rPr>
-                <w:rFonts w:ascii="Garamond" w:eastAsia="Times New Roman" w:hAnsi="Garamond" w:cs="Calibri"/>
-                <w:sz w:val="24"/>
-                <w:szCs w:val="24"/>
-              </w:rPr>
-              <w:t>51</w:t>
-            </w:r>
-          </w:p>
-        </w:tc>
-        <w:tc>
-          <w:tcPr>
-            <w:tcW w:w="1600" w:type="dxa"/>
-            <w:tcBorders>
-              <w:top w:val="nil"/>
-              <w:left w:val="nil"/>
-              <w:bottom w:val="single" w:sz="8" w:space="0" w:color="auto"/>
-              <w:right w:val="single" w:sz="8" w:space="0" w:color="auto"/>
-            </w:tcBorders>
-            <w:shd w:val="clear" w:color="auto" w:fill="auto"/>
-            <w:noWrap/>
-            <w:vAlign w:val="bottom"/>
-            <w:hideMark/>
-          </w:tcPr>
-          <w:p>
-            <w:pPr>
-              <w:spacing w:after="0" w:line="240" w:lineRule="auto"/>
-              <w:jc w:val="right"/>
-              <w:rPr>
-                <w:rFonts w:ascii="Garamond" w:eastAsia="Times New Roman" w:hAnsi="Garamond" w:cs="Calibri"/>
-                <w:sz w:val="24"/>
-                <w:szCs w:val="24"/>
-              </w:rPr>
-            </w:pPr>
-            <w:r>
-              <w:rPr>
-                <w:rFonts w:ascii="Garamond" w:eastAsia="Times New Roman" w:hAnsi="Garamond" w:cs="Calibri"/>
-                <w:sz w:val="24"/>
-                <w:szCs w:val="24"/>
-              </w:rPr>
-              <w:t>21,98</w:t>
-            </w:r>
-          </w:p>
-        </w:tc>
-      </w:tr>
-      <w:tr>
-        <w:trPr>
-          <w:trHeight w:val="330"/>
-        </w:trPr>
-        <w:tc>
-          <w:tcPr>
-            <w:tcW w:w="4580" w:type="dxa"/>
-            <w:tcBorders>
-              <w:top w:val="nil"/>
-              <w:left w:val="single" w:sz="8" w:space="0" w:color="auto"/>
-              <w:bottom w:val="single" w:sz="8" w:space="0" w:color="auto"/>
-              <w:right w:val="single" w:sz="8" w:space="0" w:color="auto"/>
-            </w:tcBorders>
-            <w:shd w:val="clear" w:color="auto" w:fill="auto"/>
-            <w:noWrap/>
-            <w:vAlign w:val="bottom"/>
-            <w:hideMark/>
-          </w:tcPr>
-          <w:p>
-            <w:pPr>
-              <w:spacing w:after="0" w:line="240" w:lineRule="auto"/>
-              <w:rPr>
-                <w:rFonts w:ascii="Garamond" w:eastAsia="Times New Roman" w:hAnsi="Garamond" w:cs="Calibri"/>
-                <w:sz w:val="24"/>
-                <w:szCs w:val="24"/>
-              </w:rPr>
-            </w:pPr>
-            <w:r>
-              <w:rPr>
-                <w:rFonts w:ascii="Garamond" w:eastAsia="Times New Roman" w:hAnsi="Garamond" w:cs="Calibri"/>
-                <w:sz w:val="24"/>
-                <w:szCs w:val="24"/>
-              </w:rPr>
-              <w:t>Autres à préciser</w:t>
-            </w:r>
-          </w:p>
-        </w:tc>
-        <w:tc>
-          <w:tcPr>
-            <w:tcW w:w="2880" w:type="dxa"/>
-            <w:tcBorders>
-              <w:top w:val="nil"/>
-              <w:left w:val="nil"/>
-              <w:bottom w:val="single" w:sz="8" w:space="0" w:color="auto"/>
-              <w:right w:val="single" w:sz="8" w:space="0" w:color="auto"/>
-            </w:tcBorders>
-            <w:shd w:val="clear" w:color="auto" w:fill="auto"/>
-            <w:noWrap/>
-            <w:vAlign w:val="bottom"/>
-            <w:hideMark/>
-          </w:tcPr>
-          <w:p>
-            <w:pPr>
-              <w:spacing w:after="0" w:line="240" w:lineRule="auto"/>
-              <w:jc w:val="right"/>
-              <w:rPr>
-                <w:rFonts w:ascii="Garamond" w:eastAsia="Times New Roman" w:hAnsi="Garamond" w:cs="Calibri"/>
-                <w:sz w:val="24"/>
-                <w:szCs w:val="24"/>
-              </w:rPr>
-            </w:pPr>
-            <w:r>
-              <w:rPr>
-                <w:rFonts w:ascii="Garamond" w:eastAsia="Times New Roman" w:hAnsi="Garamond" w:cs="Calibri"/>
-                <w:sz w:val="24"/>
-                <w:szCs w:val="24"/>
-              </w:rPr>
-              <w:t>14</w:t>
-            </w:r>
-          </w:p>
-        </w:tc>
-        <w:tc>
-          <w:tcPr>
-            <w:tcW w:w="1600" w:type="dxa"/>
-            <w:tcBorders>
-              <w:top w:val="nil"/>
-              <w:left w:val="nil"/>
-              <w:bottom w:val="single" w:sz="8" w:space="0" w:color="auto"/>
-              <w:right w:val="single" w:sz="8" w:space="0" w:color="auto"/>
-            </w:tcBorders>
-            <w:shd w:val="clear" w:color="auto" w:fill="auto"/>
-            <w:noWrap/>
-            <w:vAlign w:val="bottom"/>
-            <w:hideMark/>
-          </w:tcPr>
-          <w:p>
-            <w:pPr>
-              <w:spacing w:after="0" w:line="240" w:lineRule="auto"/>
-              <w:jc w:val="right"/>
-              <w:rPr>
-                <w:rFonts w:ascii="Garamond" w:eastAsia="Times New Roman" w:hAnsi="Garamond" w:cs="Calibri"/>
-                <w:sz w:val="24"/>
-                <w:szCs w:val="24"/>
-              </w:rPr>
-            </w:pPr>
-            <w:r>
-              <w:rPr>
-                <w:rFonts w:ascii="Garamond" w:eastAsia="Times New Roman" w:hAnsi="Garamond" w:cs="Calibri"/>
-                <w:sz w:val="24"/>
-                <w:szCs w:val="24"/>
-              </w:rPr>
-              <w:t>6,03</w:t>
-            </w:r>
-          </w:p>
-        </w:tc>
-      </w:tr>
-    </w:tbl>
-    <w:p>
-      <w:pPr>
-        <w:spacing w:line="360" w:lineRule="auto"/>
-        <w:jc w:val="center"/>
-        <w:rPr>
-          <w:rFonts w:ascii="Garamond" w:hAnsi="Garamond"/>
-          <w:b/>
-          <w:sz w:val="24"/>
-          <w:szCs w:val="24"/>
-          <w:lang w:val="fr-FR"/>
-        </w:rPr>
-      </w:pPr>
-    </w:p>
-    <w:tbl>
-      <w:tblPr>
-        <w:tblpPr w:leftFromText="141" w:rightFromText="141" w:vertAnchor="text" w:horzAnchor="margin" w:tblpY="460"/>
-        <w:tblW w:w="9401" w:type="dxa"/>
-        <w:tblLook w:val="04A0" w:firstRow="1" w:lastRow="0" w:firstColumn="1" w:lastColumn="0" w:noHBand="0" w:noVBand="1"/>
-      </w:tblPr>
-      <w:tblGrid>
-        <w:gridCol w:w="5747"/>
-        <w:gridCol w:w="1515"/>
-        <w:gridCol w:w="2139"/>
-      </w:tblGrid>
-      <w:tr>
-        <w:trPr>
-          <w:trHeight w:val="341"/>
-        </w:trPr>
-        <w:tc>
-          <w:tcPr>
-            <w:tcW w:w="5747" w:type="dxa"/>
-            <w:tcBorders>
-              <w:top w:val="single" w:sz="8" w:space="0" w:color="auto"/>
-              <w:left w:val="single" w:sz="8" w:space="0" w:color="auto"/>
-              <w:bottom w:val="single" w:sz="8" w:space="0" w:color="auto"/>
-              <w:right w:val="single" w:sz="8" w:space="0" w:color="auto"/>
-            </w:tcBorders>
-            <w:shd w:val="clear" w:color="auto" w:fill="auto"/>
-            <w:noWrap/>
-            <w:vAlign w:val="bottom"/>
-            <w:hideMark/>
-          </w:tcPr>
-          <w:p>
-            <w:pPr>
-              <w:spacing w:after="0" w:line="240" w:lineRule="auto"/>
-              <w:rPr>
-                <w:rFonts w:ascii="Garamond" w:eastAsia="Times New Roman" w:hAnsi="Garamond" w:cs="Calibri"/>
-                <w:b/>
-                <w:bCs/>
-                <w:sz w:val="24"/>
-                <w:szCs w:val="24"/>
-              </w:rPr>
-            </w:pPr>
-            <w:r>
-              <w:rPr>
-                <w:rFonts w:ascii="Garamond" w:eastAsia="Times New Roman" w:hAnsi="Garamond" w:cs="Calibri"/>
-                <w:b/>
-                <w:bCs/>
-                <w:sz w:val="24"/>
-                <w:szCs w:val="24"/>
-              </w:rPr>
-              <w:t>Situation financière actuelle</w:t>
-            </w:r>
-          </w:p>
-        </w:tc>
-        <w:tc>
-          <w:tcPr>
-            <w:tcW w:w="1515" w:type="dxa"/>
-            <w:tcBorders>
-              <w:top w:val="single" w:sz="8" w:space="0" w:color="auto"/>
-              <w:left w:val="nil"/>
-              <w:bottom w:val="single" w:sz="8" w:space="0" w:color="auto"/>
-              <w:right w:val="single" w:sz="8" w:space="0" w:color="auto"/>
-            </w:tcBorders>
-            <w:shd w:val="clear" w:color="auto" w:fill="auto"/>
-            <w:noWrap/>
-            <w:vAlign w:val="bottom"/>
-            <w:hideMark/>
-          </w:tcPr>
-          <w:p>
-            <w:pPr>
-              <w:spacing w:after="0" w:line="240" w:lineRule="auto"/>
-              <w:jc w:val="center"/>
-              <w:rPr>
-                <w:rFonts w:ascii="Garamond" w:eastAsia="Times New Roman" w:hAnsi="Garamond" w:cs="Calibri"/>
-                <w:b/>
-                <w:bCs/>
-                <w:sz w:val="24"/>
-                <w:szCs w:val="24"/>
-              </w:rPr>
-            </w:pPr>
-            <w:r>
-              <w:rPr>
-                <w:rFonts w:ascii="Garamond" w:eastAsia="Times New Roman" w:hAnsi="Garamond" w:cs="Calibri"/>
-                <w:b/>
-                <w:bCs/>
-                <w:sz w:val="24"/>
-                <w:szCs w:val="24"/>
-              </w:rPr>
-              <w:t>Effectif</w:t>
-            </w:r>
-          </w:p>
-        </w:tc>
-        <w:tc>
-          <w:tcPr>
-            <w:tcW w:w="2139" w:type="dxa"/>
-            <w:tcBorders>
-              <w:top w:val="single" w:sz="8" w:space="0" w:color="auto"/>
-              <w:left w:val="nil"/>
-              <w:bottom w:val="single" w:sz="8" w:space="0" w:color="auto"/>
-              <w:right w:val="single" w:sz="8" w:space="0" w:color="auto"/>
-            </w:tcBorders>
-            <w:shd w:val="clear" w:color="auto" w:fill="auto"/>
-            <w:noWrap/>
-            <w:vAlign w:val="bottom"/>
-            <w:hideMark/>
-          </w:tcPr>
-          <w:p>
-            <w:pPr>
-              <w:spacing w:after="0" w:line="240" w:lineRule="auto"/>
-              <w:jc w:val="center"/>
-              <w:rPr>
-                <w:rFonts w:ascii="Garamond" w:eastAsia="Times New Roman" w:hAnsi="Garamond" w:cs="Calibri"/>
-                <w:b/>
-                <w:bCs/>
-                <w:sz w:val="24"/>
-                <w:szCs w:val="24"/>
-              </w:rPr>
-            </w:pPr>
-            <w:r>
-              <w:rPr>
-                <w:rFonts w:ascii="Garamond" w:eastAsia="Times New Roman" w:hAnsi="Garamond" w:cs="Calibri"/>
-                <w:b/>
-                <w:bCs/>
-                <w:sz w:val="24"/>
-                <w:szCs w:val="24"/>
-              </w:rPr>
-              <w:t>P</w:t>
-            </w:r>
-            <w:r>
-              <w:rPr>
-                <w:rFonts w:ascii="Garamond" w:eastAsia="Times New Roman" w:hAnsi="Garamond" w:cs="Calibri"/>
-                <w:b/>
-                <w:bCs/>
-                <w:sz w:val="24"/>
-                <w:szCs w:val="24"/>
-              </w:rPr>
-              <w:t>ourcentage</w:t>
-            </w:r>
-          </w:p>
-        </w:tc>
-      </w:tr>
-      <w:tr>
-        <w:trPr>
-          <w:trHeight w:val="341"/>
-        </w:trPr>
-        <w:tc>
-          <w:tcPr>
-            <w:tcW w:w="5747" w:type="dxa"/>
-            <w:tcBorders>
-              <w:top w:val="nil"/>
-              <w:left w:val="single" w:sz="8" w:space="0" w:color="auto"/>
-              <w:bottom w:val="single" w:sz="8" w:space="0" w:color="auto"/>
-              <w:right w:val="single" w:sz="8" w:space="0" w:color="auto"/>
-            </w:tcBorders>
-            <w:shd w:val="clear" w:color="auto" w:fill="auto"/>
-            <w:noWrap/>
-            <w:vAlign w:val="bottom"/>
-            <w:hideMark/>
-          </w:tcPr>
-          <w:p>
-            <w:pPr>
-              <w:spacing w:after="0" w:line="240" w:lineRule="auto"/>
-              <w:rPr>
-                <w:rFonts w:ascii="Garamond" w:eastAsia="Times New Roman" w:hAnsi="Garamond" w:cs="Calibri"/>
-                <w:sz w:val="24"/>
-                <w:szCs w:val="24"/>
-              </w:rPr>
-            </w:pPr>
-            <w:r>
-              <w:rPr>
-                <w:rFonts w:ascii="Garamond" w:eastAsia="Times New Roman" w:hAnsi="Garamond" w:cs="Calibri"/>
-                <w:sz w:val="24"/>
-                <w:szCs w:val="24"/>
-              </w:rPr>
-              <w:t>Nette amélioration</w:t>
-            </w:r>
-          </w:p>
-        </w:tc>
-        <w:tc>
-          <w:tcPr>
-            <w:tcW w:w="1515" w:type="dxa"/>
-            <w:tcBorders>
-              <w:top w:val="nil"/>
-              <w:left w:val="nil"/>
-              <w:bottom w:val="single" w:sz="8" w:space="0" w:color="auto"/>
-              <w:right w:val="single" w:sz="8" w:space="0" w:color="auto"/>
-            </w:tcBorders>
-            <w:shd w:val="clear" w:color="auto" w:fill="auto"/>
-            <w:noWrap/>
-            <w:vAlign w:val="center"/>
-            <w:hideMark/>
-          </w:tcPr>
-          <w:p>
-            <w:pPr>
-              <w:spacing w:after="0" w:line="240" w:lineRule="auto"/>
-              <w:jc w:val="center"/>
-              <w:rPr>
-                <w:rFonts w:ascii="Garamond" w:eastAsia="Times New Roman" w:hAnsi="Garamond" w:cs="Calibri"/>
-                <w:sz w:val="24"/>
-                <w:szCs w:val="24"/>
-              </w:rPr>
-            </w:pPr>
-            <w:r>
-              <w:rPr>
-                <w:rFonts w:ascii="Garamond" w:hAnsi="Garamond" w:cs="Calibri"/>
-              </w:rPr>
-              <w:t>12</w:t>
-            </w:r>
-          </w:p>
-        </w:tc>
-        <w:tc>
-          <w:tcPr>
-            <w:tcW w:w="2139" w:type="dxa"/>
-            <w:tcBorders>
-              <w:top w:val="nil"/>
-              <w:left w:val="nil"/>
-              <w:bottom w:val="single" w:sz="8" w:space="0" w:color="auto"/>
-              <w:right w:val="single" w:sz="8" w:space="0" w:color="auto"/>
-            </w:tcBorders>
-            <w:shd w:val="clear" w:color="auto" w:fill="auto"/>
-            <w:noWrap/>
-            <w:vAlign w:val="center"/>
-            <w:hideMark/>
-          </w:tcPr>
-          <w:p>
-            <w:pPr>
-              <w:spacing w:after="0" w:line="240" w:lineRule="auto"/>
-              <w:jc w:val="center"/>
-              <w:rPr>
-                <w:rFonts w:ascii="Garamond" w:eastAsia="Times New Roman" w:hAnsi="Garamond" w:cs="Calibri"/>
-                <w:sz w:val="24"/>
-                <w:szCs w:val="24"/>
-              </w:rPr>
-            </w:pPr>
-            <w:r>
-              <w:rPr>
-                <w:rFonts w:ascii="Garamond" w:hAnsi="Garamond" w:cs="Calibri"/>
-              </w:rPr>
-              <w:t>4,40</w:t>
-            </w:r>
-          </w:p>
-        </w:tc>
-      </w:tr>
-      <w:tr>
-        <w:trPr>
-          <w:trHeight w:val="341"/>
-        </w:trPr>
-        <w:tc>
-          <w:tcPr>
-            <w:tcW w:w="5747" w:type="dxa"/>
-            <w:tcBorders>
-              <w:top w:val="nil"/>
-              <w:left w:val="single" w:sz="8" w:space="0" w:color="auto"/>
-              <w:bottom w:val="single" w:sz="8" w:space="0" w:color="auto"/>
-              <w:right w:val="single" w:sz="8" w:space="0" w:color="auto"/>
-            </w:tcBorders>
-            <w:shd w:val="clear" w:color="auto" w:fill="auto"/>
-            <w:noWrap/>
-            <w:vAlign w:val="bottom"/>
-            <w:hideMark/>
-          </w:tcPr>
-          <w:p>
-            <w:pPr>
-              <w:spacing w:after="0" w:line="240" w:lineRule="auto"/>
-              <w:rPr>
-                <w:rFonts w:ascii="Garamond" w:eastAsia="Times New Roman" w:hAnsi="Garamond" w:cs="Calibri"/>
-                <w:sz w:val="24"/>
-                <w:szCs w:val="24"/>
-              </w:rPr>
-            </w:pPr>
-            <w:r>
-              <w:rPr>
-                <w:rFonts w:ascii="Garamond" w:eastAsia="Times New Roman" w:hAnsi="Garamond" w:cs="Calibri"/>
-                <w:sz w:val="24"/>
-                <w:szCs w:val="24"/>
-              </w:rPr>
-              <w:t>Légère amélioration</w:t>
-            </w:r>
-          </w:p>
-        </w:tc>
-        <w:tc>
-          <w:tcPr>
-            <w:tcW w:w="1515" w:type="dxa"/>
-            <w:tcBorders>
-              <w:top w:val="nil"/>
-              <w:left w:val="nil"/>
-              <w:bottom w:val="single" w:sz="8" w:space="0" w:color="auto"/>
-              <w:right w:val="single" w:sz="8" w:space="0" w:color="auto"/>
-            </w:tcBorders>
-            <w:shd w:val="clear" w:color="auto" w:fill="auto"/>
-            <w:noWrap/>
-            <w:vAlign w:val="center"/>
-            <w:hideMark/>
-          </w:tcPr>
-          <w:p>
-            <w:pPr>
-              <w:spacing w:after="0" w:line="240" w:lineRule="auto"/>
-              <w:jc w:val="center"/>
-              <w:rPr>
-                <w:rFonts w:ascii="Garamond" w:eastAsia="Times New Roman" w:hAnsi="Garamond" w:cs="Calibri"/>
-                <w:sz w:val="24"/>
-                <w:szCs w:val="24"/>
-              </w:rPr>
-            </w:pPr>
-            <w:r>
-              <w:rPr>
-                <w:rFonts w:ascii="Garamond" w:hAnsi="Garamond" w:cs="Calibri"/>
-              </w:rPr>
-              <w:t>44</w:t>
-            </w:r>
-          </w:p>
-        </w:tc>
-        <w:tc>
-          <w:tcPr>
-            <w:tcW w:w="2139" w:type="dxa"/>
-            <w:tcBorders>
-              <w:top w:val="nil"/>
-              <w:left w:val="nil"/>
-              <w:bottom w:val="single" w:sz="8" w:space="0" w:color="auto"/>
-              <w:right w:val="single" w:sz="8" w:space="0" w:color="auto"/>
-            </w:tcBorders>
-            <w:shd w:val="clear" w:color="auto" w:fill="auto"/>
-            <w:noWrap/>
-            <w:vAlign w:val="center"/>
-            <w:hideMark/>
-          </w:tcPr>
-          <w:p>
-            <w:pPr>
-              <w:spacing w:after="0" w:line="240" w:lineRule="auto"/>
-              <w:jc w:val="center"/>
-              <w:rPr>
-                <w:rFonts w:ascii="Garamond" w:eastAsia="Times New Roman" w:hAnsi="Garamond" w:cs="Calibri"/>
-                <w:sz w:val="24"/>
-                <w:szCs w:val="24"/>
-              </w:rPr>
-            </w:pPr>
-            <w:r>
-              <w:rPr>
-                <w:rFonts w:ascii="Garamond" w:hAnsi="Garamond" w:cs="Calibri"/>
-              </w:rPr>
-              <w:t>16,12</w:t>
-            </w:r>
-          </w:p>
-        </w:tc>
-      </w:tr>
-      <w:tr>
-        <w:trPr>
-          <w:trHeight w:val="341"/>
-        </w:trPr>
-        <w:tc>
-          <w:tcPr>
-            <w:tcW w:w="5747" w:type="dxa"/>
-            <w:tcBorders>
-              <w:top w:val="nil"/>
-              <w:left w:val="single" w:sz="8" w:space="0" w:color="auto"/>
-              <w:bottom w:val="single" w:sz="8" w:space="0" w:color="auto"/>
-              <w:right w:val="single" w:sz="8" w:space="0" w:color="auto"/>
-            </w:tcBorders>
-            <w:shd w:val="clear" w:color="auto" w:fill="auto"/>
-            <w:noWrap/>
-            <w:vAlign w:val="bottom"/>
-            <w:hideMark/>
-          </w:tcPr>
-          <w:p>
-            <w:pPr>
-              <w:spacing w:after="0" w:line="240" w:lineRule="auto"/>
-              <w:rPr>
-                <w:rFonts w:ascii="Garamond" w:eastAsia="Times New Roman" w:hAnsi="Garamond" w:cs="Calibri"/>
-                <w:sz w:val="24"/>
-                <w:szCs w:val="24"/>
-              </w:rPr>
-            </w:pPr>
-            <w:r>
-              <w:rPr>
-                <w:rFonts w:ascii="Garamond" w:eastAsia="Times New Roman" w:hAnsi="Garamond" w:cs="Calibri"/>
-                <w:sz w:val="24"/>
-                <w:szCs w:val="24"/>
-              </w:rPr>
-              <w:t>Reste inchangée</w:t>
-            </w:r>
-          </w:p>
-        </w:tc>
-        <w:tc>
-          <w:tcPr>
-            <w:tcW w:w="1515" w:type="dxa"/>
-            <w:tcBorders>
-              <w:top w:val="nil"/>
-              <w:left w:val="nil"/>
-              <w:bottom w:val="single" w:sz="8" w:space="0" w:color="auto"/>
-              <w:right w:val="single" w:sz="8" w:space="0" w:color="auto"/>
-            </w:tcBorders>
-            <w:shd w:val="clear" w:color="auto" w:fill="auto"/>
-            <w:noWrap/>
-            <w:vAlign w:val="center"/>
-            <w:hideMark/>
-          </w:tcPr>
-          <w:p>
-            <w:pPr>
-              <w:spacing w:after="0" w:line="240" w:lineRule="auto"/>
-              <w:jc w:val="center"/>
-              <w:rPr>
-                <w:rFonts w:ascii="Garamond" w:eastAsia="Times New Roman" w:hAnsi="Garamond" w:cs="Calibri"/>
-                <w:sz w:val="24"/>
-                <w:szCs w:val="24"/>
-              </w:rPr>
-            </w:pPr>
-            <w:r>
-              <w:rPr>
-                <w:rFonts w:ascii="Garamond" w:hAnsi="Garamond" w:cs="Calibri"/>
-              </w:rPr>
-              <w:t>85</w:t>
-            </w:r>
-          </w:p>
-        </w:tc>
-        <w:tc>
-          <w:tcPr>
-            <w:tcW w:w="2139" w:type="dxa"/>
-            <w:tcBorders>
-              <w:top w:val="nil"/>
-              <w:left w:val="nil"/>
-              <w:bottom w:val="single" w:sz="8" w:space="0" w:color="auto"/>
-              <w:right w:val="single" w:sz="8" w:space="0" w:color="auto"/>
-            </w:tcBorders>
-            <w:shd w:val="clear" w:color="auto" w:fill="auto"/>
-            <w:noWrap/>
-            <w:vAlign w:val="center"/>
-            <w:hideMark/>
-          </w:tcPr>
-          <w:p>
-            <w:pPr>
-              <w:spacing w:after="0" w:line="240" w:lineRule="auto"/>
-              <w:jc w:val="center"/>
-              <w:rPr>
-                <w:rFonts w:ascii="Garamond" w:eastAsia="Times New Roman" w:hAnsi="Garamond" w:cs="Calibri"/>
-                <w:sz w:val="24"/>
-                <w:szCs w:val="24"/>
-              </w:rPr>
-            </w:pPr>
-            <w:r>
-              <w:rPr>
-                <w:rFonts w:ascii="Garamond" w:hAnsi="Garamond" w:cs="Calibri"/>
-              </w:rPr>
-              <w:t>31,14</w:t>
-            </w:r>
-          </w:p>
-        </w:tc>
-      </w:tr>
-      <w:tr>
-        <w:trPr>
-          <w:trHeight w:val="341"/>
-        </w:trPr>
-        <w:tc>
-          <w:tcPr>
-            <w:tcW w:w="5747" w:type="dxa"/>
-            <w:tcBorders>
-              <w:top w:val="nil"/>
-              <w:left w:val="single" w:sz="8" w:space="0" w:color="auto"/>
-              <w:bottom w:val="single" w:sz="8" w:space="0" w:color="auto"/>
-              <w:right w:val="single" w:sz="8" w:space="0" w:color="auto"/>
-            </w:tcBorders>
-            <w:shd w:val="clear" w:color="auto" w:fill="auto"/>
-            <w:noWrap/>
-            <w:vAlign w:val="bottom"/>
-            <w:hideMark/>
-          </w:tcPr>
-          <w:p>
-            <w:pPr>
-              <w:spacing w:after="0" w:line="240" w:lineRule="auto"/>
-              <w:rPr>
-                <w:rFonts w:ascii="Garamond" w:eastAsia="Times New Roman" w:hAnsi="Garamond" w:cs="Calibri"/>
-                <w:sz w:val="24"/>
-                <w:szCs w:val="24"/>
-              </w:rPr>
-            </w:pPr>
-            <w:r>
-              <w:rPr>
-                <w:rFonts w:ascii="Garamond" w:eastAsia="Times New Roman" w:hAnsi="Garamond" w:cs="Calibri"/>
-                <w:sz w:val="24"/>
-                <w:szCs w:val="24"/>
-              </w:rPr>
-              <w:t>Légère dégradation</w:t>
-            </w:r>
-          </w:p>
-        </w:tc>
-        <w:tc>
-          <w:tcPr>
-            <w:tcW w:w="1515" w:type="dxa"/>
-            <w:tcBorders>
-              <w:top w:val="nil"/>
-              <w:left w:val="nil"/>
-              <w:bottom w:val="single" w:sz="8" w:space="0" w:color="auto"/>
-              <w:right w:val="single" w:sz="8" w:space="0" w:color="auto"/>
-            </w:tcBorders>
-            <w:shd w:val="clear" w:color="auto" w:fill="auto"/>
-            <w:noWrap/>
-            <w:vAlign w:val="center"/>
-            <w:hideMark/>
-          </w:tcPr>
-          <w:p>
-            <w:pPr>
-              <w:spacing w:after="0" w:line="240" w:lineRule="auto"/>
-              <w:jc w:val="center"/>
-              <w:rPr>
-                <w:rFonts w:ascii="Garamond" w:eastAsia="Times New Roman" w:hAnsi="Garamond" w:cs="Calibri"/>
-                <w:sz w:val="24"/>
-                <w:szCs w:val="24"/>
-              </w:rPr>
-            </w:pPr>
-            <w:r>
-              <w:rPr>
-                <w:rFonts w:ascii="Garamond" w:hAnsi="Garamond" w:cs="Calibri"/>
-              </w:rPr>
-              <w:t>82</w:t>
-            </w:r>
-          </w:p>
-        </w:tc>
-        <w:tc>
-          <w:tcPr>
-            <w:tcW w:w="2139" w:type="dxa"/>
-            <w:tcBorders>
-              <w:top w:val="nil"/>
-              <w:left w:val="nil"/>
-              <w:bottom w:val="single" w:sz="8" w:space="0" w:color="auto"/>
-              <w:right w:val="single" w:sz="8" w:space="0" w:color="auto"/>
-            </w:tcBorders>
-            <w:shd w:val="clear" w:color="auto" w:fill="auto"/>
-            <w:noWrap/>
-            <w:vAlign w:val="center"/>
-            <w:hideMark/>
-          </w:tcPr>
-          <w:p>
-            <w:pPr>
-              <w:spacing w:after="0" w:line="240" w:lineRule="auto"/>
-              <w:jc w:val="center"/>
-              <w:rPr>
-                <w:rFonts w:ascii="Garamond" w:eastAsia="Times New Roman" w:hAnsi="Garamond" w:cs="Calibri"/>
-                <w:sz w:val="24"/>
-                <w:szCs w:val="24"/>
-              </w:rPr>
-            </w:pPr>
-            <w:r>
-              <w:rPr>
-                <w:rFonts w:ascii="Garamond" w:hAnsi="Garamond" w:cs="Calibri"/>
-              </w:rPr>
-              <w:t>30,04</w:t>
-            </w:r>
-          </w:p>
-        </w:tc>
-      </w:tr>
-      <w:tr>
-        <w:trPr>
-          <w:trHeight w:val="341"/>
-        </w:trPr>
-        <w:tc>
-          <w:tcPr>
-            <w:tcW w:w="5747" w:type="dxa"/>
-            <w:tcBorders>
-              <w:top w:val="nil"/>
-              <w:left w:val="single" w:sz="8" w:space="0" w:color="auto"/>
-              <w:bottom w:val="single" w:sz="8" w:space="0" w:color="auto"/>
-              <w:right w:val="single" w:sz="8" w:space="0" w:color="auto"/>
-            </w:tcBorders>
-            <w:shd w:val="clear" w:color="auto" w:fill="auto"/>
-            <w:noWrap/>
-            <w:vAlign w:val="bottom"/>
-            <w:hideMark/>
-          </w:tcPr>
-          <w:p>
-            <w:pPr>
-              <w:spacing w:after="0" w:line="240" w:lineRule="auto"/>
-              <w:rPr>
-                <w:rFonts w:ascii="Garamond" w:eastAsia="Times New Roman" w:hAnsi="Garamond" w:cs="Calibri"/>
-                <w:sz w:val="24"/>
-                <w:szCs w:val="24"/>
-              </w:rPr>
-            </w:pPr>
-            <w:r>
-              <w:rPr>
-                <w:rFonts w:ascii="Garamond" w:eastAsia="Times New Roman" w:hAnsi="Garamond" w:cs="Calibri"/>
-                <w:sz w:val="24"/>
-                <w:szCs w:val="24"/>
-              </w:rPr>
-              <w:t>Nette dégradation</w:t>
-            </w:r>
-          </w:p>
-        </w:tc>
-        <w:tc>
-          <w:tcPr>
-            <w:tcW w:w="1515" w:type="dxa"/>
-            <w:tcBorders>
-              <w:top w:val="nil"/>
-              <w:left w:val="nil"/>
-              <w:bottom w:val="single" w:sz="8" w:space="0" w:color="auto"/>
-              <w:right w:val="single" w:sz="8" w:space="0" w:color="auto"/>
-            </w:tcBorders>
-            <w:shd w:val="clear" w:color="auto" w:fill="auto"/>
-            <w:noWrap/>
-            <w:vAlign w:val="center"/>
-            <w:hideMark/>
-          </w:tcPr>
-          <w:p>
-            <w:pPr>
-              <w:spacing w:after="0" w:line="240" w:lineRule="auto"/>
-              <w:jc w:val="center"/>
-              <w:rPr>
-                <w:rFonts w:ascii="Garamond" w:eastAsia="Times New Roman" w:hAnsi="Garamond" w:cs="Calibri"/>
-                <w:sz w:val="24"/>
-                <w:szCs w:val="24"/>
-              </w:rPr>
-            </w:pPr>
-            <w:r>
-              <w:rPr>
-                <w:rFonts w:ascii="Garamond" w:hAnsi="Garamond" w:cs="Calibri"/>
-              </w:rPr>
-              <w:t>50</w:t>
-            </w:r>
-          </w:p>
-        </w:tc>
-        <w:tc>
-          <w:tcPr>
-            <w:tcW w:w="2139" w:type="dxa"/>
-            <w:tcBorders>
-              <w:top w:val="nil"/>
-              <w:left w:val="nil"/>
-              <w:bottom w:val="single" w:sz="8" w:space="0" w:color="auto"/>
-              <w:right w:val="single" w:sz="8" w:space="0" w:color="auto"/>
-            </w:tcBorders>
-            <w:shd w:val="clear" w:color="auto" w:fill="auto"/>
-            <w:noWrap/>
-            <w:vAlign w:val="center"/>
-            <w:hideMark/>
-          </w:tcPr>
-          <w:p>
-            <w:pPr>
-              <w:spacing w:after="0" w:line="240" w:lineRule="auto"/>
-              <w:jc w:val="center"/>
-              <w:rPr>
-                <w:rFonts w:ascii="Garamond" w:eastAsia="Times New Roman" w:hAnsi="Garamond" w:cs="Calibri"/>
-                <w:sz w:val="24"/>
-                <w:szCs w:val="24"/>
-              </w:rPr>
-            </w:pPr>
-            <w:r>
-              <w:rPr>
-                <w:rFonts w:ascii="Garamond" w:hAnsi="Garamond" w:cs="Calibri"/>
-              </w:rPr>
-              <w:t>18,32</w:t>
-            </w:r>
-          </w:p>
-        </w:tc>
-      </w:tr>
-      <w:tr>
-        <w:trPr>
-          <w:trHeight w:val="341"/>
-        </w:trPr>
-        <w:tc>
-          <w:tcPr>
-            <w:tcW w:w="5747" w:type="dxa"/>
-            <w:tcBorders>
-              <w:top w:val="nil"/>
-              <w:left w:val="single" w:sz="8" w:space="0" w:color="auto"/>
-              <w:bottom w:val="single" w:sz="8" w:space="0" w:color="auto"/>
-              <w:right w:val="single" w:sz="8" w:space="0" w:color="auto"/>
-            </w:tcBorders>
-            <w:shd w:val="clear" w:color="auto" w:fill="auto"/>
-            <w:noWrap/>
-            <w:vAlign w:val="bottom"/>
-            <w:hideMark/>
-          </w:tcPr>
-          <w:p>
-            <w:pPr>
-              <w:spacing w:after="0" w:line="240" w:lineRule="auto"/>
-              <w:rPr>
-                <w:rFonts w:ascii="Garamond" w:eastAsia="Times New Roman" w:hAnsi="Garamond" w:cs="Calibri"/>
-                <w:sz w:val="24"/>
-                <w:szCs w:val="24"/>
-              </w:rPr>
-            </w:pPr>
-            <w:r>
-              <w:rPr>
-                <w:rFonts w:ascii="Garamond" w:eastAsia="Times New Roman" w:hAnsi="Garamond" w:cs="Calibri"/>
-                <w:sz w:val="24"/>
-                <w:szCs w:val="24"/>
-              </w:rPr>
-              <w:t>Total</w:t>
-            </w:r>
-          </w:p>
-        </w:tc>
-        <w:tc>
-          <w:tcPr>
-            <w:tcW w:w="1515" w:type="dxa"/>
-            <w:tcBorders>
-              <w:top w:val="nil"/>
-              <w:left w:val="nil"/>
-              <w:bottom w:val="single" w:sz="8" w:space="0" w:color="auto"/>
-              <w:right w:val="single" w:sz="8" w:space="0" w:color="auto"/>
-            </w:tcBorders>
-            <w:shd w:val="clear" w:color="auto" w:fill="auto"/>
-            <w:noWrap/>
-            <w:vAlign w:val="center"/>
-            <w:hideMark/>
-          </w:tcPr>
-          <w:p>
-            <w:pPr>
-              <w:spacing w:after="0" w:line="240" w:lineRule="auto"/>
-              <w:jc w:val="center"/>
-              <w:rPr>
-                <w:rFonts w:ascii="Garamond" w:eastAsia="Times New Roman" w:hAnsi="Garamond" w:cs="Calibri"/>
-                <w:sz w:val="24"/>
-                <w:szCs w:val="24"/>
-              </w:rPr>
-            </w:pPr>
-            <w:r>
-              <w:rPr>
-                <w:rFonts w:ascii="Garamond" w:hAnsi="Garamond" w:cs="Calibri"/>
-              </w:rPr>
-              <w:t>273</w:t>
-            </w:r>
-          </w:p>
-        </w:tc>
-        <w:tc>
-          <w:tcPr>
-            <w:tcW w:w="2139" w:type="dxa"/>
-            <w:tcBorders>
-              <w:top w:val="nil"/>
-              <w:left w:val="nil"/>
-              <w:bottom w:val="single" w:sz="8" w:space="0" w:color="auto"/>
-              <w:right w:val="single" w:sz="8" w:space="0" w:color="auto"/>
-            </w:tcBorders>
-            <w:shd w:val="clear" w:color="auto" w:fill="auto"/>
-            <w:noWrap/>
-            <w:vAlign w:val="center"/>
-            <w:hideMark/>
-          </w:tcPr>
-          <w:p>
-            <w:pPr>
-              <w:spacing w:after="0" w:line="240" w:lineRule="auto"/>
-              <w:jc w:val="center"/>
-              <w:rPr>
-                <w:rFonts w:ascii="Garamond" w:eastAsia="Times New Roman" w:hAnsi="Garamond" w:cs="Calibri"/>
-                <w:sz w:val="24"/>
-                <w:szCs w:val="24"/>
-              </w:rPr>
-            </w:pPr>
-            <w:r>
-              <w:rPr>
-                <w:rFonts w:ascii="Garamond" w:hAnsi="Garamond" w:cs="Calibri"/>
-              </w:rPr>
-              <w:t>100,00</w:t>
-            </w:r>
-          </w:p>
-        </w:tc>
-      </w:tr>
-    </w:tbl>
-    <w:p>
-      <w:pPr>
-        <w:spacing w:line="360" w:lineRule="auto"/>
-        <w:jc w:val="both"/>
-        <w:rPr>
-          <w:rFonts w:ascii="Book Antiqua" w:hAnsi="Book Antiqua"/>
-          <w:i/>
-          <w:iCs/>
-          <w:color w:val="44546A" w:themeColor="text2"/>
-          <w:sz w:val="24"/>
-          <w:szCs w:val="18"/>
-          <w:lang w:val="fr-FR"/>
-        </w:rPr>
-      </w:pPr>
-      <w:r>
-        <w:rPr>
-          <w:rFonts w:ascii="Book Antiqua" w:hAnsi="Book Antiqua"/>
-          <w:i/>
-          <w:iCs/>
-          <w:color w:val="44546A" w:themeColor="text2"/>
-          <w:sz w:val="24"/>
-          <w:szCs w:val="18"/>
-          <w:lang w:val="fr-FR"/>
-        </w:rPr>
-        <w:t xml:space="preserve">Tableau </w:t>
-      </w:r>
-      <w:r>
-        <w:rPr>
-          <w:rFonts w:ascii="Book Antiqua" w:hAnsi="Book Antiqua"/>
-          <w:i/>
-          <w:iCs/>
-          <w:color w:val="44546A" w:themeColor="text2"/>
-          <w:sz w:val="24"/>
-          <w:szCs w:val="18"/>
-          <w:lang w:val="fr-FR"/>
-        </w:rPr>
-        <w:fldChar w:fldCharType="begin"/>
-      </w:r>
-      <w:r>
-        <w:rPr>
-          <w:rFonts w:ascii="Book Antiqua" w:hAnsi="Book Antiqua"/>
-          <w:i/>
-          <w:iCs/>
-          <w:color w:val="44546A" w:themeColor="text2"/>
-          <w:sz w:val="24"/>
-          <w:szCs w:val="18"/>
-          <w:lang w:val="fr-FR"/>
-        </w:rPr>
-        <w:instrText xml:space="preserve"> SEQ Tableau \* ARABIC </w:instrText>
-      </w:r>
-      <w:r>
-        <w:rPr>
-          <w:rFonts w:ascii="Book Antiqua" w:hAnsi="Book Antiqua"/>
-          <w:i/>
-          <w:iCs/>
-          <w:color w:val="44546A" w:themeColor="text2"/>
-          <w:sz w:val="24"/>
-          <w:szCs w:val="18"/>
-          <w:lang w:val="fr-FR"/>
-        </w:rPr>
-        <w:fldChar w:fldCharType="separate"/>
-      </w:r>
-      <w:r>
-        <w:rPr>
-          <w:rFonts w:ascii="Book Antiqua" w:hAnsi="Book Antiqua"/>
-          <w:i/>
-          <w:iCs/>
-          <w:noProof/>
-          <w:color w:val="44546A" w:themeColor="text2"/>
-          <w:sz w:val="24"/>
-          <w:szCs w:val="18"/>
-          <w:lang w:val="fr-FR"/>
-        </w:rPr>
-        <w:t>5</w:t>
-      </w:r>
-      <w:r>
-        <w:rPr>
-          <w:rFonts w:ascii="Book Antiqua" w:hAnsi="Book Antiqua"/>
-          <w:i/>
-          <w:iCs/>
-          <w:color w:val="44546A" w:themeColor="text2"/>
-          <w:sz w:val="24"/>
-          <w:szCs w:val="18"/>
-          <w:lang w:val="fr-FR"/>
-        </w:rPr>
-        <w:fldChar w:fldCharType="end"/>
-      </w:r>
-      <w:r>
-        <w:rPr>
-          <w:rFonts w:ascii="Book Antiqua" w:hAnsi="Book Antiqua"/>
-          <w:i/>
-          <w:iCs/>
-          <w:color w:val="44546A" w:themeColor="text2"/>
-          <w:sz w:val="24"/>
-          <w:szCs w:val="18"/>
-          <w:lang w:val="fr-FR"/>
-        </w:rPr>
-        <w:t>:Evolution de la situation financière</w:t>
-      </w:r>
-      <w:r>
-        <w:rPr>
-          <w:rFonts w:ascii="Book Antiqua" w:hAnsi="Book Antiqua"/>
-          <w:i/>
-          <w:iCs/>
-          <w:color w:val="44546A" w:themeColor="text2"/>
-          <w:sz w:val="24"/>
-          <w:szCs w:val="18"/>
-          <w:lang w:val="fr-FR"/>
-        </w:rPr>
-        <w:t xml:space="preserve"> des ménages</w:t>
-      </w:r>
-      <w:r>
-        <w:rPr>
-          <w:rFonts w:ascii="Book Antiqua" w:hAnsi="Book Antiqua"/>
-          <w:i/>
-          <w:iCs/>
-          <w:color w:val="44546A" w:themeColor="text2"/>
-          <w:sz w:val="24"/>
-          <w:szCs w:val="18"/>
-          <w:lang w:val="fr-FR"/>
-        </w:rPr>
-        <w:t xml:space="preserve"> par rapport au mois passé</w:t>
-      </w:r>
-    </w:p>
-    <w:p>
-      <w:pPr>
-        <w:pStyle w:val="Lgende"/>
-        <w:rPr>
-          <w:rFonts w:ascii="Book Antiqua" w:hAnsi="Book Antiqua"/>
-          <w:sz w:val="24"/>
-          <w:lang w:val="fr-FR"/>
-        </w:rPr>
-      </w:pPr>
-    </w:p>
-    <w:p>
-      <w:pPr>
-        <w:pStyle w:val="Lgende"/>
-        <w:rPr>
-          <w:rFonts w:ascii="Book Antiqua" w:hAnsi="Book Antiqua"/>
-          <w:sz w:val="24"/>
-          <w:lang w:val="fr-FR"/>
-        </w:rPr>
-      </w:pPr>
-    </w:p>
-    <w:p>
-      <w:pPr>
-        <w:pStyle w:val="Lgende"/>
-        <w:rPr>
-          <w:rFonts w:ascii="Book Antiqua" w:hAnsi="Book Antiqua"/>
-          <w:sz w:val="24"/>
-          <w:lang w:val="fr-FR"/>
-        </w:rPr>
-      </w:pPr>
-    </w:p>
-    <w:p>
-      <w:pPr>
-        <w:pStyle w:val="Lgende"/>
-        <w:rPr>
-          <w:rFonts w:ascii="Book Antiqua" w:hAnsi="Book Antiqua"/>
-          <w:sz w:val="24"/>
-          <w:lang w:val="fr-FR"/>
-        </w:rPr>
-      </w:pPr>
-      <w:r>
-        <w:rPr>
-          <w:rFonts w:ascii="Book Antiqua" w:hAnsi="Book Antiqua"/>
-          <w:sz w:val="24"/>
-          <w:lang w:val="fr-FR"/>
-        </w:rPr>
-        <w:lastRenderedPageBreak/>
-        <w:t xml:space="preserve">Graphique </w:t>
-      </w:r>
-      <w:r>
-        <w:rPr>
-          <w:rFonts w:ascii="Book Antiqua" w:hAnsi="Book Antiqua"/>
-          <w:sz w:val="24"/>
-          <w:lang w:val="fr-FR"/>
-        </w:rPr>
-        <w:fldChar w:fldCharType="begin"/>
-      </w:r>
-      <w:r>
-        <w:rPr>
-          <w:rFonts w:ascii="Book Antiqua" w:hAnsi="Book Antiqua"/>
-          <w:sz w:val="24"/>
-          <w:lang w:val="fr-FR"/>
-        </w:rPr>
-        <w:instrText xml:space="preserve"> SEQ Graphique \* ARABIC </w:instrText>
-      </w:r>
-      <w:r>
-        <w:rPr>
-          <w:rFonts w:ascii="Book Antiqua" w:hAnsi="Book Antiqua"/>
-          <w:sz w:val="24"/>
-          <w:lang w:val="fr-FR"/>
-        </w:rPr>
-        <w:fldChar w:fldCharType="separate"/>
-      </w:r>
-      <w:r>
-        <w:rPr>
-          <w:rFonts w:ascii="Book Antiqua" w:hAnsi="Book Antiqua"/>
-          <w:noProof/>
-          <w:sz w:val="24"/>
-          <w:lang w:val="fr-FR"/>
-        </w:rPr>
-        <w:t>2</w:t>
-      </w:r>
-      <w:r>
-        <w:rPr>
-          <w:rFonts w:ascii="Book Antiqua" w:hAnsi="Book Antiqua"/>
-          <w:sz w:val="24"/>
-          <w:lang w:val="fr-FR"/>
-        </w:rPr>
-        <w:fldChar w:fldCharType="end"/>
-      </w:r>
-      <w:r>
-        <w:rPr>
-          <w:rFonts w:ascii="Book Antiqua" w:hAnsi="Book Antiqua"/>
-          <w:sz w:val="24"/>
-          <w:lang w:val="fr-FR"/>
-        </w:rPr>
-        <w:t>:Evolution de la situation économique globale</w:t>
-      </w:r>
-      <w:r>
-        <w:rPr>
-          <w:rFonts w:ascii="Book Antiqua" w:hAnsi="Book Antiqua"/>
-          <w:sz w:val="24"/>
-          <w:lang w:val="fr-FR"/>
-        </w:rPr>
-        <w:t xml:space="preserve"> (en pourcentage)</w:t>
-      </w:r>
-    </w:p>
-    <w:p>
-      <w:pPr>
-        <w:spacing w:line="360" w:lineRule="auto"/>
-        <w:rPr>
-          <w:rFonts w:ascii="Garamond" w:hAnsi="Garamond"/>
-          <w:b/>
-          <w:sz w:val="24"/>
-          <w:szCs w:val="24"/>
-          <w:lang w:val="fr-FR"/>
-        </w:rPr>
-      </w:pPr>
-      <w:r>
-        <w:rPr>
-          <w:noProof/>
-        </w:rPr>
-        <w:drawing>
-          <wp:inline distT="0" distB="0" distL="0" distR="0" wp14:anchorId="1F86CF81" wp14:editId="38D12AD0">
-            <wp:extent cx="4819650" cy="2114550"/>
-            <wp:effectExtent l="0" t="0" r="0" b="0"/>
-            <wp:docPr id="1" name="Graphique 1"/>
-            <wp:cNvGraphicFramePr/>
-            <a:graphic xmlns:a="http://schemas.openxmlformats.org/drawingml/2006/main">
-              <a:graphicData uri="http://schemas.openxmlformats.org/drawingml/2006/chart">
-                <c:chart xmlns:c="http://schemas.openxmlformats.org/drawingml/2006/chart" xmlns:r="http://schemas.openxmlformats.org/officeDocument/2006/relationships" r:id="rId8"/>
-              </a:graphicData>
-            </a:graphic>
-          </wp:inline>
-        </w:drawing>
-      </w:r>
-    </w:p>
-    <w:p>
-      <w:pPr>
-        <w:pStyle w:val="Lgende"/>
-        <w:rPr>
-          <w:rFonts w:ascii="Book Antiqua" w:hAnsi="Book Antiqua"/>
-          <w:sz w:val="24"/>
-          <w:lang w:val="fr-FR"/>
-        </w:rPr>
-      </w:pPr>
-      <w:r>
-        <w:rPr>
-          <w:rFonts w:ascii="Book Antiqua" w:hAnsi="Book Antiqua"/>
-          <w:sz w:val="24"/>
-          <w:lang w:val="fr-FR"/>
-        </w:rPr>
-        <w:t xml:space="preserve">Tableau </w:t>
-      </w:r>
-      <w:r>
-        <w:rPr>
-          <w:rFonts w:ascii="Book Antiqua" w:hAnsi="Book Antiqua"/>
-          <w:sz w:val="24"/>
-          <w:lang w:val="fr-FR"/>
-        </w:rPr>
-        <w:fldChar w:fldCharType="begin"/>
-      </w:r>
-      <w:r>
-        <w:rPr>
-          <w:rFonts w:ascii="Book Antiqua" w:hAnsi="Book Antiqua"/>
-          <w:sz w:val="24"/>
-          <w:lang w:val="fr-FR"/>
-        </w:rPr>
-        <w:instrText xml:space="preserve"> SEQ Tableau \* ARABIC </w:instrText>
-      </w:r>
-      <w:r>
-        <w:rPr>
-          <w:rFonts w:ascii="Book Antiqua" w:hAnsi="Book Antiqua"/>
-          <w:sz w:val="24"/>
-          <w:lang w:val="fr-FR"/>
-        </w:rPr>
-        <w:fldChar w:fldCharType="separate"/>
-      </w:r>
-      <w:r>
-        <w:rPr>
-          <w:rFonts w:ascii="Book Antiqua" w:hAnsi="Book Antiqua"/>
-          <w:noProof/>
-          <w:sz w:val="24"/>
-          <w:lang w:val="fr-FR"/>
-        </w:rPr>
-        <w:t>6</w:t>
-      </w:r>
-      <w:r>
-        <w:rPr>
-          <w:rFonts w:ascii="Book Antiqua" w:hAnsi="Book Antiqua"/>
-          <w:sz w:val="24"/>
-          <w:lang w:val="fr-FR"/>
-        </w:rPr>
-        <w:fldChar w:fldCharType="end"/>
-      </w:r>
-      <w:r>
-        <w:rPr>
-          <w:rFonts w:ascii="Book Antiqua" w:hAnsi="Book Antiqua"/>
-          <w:sz w:val="24"/>
-          <w:lang w:val="fr-FR"/>
-        </w:rPr>
-        <w:t>:Perception de l'évolution de la situation financière du ménage pour le mois prochain</w:t>
-      </w:r>
-    </w:p>
-    <w:tbl>
-      <w:tblPr>
-        <w:tblW w:w="8647" w:type="dxa"/>
-        <w:tblInd w:w="-10" w:type="dxa"/>
-        <w:tblLook w:val="04A0" w:firstRow="1" w:lastRow="0" w:firstColumn="1" w:lastColumn="0" w:noHBand="0" w:noVBand="1"/>
-      </w:tblPr>
-      <w:tblGrid>
-        <w:gridCol w:w="3261"/>
-        <w:gridCol w:w="2126"/>
-        <w:gridCol w:w="3260"/>
-      </w:tblGrid>
-      <w:tr>
-        <w:trPr>
-          <w:trHeight w:val="330"/>
-        </w:trPr>
-        <w:tc>
-          <w:tcPr>
-            <w:tcW w:w="3261" w:type="dxa"/>
-            <w:tcBorders>
-              <w:top w:val="single" w:sz="8" w:space="0" w:color="auto"/>
-              <w:left w:val="single" w:sz="8" w:space="0" w:color="auto"/>
-              <w:bottom w:val="single" w:sz="8" w:space="0" w:color="auto"/>
-              <w:right w:val="single" w:sz="8" w:space="0" w:color="auto"/>
-            </w:tcBorders>
-            <w:shd w:val="clear" w:color="auto" w:fill="auto"/>
-            <w:noWrap/>
-            <w:vAlign w:val="center"/>
-            <w:hideMark/>
-          </w:tcPr>
-          <w:p>
-            <w:pPr>
-              <w:spacing w:after="0" w:line="240" w:lineRule="auto"/>
-              <w:rPr>
-                <w:rFonts w:ascii="Garamond" w:eastAsia="Times New Roman" w:hAnsi="Garamond" w:cs="Calibri"/>
-                <w:b/>
-                <w:bCs/>
-                <w:sz w:val="24"/>
-                <w:szCs w:val="24"/>
-              </w:rPr>
-            </w:pPr>
-            <w:r>
-              <w:rPr>
-                <w:rFonts w:ascii="Garamond" w:eastAsia="Times New Roman" w:hAnsi="Garamond" w:cs="Calibri"/>
-                <w:b/>
-                <w:bCs/>
-                <w:sz w:val="24"/>
-                <w:szCs w:val="24"/>
-              </w:rPr>
-              <w:t>Situation financière actuelle</w:t>
-            </w:r>
-          </w:p>
-        </w:tc>
-        <w:tc>
-          <w:tcPr>
-            <w:tcW w:w="2126" w:type="dxa"/>
-            <w:tcBorders>
-              <w:top w:val="single" w:sz="8" w:space="0" w:color="auto"/>
-              <w:left w:val="nil"/>
-              <w:bottom w:val="single" w:sz="8" w:space="0" w:color="auto"/>
-              <w:right w:val="single" w:sz="8" w:space="0" w:color="auto"/>
-            </w:tcBorders>
-            <w:shd w:val="clear" w:color="auto" w:fill="auto"/>
-            <w:noWrap/>
-            <w:vAlign w:val="center"/>
-            <w:hideMark/>
-          </w:tcPr>
-          <w:p>
-            <w:pPr>
-              <w:spacing w:after="0" w:line="240" w:lineRule="auto"/>
-              <w:jc w:val="center"/>
-              <w:rPr>
-                <w:rFonts w:ascii="Garamond" w:eastAsia="Times New Roman" w:hAnsi="Garamond" w:cs="Calibri"/>
-                <w:b/>
-                <w:bCs/>
-                <w:sz w:val="24"/>
-                <w:szCs w:val="24"/>
-              </w:rPr>
-            </w:pPr>
-            <w:r>
-              <w:rPr>
-                <w:rFonts w:ascii="Garamond" w:eastAsia="Times New Roman" w:hAnsi="Garamond" w:cs="Calibri"/>
-                <w:b/>
-                <w:bCs/>
-                <w:sz w:val="24"/>
-                <w:szCs w:val="24"/>
-              </w:rPr>
-              <w:t>Effectif</w:t>
-            </w:r>
-          </w:p>
-        </w:tc>
-        <w:tc>
-          <w:tcPr>
-            <w:tcW w:w="3260" w:type="dxa"/>
-            <w:tcBorders>
-              <w:top w:val="single" w:sz="8" w:space="0" w:color="auto"/>
-              <w:left w:val="nil"/>
-              <w:bottom w:val="single" w:sz="8" w:space="0" w:color="auto"/>
-              <w:right w:val="single" w:sz="8" w:space="0" w:color="auto"/>
-            </w:tcBorders>
-            <w:shd w:val="clear" w:color="auto" w:fill="auto"/>
-            <w:noWrap/>
-            <w:vAlign w:val="center"/>
-            <w:hideMark/>
-          </w:tcPr>
-          <w:p>
-            <w:pPr>
-              <w:spacing w:after="0" w:line="240" w:lineRule="auto"/>
-              <w:jc w:val="center"/>
-              <w:rPr>
-                <w:rFonts w:ascii="Garamond" w:eastAsia="Times New Roman" w:hAnsi="Garamond" w:cs="Calibri"/>
-                <w:b/>
-                <w:bCs/>
-                <w:sz w:val="24"/>
-                <w:szCs w:val="24"/>
-              </w:rPr>
-            </w:pPr>
-            <w:r>
-              <w:rPr>
-                <w:rFonts w:ascii="Garamond" w:eastAsia="Times New Roman" w:hAnsi="Garamond" w:cs="Calibri"/>
-                <w:b/>
-                <w:bCs/>
-                <w:sz w:val="24"/>
-                <w:szCs w:val="24"/>
-              </w:rPr>
-              <w:t>Pourcentage</w:t>
-            </w:r>
-          </w:p>
-        </w:tc>
-      </w:tr>
-      <w:tr>
-        <w:trPr>
-          <w:trHeight w:val="330"/>
-        </w:trPr>
-        <w:tc>
-          <w:tcPr>
-            <w:tcW w:w="3261" w:type="dxa"/>
-            <w:tcBorders>
-              <w:top w:val="nil"/>
-              <w:left w:val="single" w:sz="8" w:space="0" w:color="auto"/>
-              <w:bottom w:val="single" w:sz="8" w:space="0" w:color="auto"/>
-              <w:right w:val="single" w:sz="8" w:space="0" w:color="auto"/>
-            </w:tcBorders>
-            <w:shd w:val="clear" w:color="auto" w:fill="auto"/>
-            <w:noWrap/>
-            <w:vAlign w:val="center"/>
-            <w:hideMark/>
-          </w:tcPr>
-          <w:p>
-            <w:pPr>
-              <w:spacing w:after="0" w:line="240" w:lineRule="auto"/>
-              <w:rPr>
-                <w:rFonts w:ascii="Garamond" w:eastAsia="Times New Roman" w:hAnsi="Garamond" w:cs="Calibri"/>
-                <w:sz w:val="24"/>
-                <w:szCs w:val="24"/>
-              </w:rPr>
-            </w:pPr>
-            <w:r>
-              <w:rPr>
-                <w:rFonts w:ascii="Garamond" w:eastAsia="Times New Roman" w:hAnsi="Garamond" w:cs="Calibri"/>
-                <w:sz w:val="24"/>
-                <w:szCs w:val="24"/>
-              </w:rPr>
-              <w:t>Nette amélioration</w:t>
-            </w:r>
-          </w:p>
-        </w:tc>
-        <w:tc>
-          <w:tcPr>
-            <w:tcW w:w="2126" w:type="dxa"/>
-            <w:tcBorders>
-              <w:top w:val="nil"/>
-              <w:left w:val="nil"/>
-              <w:bottom w:val="single" w:sz="8" w:space="0" w:color="auto"/>
-              <w:right w:val="single" w:sz="8" w:space="0" w:color="auto"/>
-            </w:tcBorders>
-            <w:shd w:val="clear" w:color="auto" w:fill="auto"/>
-            <w:noWrap/>
-            <w:vAlign w:val="center"/>
-            <w:hideMark/>
-          </w:tcPr>
-          <w:p>
-            <w:pPr>
-              <w:spacing w:after="0" w:line="240" w:lineRule="auto"/>
-              <w:jc w:val="right"/>
-              <w:rPr>
-                <w:rFonts w:ascii="Garamond" w:eastAsia="Times New Roman" w:hAnsi="Garamond" w:cs="Calibri"/>
-                <w:sz w:val="24"/>
-                <w:szCs w:val="24"/>
-              </w:rPr>
-            </w:pPr>
-            <w:r>
-              <w:rPr>
-                <w:rFonts w:ascii="Garamond" w:eastAsia="Times New Roman" w:hAnsi="Garamond" w:cs="Calibri"/>
-                <w:sz w:val="24"/>
-                <w:szCs w:val="24"/>
-              </w:rPr>
-              <w:t>13</w:t>
-            </w:r>
-          </w:p>
-        </w:tc>
-        <w:tc>
-          <w:tcPr>
-            <w:tcW w:w="3260" w:type="dxa"/>
-            <w:tcBorders>
-              <w:top w:val="nil"/>
-              <w:left w:val="nil"/>
-              <w:bottom w:val="single" w:sz="8" w:space="0" w:color="auto"/>
-              <w:right w:val="single" w:sz="8" w:space="0" w:color="auto"/>
-            </w:tcBorders>
-            <w:shd w:val="clear" w:color="auto" w:fill="auto"/>
-            <w:noWrap/>
-            <w:vAlign w:val="center"/>
-            <w:hideMark/>
-          </w:tcPr>
-          <w:p>
-            <w:pPr>
-              <w:spacing w:after="0" w:line="240" w:lineRule="auto"/>
-              <w:jc w:val="right"/>
-              <w:rPr>
-                <w:rFonts w:ascii="Garamond" w:eastAsia="Times New Roman" w:hAnsi="Garamond" w:cs="Calibri"/>
-                <w:sz w:val="24"/>
-                <w:szCs w:val="24"/>
-              </w:rPr>
-            </w:pPr>
-            <w:r>
-              <w:rPr>
-                <w:rFonts w:ascii="Garamond" w:eastAsia="Times New Roman" w:hAnsi="Garamond" w:cs="Calibri"/>
-                <w:sz w:val="24"/>
-                <w:szCs w:val="24"/>
-              </w:rPr>
-              <w:t>4,80</w:t>
-            </w:r>
-          </w:p>
-        </w:tc>
-      </w:tr>
-      <w:tr>
-        <w:trPr>
-          <w:trHeight w:val="330"/>
-        </w:trPr>
-        <w:tc>
-          <w:tcPr>
-            <w:tcW w:w="3261" w:type="dxa"/>
-            <w:tcBorders>
-              <w:top w:val="nil"/>
-              <w:left w:val="single" w:sz="8" w:space="0" w:color="auto"/>
-              <w:bottom w:val="single" w:sz="8" w:space="0" w:color="auto"/>
-              <w:right w:val="single" w:sz="8" w:space="0" w:color="auto"/>
-            </w:tcBorders>
-            <w:shd w:val="clear" w:color="auto" w:fill="auto"/>
-            <w:noWrap/>
-            <w:vAlign w:val="center"/>
-            <w:hideMark/>
-          </w:tcPr>
-          <w:p>
-            <w:pPr>
-              <w:spacing w:after="0" w:line="240" w:lineRule="auto"/>
-              <w:rPr>
-                <w:rFonts w:ascii="Garamond" w:eastAsia="Times New Roman" w:hAnsi="Garamond" w:cs="Calibri"/>
-                <w:sz w:val="24"/>
-                <w:szCs w:val="24"/>
-              </w:rPr>
-            </w:pPr>
-            <w:r>
-              <w:rPr>
-                <w:rFonts w:ascii="Garamond" w:eastAsia="Times New Roman" w:hAnsi="Garamond" w:cs="Calibri"/>
-                <w:sz w:val="24"/>
-                <w:szCs w:val="24"/>
-              </w:rPr>
-              <w:t>Légère amélioration</w:t>
-            </w:r>
-          </w:p>
-        </w:tc>
-        <w:tc>
-          <w:tcPr>
-            <w:tcW w:w="2126" w:type="dxa"/>
-            <w:tcBorders>
-              <w:top w:val="nil"/>
-              <w:left w:val="nil"/>
-              <w:bottom w:val="single" w:sz="8" w:space="0" w:color="auto"/>
-              <w:right w:val="single" w:sz="8" w:space="0" w:color="auto"/>
-            </w:tcBorders>
-            <w:shd w:val="clear" w:color="auto" w:fill="auto"/>
-            <w:noWrap/>
-            <w:vAlign w:val="center"/>
-            <w:hideMark/>
-          </w:tcPr>
-          <w:p>
-            <w:pPr>
-              <w:spacing w:after="0" w:line="240" w:lineRule="auto"/>
-              <w:jc w:val="right"/>
-              <w:rPr>
-                <w:rFonts w:ascii="Garamond" w:eastAsia="Times New Roman" w:hAnsi="Garamond" w:cs="Calibri"/>
-                <w:sz w:val="24"/>
-                <w:szCs w:val="24"/>
-              </w:rPr>
-            </w:pPr>
-            <w:r>
-              <w:rPr>
-                <w:rFonts w:ascii="Garamond" w:eastAsia="Times New Roman" w:hAnsi="Garamond" w:cs="Calibri"/>
-                <w:sz w:val="24"/>
-                <w:szCs w:val="24"/>
-              </w:rPr>
-              <w:t>74</w:t>
-            </w:r>
-          </w:p>
-        </w:tc>
-        <w:tc>
-          <w:tcPr>
-            <w:tcW w:w="3260" w:type="dxa"/>
-            <w:tcBorders>
-              <w:top w:val="nil"/>
-              <w:left w:val="nil"/>
-              <w:bottom w:val="single" w:sz="8" w:space="0" w:color="auto"/>
-              <w:right w:val="single" w:sz="8" w:space="0" w:color="auto"/>
-            </w:tcBorders>
-            <w:shd w:val="clear" w:color="auto" w:fill="auto"/>
-            <w:noWrap/>
-            <w:vAlign w:val="center"/>
-            <w:hideMark/>
-          </w:tcPr>
-          <w:p>
-            <w:pPr>
-              <w:spacing w:after="0" w:line="240" w:lineRule="auto"/>
-              <w:jc w:val="right"/>
-              <w:rPr>
-                <w:rFonts w:ascii="Garamond" w:eastAsia="Times New Roman" w:hAnsi="Garamond" w:cs="Calibri"/>
-                <w:sz w:val="24"/>
-                <w:szCs w:val="24"/>
-              </w:rPr>
-            </w:pPr>
-            <w:r>
-              <w:rPr>
-                <w:rFonts w:ascii="Garamond" w:eastAsia="Times New Roman" w:hAnsi="Garamond" w:cs="Calibri"/>
-                <w:sz w:val="24"/>
-                <w:szCs w:val="24"/>
-              </w:rPr>
-              <w:t>27,31</w:t>
-            </w:r>
-          </w:p>
-        </w:tc>
-      </w:tr>
-      <w:tr>
-        <w:trPr>
-          <w:trHeight w:val="330"/>
-        </w:trPr>
-        <w:tc>
-          <w:tcPr>
-            <w:tcW w:w="3261" w:type="dxa"/>
-            <w:tcBorders>
-              <w:top w:val="nil"/>
-              <w:left w:val="single" w:sz="8" w:space="0" w:color="auto"/>
-              <w:bottom w:val="single" w:sz="8" w:space="0" w:color="auto"/>
-              <w:right w:val="single" w:sz="8" w:space="0" w:color="auto"/>
-            </w:tcBorders>
-            <w:shd w:val="clear" w:color="auto" w:fill="auto"/>
-            <w:noWrap/>
-            <w:vAlign w:val="center"/>
-            <w:hideMark/>
-          </w:tcPr>
-          <w:p>
-            <w:pPr>
-              <w:spacing w:after="0" w:line="240" w:lineRule="auto"/>
-              <w:rPr>
-                <w:rFonts w:ascii="Garamond" w:eastAsia="Times New Roman" w:hAnsi="Garamond" w:cs="Calibri"/>
-                <w:sz w:val="24"/>
-                <w:szCs w:val="24"/>
-              </w:rPr>
-            </w:pPr>
-            <w:r>
-              <w:rPr>
-                <w:rFonts w:ascii="Garamond" w:eastAsia="Times New Roman" w:hAnsi="Garamond" w:cs="Calibri"/>
-                <w:sz w:val="24"/>
-                <w:szCs w:val="24"/>
-              </w:rPr>
-              <w:t>Reste inchangée</w:t>
-            </w:r>
-          </w:p>
-        </w:tc>
-        <w:tc>
-          <w:tcPr>
-            <w:tcW w:w="2126" w:type="dxa"/>
-            <w:tcBorders>
-              <w:top w:val="nil"/>
-              <w:left w:val="nil"/>
-              <w:bottom w:val="single" w:sz="8" w:space="0" w:color="auto"/>
-              <w:right w:val="single" w:sz="8" w:space="0" w:color="auto"/>
-            </w:tcBorders>
-            <w:shd w:val="clear" w:color="auto" w:fill="auto"/>
-            <w:noWrap/>
-            <w:vAlign w:val="center"/>
-            <w:hideMark/>
-          </w:tcPr>
-          <w:p>
-            <w:pPr>
-              <w:spacing w:after="0" w:line="240" w:lineRule="auto"/>
-              <w:jc w:val="right"/>
-              <w:rPr>
-                <w:rFonts w:ascii="Garamond" w:eastAsia="Times New Roman" w:hAnsi="Garamond" w:cs="Calibri"/>
-                <w:sz w:val="24"/>
-                <w:szCs w:val="24"/>
-              </w:rPr>
-            </w:pPr>
-            <w:r>
-              <w:rPr>
-                <w:rFonts w:ascii="Garamond" w:eastAsia="Times New Roman" w:hAnsi="Garamond" w:cs="Calibri"/>
-                <w:sz w:val="24"/>
-                <w:szCs w:val="24"/>
-              </w:rPr>
-              <w:t>103</w:t>
-            </w:r>
-          </w:p>
-        </w:tc>
-        <w:tc>
-          <w:tcPr>
-            <w:tcW w:w="3260" w:type="dxa"/>
-            <w:tcBorders>
-              <w:top w:val="nil"/>
-              <w:left w:val="nil"/>
-              <w:bottom w:val="single" w:sz="8" w:space="0" w:color="auto"/>
-              <w:right w:val="single" w:sz="8" w:space="0" w:color="auto"/>
-            </w:tcBorders>
-            <w:shd w:val="clear" w:color="auto" w:fill="auto"/>
-            <w:noWrap/>
-            <w:vAlign w:val="center"/>
-            <w:hideMark/>
-          </w:tcPr>
-          <w:p>
-            <w:pPr>
-              <w:spacing w:after="0" w:line="240" w:lineRule="auto"/>
-              <w:jc w:val="right"/>
-              <w:rPr>
-                <w:rFonts w:ascii="Garamond" w:eastAsia="Times New Roman" w:hAnsi="Garamond" w:cs="Calibri"/>
-                <w:sz w:val="24"/>
-                <w:szCs w:val="24"/>
-              </w:rPr>
-            </w:pPr>
-            <w:r>
-              <w:rPr>
-                <w:rFonts w:ascii="Garamond" w:eastAsia="Times New Roman" w:hAnsi="Garamond" w:cs="Calibri"/>
-                <w:sz w:val="24"/>
-                <w:szCs w:val="24"/>
-              </w:rPr>
-              <w:t>38,01</w:t>
-            </w:r>
-          </w:p>
-        </w:tc>
-      </w:tr>
-      <w:tr>
-        <w:trPr>
-          <w:trHeight w:val="330"/>
-        </w:trPr>
-        <w:tc>
-          <w:tcPr>
-            <w:tcW w:w="3261" w:type="dxa"/>
-            <w:tcBorders>
-              <w:top w:val="nil"/>
-              <w:left w:val="single" w:sz="8" w:space="0" w:color="auto"/>
-              <w:bottom w:val="single" w:sz="8" w:space="0" w:color="auto"/>
-              <w:right w:val="single" w:sz="8" w:space="0" w:color="auto"/>
-            </w:tcBorders>
-            <w:shd w:val="clear" w:color="auto" w:fill="auto"/>
-            <w:noWrap/>
-            <w:vAlign w:val="center"/>
-            <w:hideMark/>
-          </w:tcPr>
-          <w:p>
-            <w:pPr>
-              <w:spacing w:after="0" w:line="240" w:lineRule="auto"/>
-              <w:rPr>
-                <w:rFonts w:ascii="Garamond" w:eastAsia="Times New Roman" w:hAnsi="Garamond" w:cs="Calibri"/>
-                <w:sz w:val="24"/>
-                <w:szCs w:val="24"/>
-              </w:rPr>
-            </w:pPr>
-            <w:r>
-              <w:rPr>
-                <w:rFonts w:ascii="Garamond" w:eastAsia="Times New Roman" w:hAnsi="Garamond" w:cs="Calibri"/>
-                <w:sz w:val="24"/>
-                <w:szCs w:val="24"/>
-              </w:rPr>
-              <w:t>Légère dégradation</w:t>
-            </w:r>
-          </w:p>
-        </w:tc>
-        <w:tc>
-          <w:tcPr>
-            <w:tcW w:w="2126" w:type="dxa"/>
-            <w:tcBorders>
-              <w:top w:val="nil"/>
-              <w:left w:val="nil"/>
-              <w:bottom w:val="single" w:sz="8" w:space="0" w:color="auto"/>
-              <w:right w:val="single" w:sz="8" w:space="0" w:color="auto"/>
-            </w:tcBorders>
-            <w:shd w:val="clear" w:color="auto" w:fill="auto"/>
-            <w:noWrap/>
-            <w:vAlign w:val="center"/>
-            <w:hideMark/>
-          </w:tcPr>
-          <w:p>
-            <w:pPr>
-              <w:spacing w:after="0" w:line="240" w:lineRule="auto"/>
-              <w:jc w:val="right"/>
-              <w:rPr>
-                <w:rFonts w:ascii="Garamond" w:eastAsia="Times New Roman" w:hAnsi="Garamond" w:cs="Calibri"/>
-                <w:sz w:val="24"/>
-                <w:szCs w:val="24"/>
-              </w:rPr>
-            </w:pPr>
-            <w:r>
-              <w:rPr>
-                <w:rFonts w:ascii="Garamond" w:eastAsia="Times New Roman" w:hAnsi="Garamond" w:cs="Calibri"/>
-                <w:sz w:val="24"/>
-                <w:szCs w:val="24"/>
-              </w:rPr>
-              <w:t>54</w:t>
-            </w:r>
-          </w:p>
-        </w:tc>
-        <w:tc>
-          <w:tcPr>
-            <w:tcW w:w="3260" w:type="dxa"/>
-            <w:tcBorders>
-              <w:top w:val="nil"/>
-              <w:left w:val="nil"/>
-              <w:bottom w:val="single" w:sz="8" w:space="0" w:color="auto"/>
-              <w:right w:val="single" w:sz="8" w:space="0" w:color="auto"/>
-            </w:tcBorders>
-            <w:shd w:val="clear" w:color="auto" w:fill="auto"/>
-            <w:noWrap/>
-            <w:vAlign w:val="center"/>
-            <w:hideMark/>
-          </w:tcPr>
-          <w:p>
-            <w:pPr>
-              <w:spacing w:after="0" w:line="240" w:lineRule="auto"/>
-              <w:jc w:val="right"/>
-              <w:rPr>
-                <w:rFonts w:ascii="Garamond" w:eastAsia="Times New Roman" w:hAnsi="Garamond" w:cs="Calibri"/>
-                <w:sz w:val="24"/>
-                <w:szCs w:val="24"/>
-              </w:rPr>
-            </w:pPr>
-            <w:r>
-              <w:rPr>
-                <w:rFonts w:ascii="Garamond" w:eastAsia="Times New Roman" w:hAnsi="Garamond" w:cs="Calibri"/>
-                <w:sz w:val="24"/>
-                <w:szCs w:val="24"/>
-              </w:rPr>
-              <w:t>19,93</w:t>
-            </w:r>
-          </w:p>
-        </w:tc>
-      </w:tr>
-      <w:tr>
-        <w:trPr>
-          <w:trHeight w:val="330"/>
-        </w:trPr>
-        <w:tc>
-          <w:tcPr>
-            <w:tcW w:w="3261" w:type="dxa"/>
-            <w:tcBorders>
-              <w:top w:val="nil"/>
-              <w:left w:val="single" w:sz="8" w:space="0" w:color="auto"/>
-              <w:bottom w:val="single" w:sz="8" w:space="0" w:color="auto"/>
-              <w:right w:val="single" w:sz="8" w:space="0" w:color="auto"/>
-            </w:tcBorders>
-            <w:shd w:val="clear" w:color="auto" w:fill="auto"/>
-            <w:noWrap/>
-            <w:vAlign w:val="center"/>
-            <w:hideMark/>
-          </w:tcPr>
-          <w:p>
-            <w:pPr>
-              <w:spacing w:after="0" w:line="240" w:lineRule="auto"/>
-              <w:rPr>
-                <w:rFonts w:ascii="Garamond" w:eastAsia="Times New Roman" w:hAnsi="Garamond" w:cs="Calibri"/>
-                <w:sz w:val="24"/>
-                <w:szCs w:val="24"/>
-              </w:rPr>
-            </w:pPr>
-            <w:r>
-              <w:rPr>
-                <w:rFonts w:ascii="Garamond" w:eastAsia="Times New Roman" w:hAnsi="Garamond" w:cs="Calibri"/>
-                <w:sz w:val="24"/>
-                <w:szCs w:val="24"/>
-              </w:rPr>
-              <w:t>Nette dégradation</w:t>
-            </w:r>
-          </w:p>
-        </w:tc>
-        <w:tc>
-          <w:tcPr>
-            <w:tcW w:w="2126" w:type="dxa"/>
-            <w:tcBorders>
-              <w:top w:val="nil"/>
-              <w:left w:val="nil"/>
-              <w:bottom w:val="single" w:sz="8" w:space="0" w:color="auto"/>
-              <w:right w:val="single" w:sz="8" w:space="0" w:color="auto"/>
-            </w:tcBorders>
-            <w:shd w:val="clear" w:color="auto" w:fill="auto"/>
-            <w:noWrap/>
-            <w:vAlign w:val="center"/>
-            <w:hideMark/>
-          </w:tcPr>
-          <w:p>
-            <w:pPr>
-              <w:spacing w:after="0" w:line="240" w:lineRule="auto"/>
-              <w:jc w:val="right"/>
-              <w:rPr>
-                <w:rFonts w:ascii="Garamond" w:eastAsia="Times New Roman" w:hAnsi="Garamond" w:cs="Calibri"/>
-                <w:sz w:val="24"/>
-                <w:szCs w:val="24"/>
-              </w:rPr>
-            </w:pPr>
-            <w:r>
-              <w:rPr>
-                <w:rFonts w:ascii="Garamond" w:eastAsia="Times New Roman" w:hAnsi="Garamond" w:cs="Calibri"/>
-                <w:sz w:val="24"/>
-                <w:szCs w:val="24"/>
-              </w:rPr>
-              <w:t>27</w:t>
-            </w:r>
-          </w:p>
-        </w:tc>
-        <w:tc>
-          <w:tcPr>
-            <w:tcW w:w="3260" w:type="dxa"/>
-            <w:tcBorders>
-              <w:top w:val="nil"/>
-              <w:left w:val="nil"/>
-              <w:bottom w:val="single" w:sz="8" w:space="0" w:color="auto"/>
-              <w:right w:val="single" w:sz="8" w:space="0" w:color="auto"/>
-            </w:tcBorders>
-            <w:shd w:val="clear" w:color="auto" w:fill="auto"/>
-            <w:noWrap/>
-            <w:vAlign w:val="center"/>
-            <w:hideMark/>
-          </w:tcPr>
-          <w:p>
-            <w:pPr>
-              <w:spacing w:after="0" w:line="240" w:lineRule="auto"/>
-              <w:jc w:val="right"/>
-              <w:rPr>
-                <w:rFonts w:ascii="Garamond" w:eastAsia="Times New Roman" w:hAnsi="Garamond" w:cs="Calibri"/>
-                <w:sz w:val="24"/>
-                <w:szCs w:val="24"/>
-              </w:rPr>
-            </w:pPr>
-            <w:r>
-              <w:rPr>
-                <w:rFonts w:ascii="Garamond" w:eastAsia="Times New Roman" w:hAnsi="Garamond" w:cs="Calibri"/>
-                <w:sz w:val="24"/>
-                <w:szCs w:val="24"/>
-              </w:rPr>
-              <w:t>9,96</w:t>
-            </w:r>
-          </w:p>
-        </w:tc>
-      </w:tr>
-      <w:tr>
-        <w:trPr>
-          <w:trHeight w:val="330"/>
-        </w:trPr>
-        <w:tc>
-          <w:tcPr>
-            <w:tcW w:w="3261" w:type="dxa"/>
-            <w:tcBorders>
-              <w:top w:val="nil"/>
-              <w:left w:val="single" w:sz="8" w:space="0" w:color="auto"/>
-              <w:bottom w:val="single" w:sz="8" w:space="0" w:color="auto"/>
-              <w:right w:val="single" w:sz="8" w:space="0" w:color="auto"/>
-            </w:tcBorders>
-            <w:shd w:val="clear" w:color="auto" w:fill="auto"/>
-            <w:noWrap/>
-            <w:vAlign w:val="center"/>
-            <w:hideMark/>
-          </w:tcPr>
-          <w:p>
-            <w:pPr>
-              <w:spacing w:after="0" w:line="240" w:lineRule="auto"/>
-              <w:rPr>
-                <w:rFonts w:ascii="Garamond" w:eastAsia="Times New Roman" w:hAnsi="Garamond" w:cs="Calibri"/>
-                <w:sz w:val="24"/>
-                <w:szCs w:val="24"/>
-              </w:rPr>
-            </w:pPr>
-            <w:r>
-              <w:rPr>
-                <w:rFonts w:ascii="Garamond" w:eastAsia="Times New Roman" w:hAnsi="Garamond" w:cs="Calibri"/>
-                <w:sz w:val="24"/>
-                <w:szCs w:val="24"/>
-              </w:rPr>
-              <w:t>Total</w:t>
-            </w:r>
-          </w:p>
-        </w:tc>
-        <w:tc>
-          <w:tcPr>
-            <w:tcW w:w="2126" w:type="dxa"/>
-            <w:tcBorders>
-              <w:top w:val="nil"/>
-              <w:left w:val="nil"/>
-              <w:bottom w:val="single" w:sz="8" w:space="0" w:color="auto"/>
-              <w:right w:val="single" w:sz="8" w:space="0" w:color="auto"/>
-            </w:tcBorders>
-            <w:shd w:val="clear" w:color="auto" w:fill="auto"/>
-            <w:noWrap/>
-            <w:vAlign w:val="center"/>
-            <w:hideMark/>
-          </w:tcPr>
-          <w:p>
-            <w:pPr>
-              <w:spacing w:after="0" w:line="240" w:lineRule="auto"/>
-              <w:jc w:val="right"/>
-              <w:rPr>
-                <w:rFonts w:ascii="Garamond" w:eastAsia="Times New Roman" w:hAnsi="Garamond" w:cs="Calibri"/>
-                <w:sz w:val="24"/>
-                <w:szCs w:val="24"/>
-              </w:rPr>
-            </w:pPr>
-            <w:r>
-              <w:rPr>
-                <w:rFonts w:ascii="Garamond" w:eastAsia="Times New Roman" w:hAnsi="Garamond" w:cs="Calibri"/>
-                <w:sz w:val="24"/>
-                <w:szCs w:val="24"/>
-              </w:rPr>
-              <w:t>271</w:t>
-            </w:r>
-          </w:p>
-        </w:tc>
-        <w:tc>
-          <w:tcPr>
-            <w:tcW w:w="3260" w:type="dxa"/>
-            <w:tcBorders>
-              <w:top w:val="nil"/>
-              <w:left w:val="nil"/>
-              <w:bottom w:val="single" w:sz="8" w:space="0" w:color="auto"/>
-              <w:right w:val="single" w:sz="8" w:space="0" w:color="auto"/>
-            </w:tcBorders>
-            <w:shd w:val="clear" w:color="auto" w:fill="auto"/>
-            <w:noWrap/>
-            <w:vAlign w:val="center"/>
-            <w:hideMark/>
-          </w:tcPr>
-          <w:p>
-            <w:pPr>
-              <w:spacing w:after="0" w:line="240" w:lineRule="auto"/>
-              <w:jc w:val="right"/>
-              <w:rPr>
-                <w:rFonts w:ascii="Garamond" w:eastAsia="Times New Roman" w:hAnsi="Garamond" w:cs="Calibri"/>
-                <w:sz w:val="24"/>
-                <w:szCs w:val="24"/>
-              </w:rPr>
-            </w:pPr>
-            <w:r>
-              <w:rPr>
-                <w:rFonts w:ascii="Garamond" w:eastAsia="Times New Roman" w:hAnsi="Garamond" w:cs="Calibri"/>
-                <w:sz w:val="24"/>
-                <w:szCs w:val="24"/>
-              </w:rPr>
-              <w:t>100</w:t>
-            </w:r>
-          </w:p>
-        </w:tc>
-      </w:tr>
-    </w:tbl>
-    <w:p>
-      <w:pPr>
-        <w:spacing w:line="360" w:lineRule="auto"/>
-        <w:rPr>
-          <w:rFonts w:ascii="Garamond" w:hAnsi="Garamond"/>
-          <w:b/>
-          <w:sz w:val="24"/>
-          <w:szCs w:val="24"/>
-          <w:lang w:val="fr-FR"/>
-        </w:rPr>
-      </w:pPr>
-    </w:p>
-    <w:p>
-      <w:pPr>
-        <w:pStyle w:val="Lgende"/>
-        <w:rPr>
-          <w:rFonts w:ascii="Book Antiqua" w:hAnsi="Book Antiqua"/>
-          <w:sz w:val="24"/>
-          <w:lang w:val="fr-FR"/>
-        </w:rPr>
-      </w:pPr>
-      <w:r>
-        <w:rPr>
-          <w:rFonts w:ascii="Book Antiqua" w:hAnsi="Book Antiqua"/>
-          <w:sz w:val="24"/>
-          <w:lang w:val="fr-FR"/>
-        </w:rPr>
-        <w:t xml:space="preserve">Graphique </w:t>
-      </w:r>
-      <w:r>
-        <w:rPr>
-          <w:rFonts w:ascii="Book Antiqua" w:hAnsi="Book Antiqua"/>
-          <w:sz w:val="24"/>
-          <w:lang w:val="fr-FR"/>
-        </w:rPr>
-        <w:fldChar w:fldCharType="begin"/>
-      </w:r>
-      <w:r>
-        <w:rPr>
-          <w:rFonts w:ascii="Book Antiqua" w:hAnsi="Book Antiqua"/>
-          <w:sz w:val="24"/>
-          <w:lang w:val="fr-FR"/>
-        </w:rPr>
-        <w:instrText xml:space="preserve"> SEQ Graphique \* ARABIC </w:instrText>
-      </w:r>
-      <w:r>
-        <w:rPr>
-          <w:rFonts w:ascii="Book Antiqua" w:hAnsi="Book Antiqua"/>
-          <w:sz w:val="24"/>
-          <w:lang w:val="fr-FR"/>
-        </w:rPr>
-        <w:fldChar w:fldCharType="separate"/>
-      </w:r>
-      <w:r>
-        <w:rPr>
-          <w:rFonts w:ascii="Book Antiqua" w:hAnsi="Book Antiqua"/>
-          <w:noProof/>
-          <w:sz w:val="24"/>
-          <w:lang w:val="fr-FR"/>
-        </w:rPr>
-        <w:t>3</w:t>
-      </w:r>
-      <w:r>
-        <w:rPr>
-          <w:rFonts w:ascii="Book Antiqua" w:hAnsi="Book Antiqua"/>
-          <w:sz w:val="24"/>
-          <w:lang w:val="fr-FR"/>
-        </w:rPr>
-        <w:fldChar w:fldCharType="end"/>
-      </w:r>
-      <w:r>
-        <w:rPr>
-          <w:rFonts w:ascii="Book Antiqua" w:hAnsi="Book Antiqua"/>
-          <w:sz w:val="24"/>
-          <w:lang w:val="fr-FR"/>
-        </w:rPr>
-        <w:t>:Opinion sur l’évolution des prix</w:t>
-      </w:r>
-    </w:p>
-    <w:p>
-      <w:pPr>
-        <w:rPr>
-          <w:lang w:val="fr-FR"/>
-        </w:rPr>
-      </w:pPr>
-      <w:r>
-        <w:rPr>
-          <w:noProof/>
-        </w:rPr>
-        <w:drawing>
-          <wp:inline distT="0" distB="0" distL="0" distR="0" wp14:anchorId="4A5F4C3F" wp14:editId="4B64509E">
-            <wp:extent cx="5210175" cy="2190750"/>
-            <wp:effectExtent l="0" t="0" r="9525" b="0"/>
-            <wp:docPr id="6" name="Graphique 6"/>
-            <wp:cNvGraphicFramePr/>
-            <a:graphic xmlns:a="http://schemas.openxmlformats.org/drawingml/2006/main">
-              <a:graphicData uri="http://schemas.openxmlformats.org/drawingml/2006/chart">
-                <c:chart xmlns:c="http://schemas.openxmlformats.org/drawingml/2006/chart" xmlns:r="http://schemas.openxmlformats.org/officeDocument/2006/relationships" r:id="rId9"/>
-              </a:graphicData>
-            </a:graphic>
-          </wp:inline>
-        </w:drawing>
-      </w:r>
-    </w:p>
-    <w:p>
-      <w:pPr>
-        <w:spacing w:line="360" w:lineRule="auto"/>
-        <w:jc w:val="center"/>
-        <w:rPr>
-          <w:rFonts w:ascii="Garamond" w:hAnsi="Garamond"/>
-          <w:sz w:val="24"/>
-          <w:szCs w:val="24"/>
-          <w:lang w:val="fr-FR"/>
-        </w:rPr>
-      </w:pPr>
-    </w:p>
-    <w:p>
-      <w:pPr>
-        <w:pStyle w:val="Lgende"/>
-        <w:rPr>
-          <w:rFonts w:ascii="Book Antiqua" w:hAnsi="Book Antiqua"/>
-          <w:sz w:val="24"/>
-          <w:lang w:val="fr-FR"/>
-        </w:rPr>
-      </w:pPr>
-    </w:p>
-    <w:p>
-      <w:pPr>
-        <w:pStyle w:val="Lgende"/>
-        <w:rPr>
-          <w:rFonts w:ascii="Book Antiqua" w:hAnsi="Book Antiqua"/>
-          <w:sz w:val="24"/>
-          <w:lang w:val="fr-FR"/>
-        </w:rPr>
-      </w:pPr>
-      <w:r>
-        <w:rPr>
-          <w:rFonts w:ascii="Book Antiqua" w:hAnsi="Book Antiqua"/>
-          <w:sz w:val="24"/>
-          <w:lang w:val="fr-FR"/>
-        </w:rPr>
-        <w:lastRenderedPageBreak/>
-        <w:t xml:space="preserve">Tableau </w:t>
-      </w:r>
-      <w:r>
-        <w:rPr>
-          <w:rFonts w:ascii="Book Antiqua" w:hAnsi="Book Antiqua"/>
-          <w:sz w:val="24"/>
-          <w:lang w:val="fr-FR"/>
-        </w:rPr>
-        <w:fldChar w:fldCharType="begin"/>
-      </w:r>
-      <w:r>
-        <w:rPr>
-          <w:rFonts w:ascii="Book Antiqua" w:hAnsi="Book Antiqua"/>
-          <w:sz w:val="24"/>
-          <w:lang w:val="fr-FR"/>
-        </w:rPr>
-        <w:instrText xml:space="preserve"> SEQ Tableau \* ARABIC </w:instrText>
-      </w:r>
-      <w:r>
-        <w:rPr>
-          <w:rFonts w:ascii="Book Antiqua" w:hAnsi="Book Antiqua"/>
-          <w:sz w:val="24"/>
-          <w:lang w:val="fr-FR"/>
-        </w:rPr>
-        <w:fldChar w:fldCharType="separate"/>
-      </w:r>
-      <w:r>
-        <w:rPr>
-          <w:rFonts w:ascii="Book Antiqua" w:hAnsi="Book Antiqua"/>
-          <w:noProof/>
-          <w:sz w:val="24"/>
-          <w:lang w:val="fr-FR"/>
-        </w:rPr>
-        <w:t>7</w:t>
-      </w:r>
-      <w:r>
-        <w:rPr>
-          <w:rFonts w:ascii="Book Antiqua" w:hAnsi="Book Antiqua"/>
-          <w:sz w:val="24"/>
-          <w:lang w:val="fr-FR"/>
-        </w:rPr>
-        <w:fldChar w:fldCharType="end"/>
-      </w:r>
-      <w:r>
-        <w:rPr>
-          <w:rFonts w:ascii="Book Antiqua" w:hAnsi="Book Antiqua"/>
-          <w:sz w:val="24"/>
-          <w:lang w:val="fr-FR"/>
-        </w:rPr>
-        <w:t>:Perception de la cherté de la vie</w:t>
-      </w:r>
-    </w:p>
-    <w:tbl>
-      <w:tblPr>
-        <w:tblW w:w="9490" w:type="dxa"/>
-        <w:jc w:val="center"/>
-        <w:tblLook w:val="04A0" w:firstRow="1" w:lastRow="0" w:firstColumn="1" w:lastColumn="0" w:noHBand="0" w:noVBand="1"/>
-      </w:tblPr>
-      <w:tblGrid>
-        <w:gridCol w:w="3737"/>
-        <w:gridCol w:w="1912"/>
-        <w:gridCol w:w="3841"/>
-      </w:tblGrid>
-      <w:tr>
-        <w:trPr>
-          <w:trHeight w:val="407"/>
-          <w:jc w:val="center"/>
-        </w:trPr>
-        <w:tc>
-          <w:tcPr>
-            <w:tcW w:w="3737" w:type="dxa"/>
-            <w:tcBorders>
-              <w:top w:val="single" w:sz="8" w:space="0" w:color="auto"/>
-              <w:left w:val="single" w:sz="8" w:space="0" w:color="auto"/>
-              <w:bottom w:val="single" w:sz="8" w:space="0" w:color="auto"/>
-              <w:right w:val="single" w:sz="8" w:space="0" w:color="auto"/>
-            </w:tcBorders>
-            <w:shd w:val="clear" w:color="auto" w:fill="auto"/>
-            <w:noWrap/>
-            <w:vAlign w:val="center"/>
-            <w:hideMark/>
-          </w:tcPr>
-          <w:p>
-            <w:pPr>
-              <w:spacing w:after="0" w:line="240" w:lineRule="auto"/>
-              <w:jc w:val="center"/>
-              <w:rPr>
-                <w:rFonts w:ascii="Garamond" w:eastAsia="Times New Roman" w:hAnsi="Garamond" w:cs="Calibri"/>
-                <w:b/>
-                <w:bCs/>
-                <w:sz w:val="24"/>
-                <w:szCs w:val="24"/>
-                <w:lang w:val="fr-FR"/>
-              </w:rPr>
-            </w:pPr>
-          </w:p>
-        </w:tc>
-        <w:tc>
-          <w:tcPr>
-            <w:tcW w:w="1912" w:type="dxa"/>
-            <w:tcBorders>
-              <w:top w:val="single" w:sz="8" w:space="0" w:color="auto"/>
-              <w:left w:val="nil"/>
-              <w:bottom w:val="single" w:sz="8" w:space="0" w:color="auto"/>
-              <w:right w:val="single" w:sz="8" w:space="0" w:color="auto"/>
-            </w:tcBorders>
-            <w:shd w:val="clear" w:color="auto" w:fill="auto"/>
-            <w:noWrap/>
-            <w:vAlign w:val="center"/>
-            <w:hideMark/>
-          </w:tcPr>
-          <w:p>
-            <w:pPr>
-              <w:spacing w:after="0" w:line="240" w:lineRule="auto"/>
-              <w:jc w:val="center"/>
-              <w:rPr>
-                <w:rFonts w:ascii="Garamond" w:eastAsia="Times New Roman" w:hAnsi="Garamond" w:cs="Calibri"/>
-                <w:b/>
-                <w:bCs/>
-                <w:sz w:val="24"/>
-                <w:szCs w:val="24"/>
-              </w:rPr>
-            </w:pPr>
-            <w:r>
-              <w:rPr>
-                <w:rFonts w:ascii="Garamond" w:eastAsia="Times New Roman" w:hAnsi="Garamond" w:cs="Calibri"/>
-                <w:b/>
-                <w:bCs/>
-                <w:sz w:val="24"/>
-                <w:szCs w:val="24"/>
-              </w:rPr>
-              <w:t>Effectif</w:t>
-            </w:r>
-          </w:p>
-        </w:tc>
-        <w:tc>
-          <w:tcPr>
-            <w:tcW w:w="3841" w:type="dxa"/>
-            <w:tcBorders>
-              <w:top w:val="single" w:sz="8" w:space="0" w:color="auto"/>
-              <w:left w:val="nil"/>
-              <w:bottom w:val="single" w:sz="8" w:space="0" w:color="auto"/>
-              <w:right w:val="single" w:sz="8" w:space="0" w:color="auto"/>
-            </w:tcBorders>
-            <w:shd w:val="clear" w:color="auto" w:fill="auto"/>
-            <w:noWrap/>
-            <w:vAlign w:val="center"/>
-            <w:hideMark/>
-          </w:tcPr>
-          <w:p>
-            <w:pPr>
-              <w:spacing w:after="0" w:line="240" w:lineRule="auto"/>
-              <w:jc w:val="center"/>
-              <w:rPr>
-                <w:rFonts w:ascii="Garamond" w:eastAsia="Times New Roman" w:hAnsi="Garamond" w:cs="Calibri"/>
-                <w:b/>
-                <w:bCs/>
-                <w:sz w:val="24"/>
-                <w:szCs w:val="24"/>
-              </w:rPr>
-            </w:pPr>
-            <w:r>
-              <w:rPr>
-                <w:rFonts w:ascii="Garamond" w:eastAsia="Times New Roman" w:hAnsi="Garamond" w:cs="Calibri"/>
-                <w:b/>
-                <w:bCs/>
-                <w:sz w:val="24"/>
-                <w:szCs w:val="24"/>
-              </w:rPr>
-              <w:t>P</w:t>
-            </w:r>
-            <w:r>
-              <w:rPr>
-                <w:rFonts w:ascii="Garamond" w:eastAsia="Times New Roman" w:hAnsi="Garamond" w:cs="Calibri"/>
-                <w:b/>
-                <w:bCs/>
-                <w:sz w:val="24"/>
-                <w:szCs w:val="24"/>
-              </w:rPr>
-              <w:t>ourcentage</w:t>
-            </w:r>
-          </w:p>
-        </w:tc>
-      </w:tr>
-      <w:tr>
-        <w:trPr>
-          <w:trHeight w:val="407"/>
-          <w:jc w:val="center"/>
-        </w:trPr>
-        <w:tc>
-          <w:tcPr>
-            <w:tcW w:w="3737" w:type="dxa"/>
-            <w:tcBorders>
-              <w:top w:val="nil"/>
-              <w:left w:val="single" w:sz="8" w:space="0" w:color="auto"/>
-              <w:bottom w:val="single" w:sz="8" w:space="0" w:color="auto"/>
-              <w:right w:val="single" w:sz="8" w:space="0" w:color="auto"/>
-            </w:tcBorders>
-            <w:shd w:val="clear" w:color="auto" w:fill="auto"/>
-            <w:noWrap/>
-            <w:vAlign w:val="bottom"/>
-            <w:hideMark/>
-          </w:tcPr>
-          <w:p>
-            <w:pPr>
-              <w:spacing w:after="0" w:line="240" w:lineRule="auto"/>
-              <w:rPr>
-                <w:rFonts w:ascii="Garamond" w:eastAsia="Times New Roman" w:hAnsi="Garamond" w:cs="Calibri"/>
-                <w:sz w:val="24"/>
-                <w:szCs w:val="24"/>
-              </w:rPr>
-            </w:pPr>
-            <w:r>
-              <w:rPr>
-                <w:rFonts w:ascii="Garamond" w:eastAsia="Times New Roman" w:hAnsi="Garamond" w:cs="Calibri"/>
-                <w:sz w:val="24"/>
-                <w:szCs w:val="24"/>
-              </w:rPr>
-              <w:t>Très chère</w:t>
-            </w:r>
-          </w:p>
-        </w:tc>
-        <w:tc>
-          <w:tcPr>
-            <w:tcW w:w="1912" w:type="dxa"/>
-            <w:tcBorders>
-              <w:top w:val="nil"/>
-              <w:left w:val="nil"/>
-              <w:bottom w:val="single" w:sz="8" w:space="0" w:color="auto"/>
-              <w:right w:val="single" w:sz="8" w:space="0" w:color="auto"/>
-            </w:tcBorders>
-            <w:shd w:val="clear" w:color="auto" w:fill="auto"/>
-            <w:noWrap/>
-            <w:vAlign w:val="bottom"/>
-            <w:hideMark/>
-          </w:tcPr>
-          <w:p>
-            <w:pPr>
-              <w:spacing w:after="0" w:line="240" w:lineRule="auto"/>
-              <w:jc w:val="center"/>
-              <w:rPr>
-                <w:rFonts w:ascii="Garamond" w:eastAsia="Times New Roman" w:hAnsi="Garamond" w:cs="Calibri"/>
-                <w:sz w:val="24"/>
-                <w:szCs w:val="24"/>
-              </w:rPr>
-            </w:pPr>
-            <w:r>
-              <w:rPr>
-                <w:rFonts w:ascii="Garamond" w:eastAsia="Times New Roman" w:hAnsi="Garamond" w:cs="Calibri"/>
-                <w:sz w:val="24"/>
-                <w:szCs w:val="24"/>
-              </w:rPr>
-              <w:t>117</w:t>
-            </w:r>
-          </w:p>
-        </w:tc>
-        <w:tc>
-          <w:tcPr>
-            <w:tcW w:w="3841" w:type="dxa"/>
-            <w:tcBorders>
-              <w:top w:val="nil"/>
-              <w:left w:val="nil"/>
-              <w:bottom w:val="single" w:sz="8" w:space="0" w:color="auto"/>
-              <w:right w:val="single" w:sz="8" w:space="0" w:color="auto"/>
-            </w:tcBorders>
-            <w:shd w:val="clear" w:color="auto" w:fill="auto"/>
-            <w:noWrap/>
-            <w:vAlign w:val="bottom"/>
-            <w:hideMark/>
-          </w:tcPr>
-          <w:p>
-            <w:pPr>
-              <w:spacing w:after="0" w:line="240" w:lineRule="auto"/>
-              <w:jc w:val="center"/>
-              <w:rPr>
-                <w:rFonts w:ascii="Garamond" w:eastAsia="Times New Roman" w:hAnsi="Garamond" w:cs="Calibri"/>
-                <w:sz w:val="24"/>
-                <w:szCs w:val="24"/>
-              </w:rPr>
-            </w:pPr>
-            <w:r>
-              <w:rPr>
-                <w:rFonts w:ascii="Garamond" w:eastAsia="Times New Roman" w:hAnsi="Garamond" w:cs="Calibri"/>
-                <w:sz w:val="24"/>
-                <w:szCs w:val="24"/>
-              </w:rPr>
-              <w:t>43;98</w:t>
-            </w:r>
-          </w:p>
-        </w:tc>
-      </w:tr>
-      <w:tr>
-        <w:trPr>
-          <w:trHeight w:val="407"/>
-          <w:jc w:val="center"/>
-        </w:trPr>
-        <w:tc>
-          <w:tcPr>
-            <w:tcW w:w="3737" w:type="dxa"/>
-            <w:tcBorders>
-              <w:top w:val="nil"/>
-              <w:left w:val="single" w:sz="8" w:space="0" w:color="auto"/>
-              <w:bottom w:val="single" w:sz="8" w:space="0" w:color="auto"/>
-              <w:right w:val="single" w:sz="8" w:space="0" w:color="auto"/>
-            </w:tcBorders>
-            <w:shd w:val="clear" w:color="auto" w:fill="auto"/>
-            <w:noWrap/>
-            <w:vAlign w:val="bottom"/>
-            <w:hideMark/>
-          </w:tcPr>
-          <w:p>
-            <w:pPr>
-              <w:spacing w:after="0" w:line="240" w:lineRule="auto"/>
-              <w:rPr>
-                <w:rFonts w:ascii="Garamond" w:eastAsia="Times New Roman" w:hAnsi="Garamond" w:cs="Calibri"/>
-                <w:sz w:val="24"/>
-                <w:szCs w:val="24"/>
-              </w:rPr>
-            </w:pPr>
-            <w:r>
-              <w:rPr>
-                <w:rFonts w:ascii="Garamond" w:eastAsia="Times New Roman" w:hAnsi="Garamond" w:cs="Calibri"/>
-                <w:sz w:val="24"/>
-                <w:szCs w:val="24"/>
-              </w:rPr>
-              <w:t>Chère</w:t>
-            </w:r>
-          </w:p>
-        </w:tc>
-        <w:tc>
-          <w:tcPr>
-            <w:tcW w:w="1912" w:type="dxa"/>
-            <w:tcBorders>
-              <w:top w:val="nil"/>
-              <w:left w:val="nil"/>
-              <w:bottom w:val="single" w:sz="8" w:space="0" w:color="auto"/>
-              <w:right w:val="single" w:sz="8" w:space="0" w:color="auto"/>
-            </w:tcBorders>
-            <w:shd w:val="clear" w:color="auto" w:fill="auto"/>
-            <w:noWrap/>
-            <w:vAlign w:val="bottom"/>
-            <w:hideMark/>
-          </w:tcPr>
-          <w:p>
-            <w:pPr>
-              <w:spacing w:after="0" w:line="240" w:lineRule="auto"/>
-              <w:jc w:val="center"/>
-              <w:rPr>
-                <w:rFonts w:ascii="Garamond" w:eastAsia="Times New Roman" w:hAnsi="Garamond" w:cs="Calibri"/>
-                <w:sz w:val="24"/>
-                <w:szCs w:val="24"/>
-              </w:rPr>
-            </w:pPr>
-            <w:r>
-              <w:rPr>
-                <w:rFonts w:ascii="Garamond" w:eastAsia="Times New Roman" w:hAnsi="Garamond" w:cs="Calibri"/>
-                <w:sz w:val="24"/>
-                <w:szCs w:val="24"/>
-              </w:rPr>
-              <w:t>87</w:t>
-            </w:r>
-          </w:p>
-        </w:tc>
-        <w:tc>
-          <w:tcPr>
-            <w:tcW w:w="3841" w:type="dxa"/>
-            <w:tcBorders>
-              <w:top w:val="nil"/>
-              <w:left w:val="nil"/>
-              <w:bottom w:val="single" w:sz="8" w:space="0" w:color="auto"/>
-              <w:right w:val="single" w:sz="8" w:space="0" w:color="auto"/>
-            </w:tcBorders>
-            <w:shd w:val="clear" w:color="auto" w:fill="auto"/>
-            <w:noWrap/>
-            <w:vAlign w:val="bottom"/>
-            <w:hideMark/>
-          </w:tcPr>
-          <w:p>
-            <w:pPr>
-              <w:spacing w:after="0" w:line="240" w:lineRule="auto"/>
-              <w:jc w:val="center"/>
-              <w:rPr>
-                <w:rFonts w:ascii="Garamond" w:eastAsia="Times New Roman" w:hAnsi="Garamond" w:cs="Calibri"/>
-                <w:sz w:val="24"/>
-                <w:szCs w:val="24"/>
-              </w:rPr>
-            </w:pPr>
-            <w:r>
-              <w:rPr>
-                <w:rFonts w:ascii="Garamond" w:eastAsia="Times New Roman" w:hAnsi="Garamond" w:cs="Calibri"/>
-                <w:sz w:val="24"/>
-                <w:szCs w:val="24"/>
-              </w:rPr>
-              <w:t>32;71</w:t>
-            </w:r>
-          </w:p>
-        </w:tc>
-      </w:tr>
-      <w:tr>
-        <w:trPr>
-          <w:trHeight w:val="407"/>
-          <w:jc w:val="center"/>
-        </w:trPr>
-        <w:tc>
-          <w:tcPr>
-            <w:tcW w:w="3737" w:type="dxa"/>
-            <w:tcBorders>
-              <w:top w:val="nil"/>
-              <w:left w:val="single" w:sz="8" w:space="0" w:color="auto"/>
-              <w:bottom w:val="single" w:sz="8" w:space="0" w:color="auto"/>
-              <w:right w:val="single" w:sz="8" w:space="0" w:color="auto"/>
-            </w:tcBorders>
-            <w:shd w:val="clear" w:color="auto" w:fill="auto"/>
-            <w:noWrap/>
-            <w:vAlign w:val="bottom"/>
-            <w:hideMark/>
-          </w:tcPr>
-          <w:p>
-            <w:pPr>
-              <w:spacing w:after="0" w:line="240" w:lineRule="auto"/>
-              <w:rPr>
-                <w:rFonts w:ascii="Garamond" w:eastAsia="Times New Roman" w:hAnsi="Garamond" w:cs="Calibri"/>
-                <w:sz w:val="24"/>
-                <w:szCs w:val="24"/>
-              </w:rPr>
-            </w:pPr>
-            <w:r>
-              <w:rPr>
-                <w:rFonts w:ascii="Garamond" w:eastAsia="Times New Roman" w:hAnsi="Garamond" w:cs="Calibri"/>
-                <w:sz w:val="24"/>
-                <w:szCs w:val="24"/>
-              </w:rPr>
-              <w:t>Stable</w:t>
-            </w:r>
-          </w:p>
-        </w:tc>
-        <w:tc>
-          <w:tcPr>
-            <w:tcW w:w="1912" w:type="dxa"/>
-            <w:tcBorders>
-              <w:top w:val="nil"/>
-              <w:left w:val="nil"/>
-              <w:bottom w:val="single" w:sz="8" w:space="0" w:color="auto"/>
-              <w:right w:val="single" w:sz="8" w:space="0" w:color="auto"/>
-            </w:tcBorders>
-            <w:shd w:val="clear" w:color="auto" w:fill="auto"/>
-            <w:noWrap/>
-            <w:vAlign w:val="bottom"/>
-            <w:hideMark/>
-          </w:tcPr>
-          <w:p>
-            <w:pPr>
-              <w:spacing w:after="0" w:line="240" w:lineRule="auto"/>
-              <w:jc w:val="center"/>
-              <w:rPr>
-                <w:rFonts w:ascii="Garamond" w:eastAsia="Times New Roman" w:hAnsi="Garamond" w:cs="Calibri"/>
-                <w:sz w:val="24"/>
-                <w:szCs w:val="24"/>
-              </w:rPr>
-            </w:pPr>
-            <w:r>
-              <w:rPr>
-                <w:rFonts w:ascii="Garamond" w:eastAsia="Times New Roman" w:hAnsi="Garamond" w:cs="Calibri"/>
-                <w:sz w:val="24"/>
-                <w:szCs w:val="24"/>
-              </w:rPr>
-              <w:t>28</w:t>
-            </w:r>
-          </w:p>
-        </w:tc>
-        <w:tc>
-          <w:tcPr>
-            <w:tcW w:w="3841" w:type="dxa"/>
-            <w:tcBorders>
-              <w:top w:val="nil"/>
-              <w:left w:val="nil"/>
-              <w:bottom w:val="single" w:sz="8" w:space="0" w:color="auto"/>
-              <w:right w:val="single" w:sz="8" w:space="0" w:color="auto"/>
-            </w:tcBorders>
-            <w:shd w:val="clear" w:color="auto" w:fill="auto"/>
-            <w:noWrap/>
-            <w:vAlign w:val="bottom"/>
-            <w:hideMark/>
-          </w:tcPr>
-          <w:p>
-            <w:pPr>
-              <w:spacing w:after="0" w:line="240" w:lineRule="auto"/>
-              <w:jc w:val="center"/>
-              <w:rPr>
-                <w:rFonts w:ascii="Garamond" w:eastAsia="Times New Roman" w:hAnsi="Garamond" w:cs="Calibri"/>
-                <w:sz w:val="24"/>
-                <w:szCs w:val="24"/>
-              </w:rPr>
-            </w:pPr>
-            <w:r>
-              <w:rPr>
-                <w:rFonts w:ascii="Garamond" w:eastAsia="Times New Roman" w:hAnsi="Garamond" w:cs="Calibri"/>
-                <w:sz w:val="24"/>
-                <w:szCs w:val="24"/>
-              </w:rPr>
-              <w:t>10,53</w:t>
-            </w:r>
-          </w:p>
-        </w:tc>
-      </w:tr>
-      <w:tr>
-        <w:trPr>
-          <w:trHeight w:val="407"/>
-          <w:jc w:val="center"/>
-        </w:trPr>
-        <w:tc>
-          <w:tcPr>
-            <w:tcW w:w="3737" w:type="dxa"/>
-            <w:tcBorders>
-              <w:top w:val="nil"/>
-              <w:left w:val="single" w:sz="8" w:space="0" w:color="auto"/>
-              <w:bottom w:val="single" w:sz="8" w:space="0" w:color="auto"/>
-              <w:right w:val="single" w:sz="8" w:space="0" w:color="auto"/>
-            </w:tcBorders>
-            <w:shd w:val="clear" w:color="auto" w:fill="auto"/>
-            <w:noWrap/>
-            <w:vAlign w:val="bottom"/>
-            <w:hideMark/>
-          </w:tcPr>
-          <w:p>
-            <w:pPr>
-              <w:spacing w:after="0" w:line="240" w:lineRule="auto"/>
-              <w:rPr>
-                <w:rFonts w:ascii="Garamond" w:eastAsia="Times New Roman" w:hAnsi="Garamond" w:cs="Calibri"/>
-                <w:sz w:val="24"/>
-                <w:szCs w:val="24"/>
-              </w:rPr>
-            </w:pPr>
-            <w:r>
-              <w:rPr>
-                <w:rFonts w:ascii="Garamond" w:eastAsia="Times New Roman" w:hAnsi="Garamond" w:cs="Calibri"/>
-                <w:sz w:val="24"/>
-                <w:szCs w:val="24"/>
-              </w:rPr>
-              <w:t>Un peu chère</w:t>
-            </w:r>
-          </w:p>
-        </w:tc>
-        <w:tc>
-          <w:tcPr>
-            <w:tcW w:w="1912" w:type="dxa"/>
-            <w:tcBorders>
-              <w:top w:val="nil"/>
-              <w:left w:val="nil"/>
-              <w:bottom w:val="single" w:sz="8" w:space="0" w:color="auto"/>
-              <w:right w:val="single" w:sz="8" w:space="0" w:color="auto"/>
-            </w:tcBorders>
-            <w:shd w:val="clear" w:color="auto" w:fill="auto"/>
-            <w:noWrap/>
-            <w:vAlign w:val="bottom"/>
-            <w:hideMark/>
-          </w:tcPr>
-          <w:p>
-            <w:pPr>
-              <w:spacing w:after="0" w:line="240" w:lineRule="auto"/>
-              <w:jc w:val="center"/>
-              <w:rPr>
-                <w:rFonts w:ascii="Garamond" w:eastAsia="Times New Roman" w:hAnsi="Garamond" w:cs="Calibri"/>
-                <w:sz w:val="24"/>
-                <w:szCs w:val="24"/>
-              </w:rPr>
-            </w:pPr>
-            <w:r>
-              <w:rPr>
-                <w:rFonts w:ascii="Garamond" w:eastAsia="Times New Roman" w:hAnsi="Garamond" w:cs="Calibri"/>
-                <w:sz w:val="24"/>
-                <w:szCs w:val="24"/>
-              </w:rPr>
-              <w:t>33</w:t>
-            </w:r>
-          </w:p>
-        </w:tc>
-        <w:tc>
-          <w:tcPr>
-            <w:tcW w:w="3841" w:type="dxa"/>
-            <w:tcBorders>
-              <w:top w:val="nil"/>
-              <w:left w:val="nil"/>
-              <w:bottom w:val="single" w:sz="8" w:space="0" w:color="auto"/>
-              <w:right w:val="single" w:sz="8" w:space="0" w:color="auto"/>
-            </w:tcBorders>
-            <w:shd w:val="clear" w:color="auto" w:fill="auto"/>
-            <w:noWrap/>
-            <w:vAlign w:val="bottom"/>
-            <w:hideMark/>
-          </w:tcPr>
-          <w:p>
-            <w:pPr>
-              <w:spacing w:after="0" w:line="240" w:lineRule="auto"/>
-              <w:jc w:val="center"/>
-              <w:rPr>
-                <w:rFonts w:ascii="Garamond" w:eastAsia="Times New Roman" w:hAnsi="Garamond" w:cs="Calibri"/>
-                <w:sz w:val="24"/>
-                <w:szCs w:val="24"/>
-              </w:rPr>
-            </w:pPr>
-            <w:r>
-              <w:rPr>
-                <w:rFonts w:ascii="Garamond" w:eastAsia="Times New Roman" w:hAnsi="Garamond" w:cs="Calibri"/>
-                <w:sz w:val="24"/>
-                <w:szCs w:val="24"/>
-              </w:rPr>
-              <w:t>12,41</w:t>
-            </w:r>
-          </w:p>
-        </w:tc>
-      </w:tr>
-      <w:tr>
-        <w:trPr>
-          <w:trHeight w:val="407"/>
-          <w:jc w:val="center"/>
-        </w:trPr>
-        <w:tc>
-          <w:tcPr>
-            <w:tcW w:w="3737" w:type="dxa"/>
-            <w:tcBorders>
-              <w:top w:val="nil"/>
-              <w:left w:val="single" w:sz="8" w:space="0" w:color="auto"/>
-              <w:bottom w:val="single" w:sz="8" w:space="0" w:color="auto"/>
-              <w:right w:val="single" w:sz="8" w:space="0" w:color="auto"/>
-            </w:tcBorders>
-            <w:shd w:val="clear" w:color="auto" w:fill="auto"/>
-            <w:noWrap/>
-            <w:vAlign w:val="bottom"/>
-            <w:hideMark/>
-          </w:tcPr>
-          <w:p>
-            <w:pPr>
-              <w:spacing w:after="0" w:line="240" w:lineRule="auto"/>
-              <w:rPr>
-                <w:rFonts w:ascii="Garamond" w:eastAsia="Times New Roman" w:hAnsi="Garamond" w:cs="Calibri"/>
-                <w:sz w:val="24"/>
-                <w:szCs w:val="24"/>
-              </w:rPr>
-            </w:pPr>
-            <w:r>
-              <w:rPr>
-                <w:rFonts w:ascii="Garamond" w:eastAsia="Times New Roman" w:hAnsi="Garamond" w:cs="Calibri"/>
-                <w:sz w:val="24"/>
-                <w:szCs w:val="24"/>
-              </w:rPr>
-              <w:t>Pas du tout chère</w:t>
-            </w:r>
-          </w:p>
-        </w:tc>
-        <w:tc>
-          <w:tcPr>
-            <w:tcW w:w="1912" w:type="dxa"/>
-            <w:tcBorders>
-              <w:top w:val="nil"/>
-              <w:left w:val="nil"/>
-              <w:bottom w:val="single" w:sz="8" w:space="0" w:color="auto"/>
-              <w:right w:val="single" w:sz="8" w:space="0" w:color="auto"/>
-            </w:tcBorders>
-            <w:shd w:val="clear" w:color="auto" w:fill="auto"/>
-            <w:noWrap/>
-            <w:vAlign w:val="bottom"/>
-            <w:hideMark/>
-          </w:tcPr>
-          <w:p>
-            <w:pPr>
-              <w:spacing w:after="0" w:line="240" w:lineRule="auto"/>
-              <w:jc w:val="center"/>
-              <w:rPr>
-                <w:rFonts w:ascii="Garamond" w:eastAsia="Times New Roman" w:hAnsi="Garamond" w:cs="Calibri"/>
-                <w:sz w:val="24"/>
-                <w:szCs w:val="24"/>
-              </w:rPr>
-            </w:pPr>
-            <w:r>
-              <w:rPr>
-                <w:rFonts w:ascii="Garamond" w:eastAsia="Times New Roman" w:hAnsi="Garamond" w:cs="Calibri"/>
-                <w:sz w:val="24"/>
-                <w:szCs w:val="24"/>
-              </w:rPr>
-              <w:t>1</w:t>
-            </w:r>
-          </w:p>
-        </w:tc>
-        <w:tc>
-          <w:tcPr>
-            <w:tcW w:w="3841" w:type="dxa"/>
-            <w:tcBorders>
-              <w:top w:val="nil"/>
-              <w:left w:val="nil"/>
-              <w:bottom w:val="single" w:sz="8" w:space="0" w:color="auto"/>
-              <w:right w:val="single" w:sz="8" w:space="0" w:color="auto"/>
-            </w:tcBorders>
-            <w:shd w:val="clear" w:color="auto" w:fill="auto"/>
-            <w:noWrap/>
-            <w:vAlign w:val="bottom"/>
-            <w:hideMark/>
-          </w:tcPr>
-          <w:p>
-            <w:pPr>
-              <w:spacing w:after="0" w:line="240" w:lineRule="auto"/>
-              <w:jc w:val="center"/>
-              <w:rPr>
-                <w:rFonts w:ascii="Garamond" w:eastAsia="Times New Roman" w:hAnsi="Garamond" w:cs="Calibri"/>
-                <w:sz w:val="24"/>
-                <w:szCs w:val="24"/>
-              </w:rPr>
-            </w:pPr>
-            <w:r>
-              <w:rPr>
-                <w:rFonts w:ascii="Garamond" w:eastAsia="Times New Roman" w:hAnsi="Garamond" w:cs="Calibri"/>
-                <w:sz w:val="24"/>
-                <w:szCs w:val="24"/>
-              </w:rPr>
-              <w:t>0,38</w:t>
-            </w:r>
-          </w:p>
-        </w:tc>
-      </w:tr>
-    </w:tbl>
-    <w:p>
-      <w:pPr>
-        <w:spacing w:line="360" w:lineRule="auto"/>
-        <w:rPr>
-          <w:rFonts w:ascii="Garamond" w:hAnsi="Garamond"/>
-          <w:sz w:val="24"/>
-          <w:szCs w:val="24"/>
-          <w:lang w:val="fr-FR"/>
-        </w:rPr>
-      </w:pPr>
-    </w:p>
-    <w:p>
-      <w:pPr>
-        <w:spacing w:line="360" w:lineRule="auto"/>
-        <w:jc w:val="center"/>
-        <w:rPr>
-          <w:rFonts w:ascii="Garamond" w:hAnsi="Garamond"/>
-          <w:sz w:val="24"/>
-          <w:szCs w:val="24"/>
-          <w:lang w:val="fr-FR"/>
-        </w:rPr>
-      </w:pPr>
     </w:p>
     <w:sectPr>
       <w:pgSz w:w="12240" w:h="15840"/>
@@ -10787,26 +7444,8 @@
 </w:document>
 </file>
 
-<file path=word/commentsExtensible.xml><?xml version="1.0" encoding="utf-8"?>
-<w16cex:commentsExtensible xmlns:wpc="http://schemas.microsoft.com/office/word/2010/wordprocessingCanvas" xmlns:cx="http://schemas.microsoft.com/office/drawing/2014/chartex" xmlns:cx1="http://schemas.microsoft.com/office/drawing/2015/9/8/chartex" xmlns:cx2="http://schemas.microsoft.com/office/drawing/2015/10/21/chartex" xmlns:cx3="http://schemas.microsoft.com/office/drawing/2016/5/9/chartex" xmlns:cx4="http://schemas.microsoft.com/office/drawing/2016/5/10/chartex" xmlns:cx5="http://schemas.microsoft.com/office/drawing/2016/5/11/chartex" xmlns:cx6="http://schemas.microsoft.com/office/drawing/2016/5/12/chartex" xmlns:cx7="http://schemas.microsoft.com/office/drawing/2016/5/13/chartex" xmlns:cx8="http://schemas.microsoft.com/office/drawing/2016/5/14/chartex" xmlns:cr="http://schemas.microsoft.com/office/comments/2020/reactions" xmlns:mc="http://schemas.openxmlformats.org/markup-compatibility/2006" xmlns:aink="http://schemas.microsoft.com/office/drawing/2016/ink" xmlns:am3d="http://schemas.microsoft.com/office/drawing/2017/model3d" xmlns:o="urn:schemas-microsoft-com:office:office" xmlns:oel="http://schemas.microsoft.com/office/2019/extlst" xmlns:r="http://schemas.openxmlformats.org/officeDocument/2006/relationships" xmlns:m="http://schemas.openxmlformats.org/officeDocument/2006/math" xmlns:v="urn:schemas-microsoft-com:vml" xmlns:wp14="http://schemas.microsoft.com/office/word/2010/wordprocessingDrawing" xmlns:wp="http://schemas.openxmlformats.org/drawingml/2006/wordprocessingDrawing" xmlns:w10="urn:schemas-microsoft-com:office:word" xmlns:w="http://schemas.openxmlformats.org/wordprocessingml/2006/main" xmlns:w14="http://schemas.microsoft.com/office/word/2010/wordml" xmlns:w15="http://schemas.microsoft.com/office/word/2012/wordml" xmlns:w16cex="http://schemas.microsoft.com/office/word/2018/wordml/cex" xmlns:w16cid="http://schemas.microsoft.com/office/word/2016/wordml/cid" xmlns:w16="http://schemas.microsoft.com/office/word/2018/wordml" xmlns:w16du="http://schemas.microsoft.com/office/word/2023/wordml/word16du" xmlns:w16sdtdh="http://schemas.microsoft.com/office/word/2020/wordml/sdtdatahash" xmlns:w16se="http://schemas.microsoft.com/office/word/2015/wordml/symex" xmlns:wpg="http://schemas.microsoft.com/office/word/2010/wordprocessingGroup" xmlns:wpi="http://schemas.microsoft.com/office/word/2010/wordprocessingInk" xmlns:wne="http://schemas.microsoft.com/office/word/2006/wordml" xmlns:wps="http://schemas.microsoft.com/office/word/2010/wordprocessingShape" mc:Ignorable="w14 w15 w16se w16cid w16 w16cex w16sdtdh cr w16du wp14">
-  <w16cex:commentExtensible w16cex:durableId="4E1A7FAE" w16cex:dateUtc="2024-12-07T15:34:00Z"/>
-  <w16cex:commentExtensible w16cex:durableId="571D730A" w16cex:dateUtc="2024-12-07T16:52:00Z"/>
-  <w16cex:commentExtensible w16cex:durableId="2096FC44" w16cex:dateUtc="2024-12-07T17:10:00Z"/>
-  <w16cex:commentExtensible w16cex:durableId="618EC7B4" w16cex:dateUtc="2024-12-07T17:07:00Z"/>
-</w16cex:commentsExtensible>
-</file>
-
-<file path=word/commentsIds.xml><?xml version="1.0" encoding="utf-8"?>
-<w16cid:commentsIds xmlns:wpc="http://schemas.microsoft.com/office/word/2010/wordprocessingCanvas" xmlns:cx="http://schemas.microsoft.com/office/drawing/2014/chartex" xmlns:cx1="http://schemas.microsoft.com/office/drawing/2015/9/8/chartex" xmlns:cx2="http://schemas.microsoft.com/office/drawing/2015/10/21/chartex" xmlns:cx3="http://schemas.microsoft.com/office/drawing/2016/5/9/chartex" xmlns:cx4="http://schemas.microsoft.com/office/drawing/2016/5/10/chartex" xmlns:cx5="http://schemas.microsoft.com/office/drawing/2016/5/11/chartex" xmlns:cx6="http://schemas.microsoft.com/office/drawing/2016/5/12/chartex" xmlns:cx7="http://schemas.microsoft.com/office/drawing/2016/5/13/chartex" xmlns:cx8="http://schemas.microsoft.com/office/drawing/2016/5/14/chartex" xmlns:mc="http://schemas.openxmlformats.org/markup-compatibility/2006" xmlns:aink="http://schemas.microsoft.com/office/drawing/2016/ink" xmlns:am3d="http://schemas.microsoft.com/office/drawing/2017/model3d" xmlns:o="urn:schemas-microsoft-com:office:office" xmlns:oel="http://schemas.microsoft.com/office/2019/extlst" xmlns:r="http://schemas.openxmlformats.org/officeDocument/2006/relationships" xmlns:m="http://schemas.openxmlformats.org/officeDocument/2006/math" xmlns:v="urn:schemas-microsoft-com:vml" xmlns:wp14="http://schemas.microsoft.com/office/word/2010/wordprocessingDrawing" xmlns:wp="http://schemas.openxmlformats.org/drawingml/2006/wordprocessingDrawing" xmlns:w10="urn:schemas-microsoft-com:office:word" xmlns:w="http://schemas.openxmlformats.org/wordprocessingml/2006/main" xmlns:w14="http://schemas.microsoft.com/office/word/2010/wordml" xmlns:w15="http://schemas.microsoft.com/office/word/2012/wordml" xmlns:w16cex="http://schemas.microsoft.com/office/word/2018/wordml/cex" xmlns:w16cid="http://schemas.microsoft.com/office/word/2016/wordml/cid" xmlns:w16="http://schemas.microsoft.com/office/word/2018/wordml" xmlns:w16du="http://schemas.microsoft.com/office/word/2023/wordml/word16du" xmlns:w16sdtdh="http://schemas.microsoft.com/office/word/2020/wordml/sdtdatahash" xmlns:w16se="http://schemas.microsoft.com/office/word/2015/wordml/symex" xmlns:wpg="http://schemas.microsoft.com/office/word/2010/wordprocessingGroup" xmlns:wpi="http://schemas.microsoft.com/office/word/2010/wordprocessingInk" xmlns:wne="http://schemas.microsoft.com/office/word/2006/wordml" xmlns:wps="http://schemas.microsoft.com/office/word/2010/wordprocessingShape" mc:Ignorable="w14 w15 w16se w16cid w16 w16cex w16sdtdh w16du wp14">
-  <w16cid:commentId w16cid:paraId="08CF5840" w16cid:durableId="4E1A7FAE"/>
-  <w16cid:commentId w16cid:paraId="2124DEFD" w16cid:durableId="571D730A"/>
-  <w16cid:commentId w16cid:paraId="3ECA0681" w16cid:durableId="2096FC44"/>
-  <w16cid:commentId w16cid:paraId="6EA3C440" w16cid:durableId="618EC7B4"/>
-</w16cid:commentsIds>
-</file>
-
 <file path=word/numbering.xml><?xml version="1.0" encoding="utf-8"?>
-<w:numbering xmlns:wpc="http://schemas.microsoft.com/office/word/2010/wordprocessingCanvas" xmlns:cx="http://schemas.microsoft.com/office/drawing/2014/chartex" xmlns:mc="http://schemas.openxmlformats.org/markup-compatibility/2006" xmlns:o="urn:schemas-microsoft-com:office:office" xmlns:r="http://schemas.openxmlformats.org/officeDocument/2006/relationships" xmlns:m="http://schemas.openxmlformats.org/officeDocument/2006/math" xmlns:v="urn:schemas-microsoft-com:vml" xmlns:wp14="http://schemas.microsoft.com/office/word/2010/wordprocessingDrawing" xmlns:wp="http://schemas.openxmlformats.org/drawingml/2006/wordprocessingDrawing" xmlns:w10="urn:schemas-microsoft-com:office:word" xmlns:w="http://schemas.openxmlformats.org/wordprocessingml/2006/main" xmlns:w14="http://schemas.microsoft.com/office/word/2010/wordml" xmlns:w15="http://schemas.microsoft.com/office/word/2012/wordml" xmlns:w16se="http://schemas.microsoft.com/office/word/2015/wordml/symex" xmlns:wpg="http://schemas.microsoft.com/office/word/2010/wordprocessingGroup" xmlns:wpi="http://schemas.microsoft.com/office/word/2010/wordprocessingInk" xmlns:wne="http://schemas.microsoft.com/office/word/2006/wordml" xmlns:wps="http://schemas.microsoft.com/office/word/2010/wordprocessingShape" mc:Ignorable="w14 w15 w16se wp14">
+<w:numbering xmlns:wpc="http://schemas.microsoft.com/office/word/2010/wordprocessingCanvas" xmlns:cx="http://schemas.microsoft.com/office/drawing/2014/chartex" xmlns:cx1="http://schemas.microsoft.com/office/drawing/2015/9/8/chartex" xmlns:cx2="http://schemas.microsoft.com/office/drawing/2015/10/21/chartex" xmlns:cx3="http://schemas.microsoft.com/office/drawing/2016/5/9/chartex" xmlns:cx4="http://schemas.microsoft.com/office/drawing/2016/5/10/chartex" xmlns:cx5="http://schemas.microsoft.com/office/drawing/2016/5/11/chartex" xmlns:cx6="http://schemas.microsoft.com/office/drawing/2016/5/12/chartex" xmlns:cx7="http://schemas.microsoft.com/office/drawing/2016/5/13/chartex" xmlns:cx8="http://schemas.microsoft.com/office/drawing/2016/5/14/chartex" xmlns:mc="http://schemas.openxmlformats.org/markup-compatibility/2006" xmlns:aink="http://schemas.microsoft.com/office/drawing/2016/ink" xmlns:am3d="http://schemas.microsoft.com/office/drawing/2017/model3d" xmlns:o="urn:schemas-microsoft-com:office:office" xmlns:oel="http://schemas.microsoft.com/office/2019/extlst" xmlns:r="http://schemas.openxmlformats.org/officeDocument/2006/relationships" xmlns:m="http://schemas.openxmlformats.org/officeDocument/2006/math" xmlns:v="urn:schemas-microsoft-com:vml" xmlns:wp14="http://schemas.microsoft.com/office/word/2010/wordprocessingDrawing" xmlns:wp="http://schemas.openxmlformats.org/drawingml/2006/wordprocessingDrawing" xmlns:w10="urn:schemas-microsoft-com:office:word" xmlns:w="http://schemas.openxmlformats.org/wordprocessingml/2006/main" xmlns:w14="http://schemas.microsoft.com/office/word/2010/wordml" xmlns:w15="http://schemas.microsoft.com/office/word/2012/wordml" xmlns:w16cex="http://schemas.microsoft.com/office/word/2018/wordml/cex" xmlns:w16cid="http://schemas.microsoft.com/office/word/2016/wordml/cid" xmlns:w16="http://schemas.microsoft.com/office/word/2018/wordml" xmlns:w16du="http://schemas.microsoft.com/office/word/2023/wordml/word16du" xmlns:w16sdtdh="http://schemas.microsoft.com/office/word/2020/wordml/sdtdatahash" xmlns:w16sdtfl="http://schemas.microsoft.com/office/word/2024/wordml/sdtformatlock" xmlns:w16se="http://schemas.microsoft.com/office/word/2015/wordml/symex" xmlns:wpg="http://schemas.microsoft.com/office/word/2010/wordprocessingGroup" xmlns:wpi="http://schemas.microsoft.com/office/word/2010/wordprocessingInk" xmlns:wne="http://schemas.microsoft.com/office/word/2006/wordml" xmlns:wps="http://schemas.microsoft.com/office/word/2010/wordprocessingShape" mc:Ignorable="w14 w15 w16se w16cid w16 w16cex w16sdtdh w16sdtfl w16du wp14">
   <w:abstractNum w:abstractNumId="0" w15:restartNumberingAfterBreak="0">
     <w:nsid w:val="02B20BAB"/>
     <w:multiLevelType w:val="hybridMultilevel"/>
@@ -11787,38 +8426,38 @@
       </w:pPr>
     </w:lvl>
   </w:abstractNum>
-  <w:num w:numId="1">
+  <w:num w:numId="1" w16cid:durableId="1172069834">
     <w:abstractNumId w:val="5"/>
   </w:num>
-  <w:num w:numId="2">
+  <w:num w:numId="2" w16cid:durableId="1179658035">
     <w:abstractNumId w:val="6"/>
   </w:num>
-  <w:num w:numId="3">
+  <w:num w:numId="3" w16cid:durableId="1251231227">
     <w:abstractNumId w:val="8"/>
   </w:num>
-  <w:num w:numId="4">
+  <w:num w:numId="4" w16cid:durableId="1494443883">
     <w:abstractNumId w:val="2"/>
   </w:num>
-  <w:num w:numId="5">
+  <w:num w:numId="5" w16cid:durableId="1343164967">
     <w:abstractNumId w:val="4"/>
   </w:num>
-  <w:num w:numId="6">
+  <w:num w:numId="6" w16cid:durableId="1535652477">
     <w:abstractNumId w:val="3"/>
   </w:num>
-  <w:num w:numId="7">
+  <w:num w:numId="7" w16cid:durableId="1312711402">
     <w:abstractNumId w:val="0"/>
   </w:num>
-  <w:num w:numId="8">
+  <w:num w:numId="8" w16cid:durableId="1120224899">
     <w:abstractNumId w:val="1"/>
   </w:num>
-  <w:num w:numId="9">
+  <w:num w:numId="9" w16cid:durableId="1834100356">
     <w:abstractNumId w:val="7"/>
   </w:num>
 </w:numbering>
 </file>
 
 <file path=word/styles.xml><?xml version="1.0" encoding="utf-8"?>
-<w:styles xmlns:mc="http://schemas.openxmlformats.org/markup-compatibility/2006" xmlns:r="http://schemas.openxmlformats.org/officeDocument/2006/relationships" xmlns:w="http://schemas.openxmlformats.org/wordprocessingml/2006/main" xmlns:w14="http://schemas.microsoft.com/office/word/2010/wordml" xmlns:w15="http://schemas.microsoft.com/office/word/2012/wordml" xmlns:w16se="http://schemas.microsoft.com/office/word/2015/wordml/symex" mc:Ignorable="w14 w15 w16se">
+<w:styles xmlns:mc="http://schemas.openxmlformats.org/markup-compatibility/2006" xmlns:r="http://schemas.openxmlformats.org/officeDocument/2006/relationships" xmlns:w="http://schemas.openxmlformats.org/wordprocessingml/2006/main" xmlns:w14="http://schemas.microsoft.com/office/word/2010/wordml" xmlns:w15="http://schemas.microsoft.com/office/word/2012/wordml" xmlns:w16cex="http://schemas.microsoft.com/office/word/2018/wordml/cex" xmlns:w16cid="http://schemas.microsoft.com/office/word/2016/wordml/cid" xmlns:w16="http://schemas.microsoft.com/office/word/2018/wordml" xmlns:w16du="http://schemas.microsoft.com/office/word/2023/wordml/word16du" xmlns:w16sdtdh="http://schemas.microsoft.com/office/word/2020/wordml/sdtdatahash" xmlns:w16sdtfl="http://schemas.microsoft.com/office/word/2024/wordml/sdtformatlock" xmlns:w16se="http://schemas.microsoft.com/office/word/2015/wordml/symex" mc:Ignorable="w14 w15 w16se w16cid w16 w16cex w16sdtdh w16sdtfl w16du">
   <w:docDefaults>
     <w:rPrDefault>
       <w:rPr>
@@ -11834,7 +8473,7 @@
       </w:pPr>
     </w:pPrDefault>
   </w:docDefaults>
-  <w:latentStyles w:defLockedState="0" w:defUIPriority="99" w:defSemiHidden="0" w:defUnhideWhenUsed="0" w:defQFormat="0" w:count="371">
+  <w:latentStyles w:defLockedState="0" w:defUIPriority="99" w:defSemiHidden="0" w:defUnhideWhenUsed="0" w:defQFormat="0" w:count="376">
     <w:lsdException w:name="Normal" w:uiPriority="0" w:qFormat="1"/>
     <w:lsdException w:name="heading 1" w:uiPriority="9" w:qFormat="1"/>
     <w:lsdException w:name="heading 2" w:semiHidden="1" w:uiPriority="9" w:unhideWhenUsed="1" w:qFormat="1"/>
@@ -12206,6 +8845,11 @@
     <w:lsdException w:name="List Table 5 Dark Accent 6" w:uiPriority="50"/>
     <w:lsdException w:name="List Table 6 Colorful Accent 6" w:uiPriority="51"/>
     <w:lsdException w:name="List Table 7 Colorful Accent 6" w:uiPriority="52"/>
+    <w:lsdException w:name="Mention" w:semiHidden="1" w:unhideWhenUsed="1"/>
+    <w:lsdException w:name="Smart Hyperlink" w:semiHidden="1" w:unhideWhenUsed="1"/>
+    <w:lsdException w:name="Hashtag" w:semiHidden="1" w:unhideWhenUsed="1"/>
+    <w:lsdException w:name="Unresolved Mention" w:semiHidden="1" w:unhideWhenUsed="1"/>
+    <w:lsdException w:name="Smart Link" w:semiHidden="1" w:unhideWhenUsed="1"/>
   </w:latentStyles>
   <w:style w:type="paragraph" w:default="1" w:styleId="Normal">
     <w:name w:val="Normal"/>
@@ -12500,2442 +9144,6 @@
 </w:styles>
 </file>
 
-<file path=word/charts/chart1.xml><?xml version="1.0" encoding="utf-8"?>
-<c:chartSpace xmlns:c="http://schemas.openxmlformats.org/drawingml/2006/chart" xmlns:a="http://schemas.openxmlformats.org/drawingml/2006/main" xmlns:r="http://schemas.openxmlformats.org/officeDocument/2006/relationships" xmlns:c16r2="http://schemas.microsoft.com/office/drawing/2015/06/chart">
-  <c:date1904 val="0"/>
-  <c:lang val="fr-FR"/>
-  <c:roundedCorners val="0"/>
-  <mc:AlternateContent xmlns:mc="http://schemas.openxmlformats.org/markup-compatibility/2006">
-    <mc:Choice xmlns:c14="http://schemas.microsoft.com/office/drawing/2007/8/2/chart" Requires="c14">
-      <c14:style val="102"/>
-    </mc:Choice>
-    <mc:Fallback>
-      <c:style val="2"/>
-    </mc:Fallback>
-  </mc:AlternateContent>
-  <c:chart>
-    <c:autoTitleDeleted val="1"/>
-    <c:plotArea>
-      <c:layout/>
-      <c:barChart>
-        <c:barDir val="bar"/>
-        <c:grouping val="clustered"/>
-        <c:varyColors val="0"/>
-        <c:ser>
-          <c:idx val="0"/>
-          <c:order val="0"/>
-          <c:spPr>
-            <a:solidFill>
-              <a:schemeClr val="accent1"/>
-            </a:solidFill>
-            <a:ln>
-              <a:noFill/>
-            </a:ln>
-            <a:effectLst/>
-          </c:spPr>
-          <c:invertIfNegative val="0"/>
-          <c:dLbls>
-            <c:spPr>
-              <a:noFill/>
-              <a:ln>
-                <a:noFill/>
-              </a:ln>
-              <a:effectLst/>
-            </c:spPr>
-            <c:txPr>
-              <a:bodyPr rot="0" spcFirstLastPara="1" vertOverflow="ellipsis" vert="horz" wrap="square" lIns="38100" tIns="19050" rIns="38100" bIns="19050" anchor="ctr" anchorCtr="1">
-                <a:spAutoFit/>
-              </a:bodyPr>
-              <a:lstStyle/>
-              <a:p>
-                <a:pPr>
-                  <a:defRPr sz="900" b="0" i="0" u="none" strike="noStrike" kern="1200" baseline="0">
-                    <a:solidFill>
-                      <a:schemeClr val="tx1">
-                        <a:lumMod val="75000"/>
-                        <a:lumOff val="25000"/>
-                      </a:schemeClr>
-                    </a:solidFill>
-                    <a:latin typeface="+mn-lt"/>
-                    <a:ea typeface="+mn-ea"/>
-                    <a:cs typeface="+mn-cs"/>
-                  </a:defRPr>
-                </a:pPr>
-                <a:endParaRPr lang="en-US"/>
-              </a:p>
-            </c:txPr>
-            <c:dLblPos val="outEnd"/>
-            <c:showLegendKey val="0"/>
-            <c:showVal val="1"/>
-            <c:showCatName val="0"/>
-            <c:showSerName val="0"/>
-            <c:showPercent val="0"/>
-            <c:showBubbleSize val="0"/>
-            <c:showLeaderLines val="0"/>
-            <c:extLst>
-              <c:ext xmlns:c15="http://schemas.microsoft.com/office/drawing/2012/chart" uri="{CE6537A1-D6FC-4f65-9D91-7224C49458BB}">
-                <c15:showLeaderLines val="1"/>
-                <c15:leaderLines>
-                  <c:spPr>
-                    <a:ln w="9525" cap="flat" cmpd="sng" algn="ctr">
-                      <a:solidFill>
-                        <a:schemeClr val="tx1">
-                          <a:lumMod val="35000"/>
-                          <a:lumOff val="65000"/>
-                        </a:schemeClr>
-                      </a:solidFill>
-                      <a:round/>
-                    </a:ln>
-                    <a:effectLst/>
-                  </c:spPr>
-                </c15:leaderLines>
-              </c:ext>
-            </c:extLst>
-          </c:dLbls>
-          <c:cat>
-            <c:strRef>
-              <c:f>preoccupation!$A$10:$A$14</c:f>
-              <c:strCache>
-                <c:ptCount val="5"/>
-                <c:pt idx="0">
-                  <c:v>Hausse des prix</c:v>
-                </c:pt>
-                <c:pt idx="1">
-                  <c:v>Accès aux soins de santé</c:v>
-                </c:pt>
-                <c:pt idx="2">
-                  <c:v>Education des enfants</c:v>
-                </c:pt>
-                <c:pt idx="3">
-                  <c:v>Perte d'emploi / revenus</c:v>
-                </c:pt>
-                <c:pt idx="4">
-                  <c:v>Autres à préciser</c:v>
-                </c:pt>
-              </c:strCache>
-            </c:strRef>
-          </c:cat>
-          <c:val>
-            <c:numRef>
-              <c:f>preoccupation!$C$10:$C$14</c:f>
-              <c:numCache>
-                <c:formatCode>0.00</c:formatCode>
-                <c:ptCount val="5"/>
-                <c:pt idx="0">
-                  <c:v>71.851851851851862</c:v>
-                </c:pt>
-                <c:pt idx="1">
-                  <c:v>39.629629629629633</c:v>
-                </c:pt>
-                <c:pt idx="2">
-                  <c:v>30.74074074074074</c:v>
-                </c:pt>
-                <c:pt idx="3">
-                  <c:v>18.148148148148149</c:v>
-                </c:pt>
-                <c:pt idx="4">
-                  <c:v>9.6296296296296298</c:v>
-                </c:pt>
-              </c:numCache>
-            </c:numRef>
-          </c:val>
-          <c:extLst>
-            <c:ext xmlns:c16="http://schemas.microsoft.com/office/drawing/2014/chart" uri="{C3380CC4-5D6E-409C-BE32-E72D297353CC}">
-              <c16:uniqueId val="{00000000-D0DE-4DC8-8F53-9DF54DA45C8F}"/>
-            </c:ext>
-          </c:extLst>
-        </c:ser>
-        <c:dLbls>
-          <c:dLblPos val="outEnd"/>
-          <c:showLegendKey val="0"/>
-          <c:showVal val="1"/>
-          <c:showCatName val="0"/>
-          <c:showSerName val="0"/>
-          <c:showPercent val="0"/>
-          <c:showBubbleSize val="0"/>
-        </c:dLbls>
-        <c:gapWidth val="182"/>
-        <c:axId val="1367942560"/>
-        <c:axId val="1367943808"/>
-      </c:barChart>
-      <c:catAx>
-        <c:axId val="1367942560"/>
-        <c:scaling>
-          <c:orientation val="minMax"/>
-        </c:scaling>
-        <c:delete val="0"/>
-        <c:axPos val="l"/>
-        <c:numFmt formatCode="General" sourceLinked="1"/>
-        <c:majorTickMark val="none"/>
-        <c:minorTickMark val="none"/>
-        <c:tickLblPos val="nextTo"/>
-        <c:spPr>
-          <a:noFill/>
-          <a:ln w="9525" cap="flat" cmpd="sng" algn="ctr">
-            <a:solidFill>
-              <a:schemeClr val="tx1">
-                <a:lumMod val="15000"/>
-                <a:lumOff val="85000"/>
-              </a:schemeClr>
-            </a:solidFill>
-            <a:round/>
-          </a:ln>
-          <a:effectLst/>
-        </c:spPr>
-        <c:txPr>
-          <a:bodyPr rot="-60000000" spcFirstLastPara="1" vertOverflow="ellipsis" vert="horz" wrap="square" anchor="ctr" anchorCtr="1"/>
-          <a:lstStyle/>
-          <a:p>
-            <a:pPr>
-              <a:defRPr sz="900" b="0" i="0" u="none" strike="noStrike" kern="1200" baseline="0">
-                <a:solidFill>
-                  <a:schemeClr val="tx1">
-                    <a:lumMod val="65000"/>
-                    <a:lumOff val="35000"/>
-                  </a:schemeClr>
-                </a:solidFill>
-                <a:latin typeface="+mn-lt"/>
-                <a:ea typeface="+mn-ea"/>
-                <a:cs typeface="+mn-cs"/>
-              </a:defRPr>
-            </a:pPr>
-            <a:endParaRPr lang="en-US"/>
-          </a:p>
-        </c:txPr>
-        <c:crossAx val="1367943808"/>
-        <c:crosses val="autoZero"/>
-        <c:auto val="1"/>
-        <c:lblAlgn val="ctr"/>
-        <c:lblOffset val="100"/>
-        <c:noMultiLvlLbl val="0"/>
-      </c:catAx>
-      <c:valAx>
-        <c:axId val="1367943808"/>
-        <c:scaling>
-          <c:orientation val="minMax"/>
-        </c:scaling>
-        <c:delete val="1"/>
-        <c:axPos val="b"/>
-        <c:numFmt formatCode="0.00" sourceLinked="1"/>
-        <c:majorTickMark val="none"/>
-        <c:minorTickMark val="none"/>
-        <c:tickLblPos val="nextTo"/>
-        <c:crossAx val="1367942560"/>
-        <c:crosses val="autoZero"/>
-        <c:crossBetween val="between"/>
-      </c:valAx>
-      <c:spPr>
-        <a:noFill/>
-        <a:ln>
-          <a:noFill/>
-        </a:ln>
-        <a:effectLst/>
-      </c:spPr>
-    </c:plotArea>
-    <c:plotVisOnly val="1"/>
-    <c:dispBlanksAs val="gap"/>
-    <c:showDLblsOverMax val="0"/>
-  </c:chart>
-  <c:spPr>
-    <a:solidFill>
-      <a:schemeClr val="bg1"/>
-    </a:solidFill>
-    <a:ln w="9525" cap="flat" cmpd="sng" algn="ctr">
-      <a:solidFill>
-        <a:schemeClr val="tx1">
-          <a:lumMod val="15000"/>
-          <a:lumOff val="85000"/>
-        </a:schemeClr>
-      </a:solidFill>
-      <a:round/>
-    </a:ln>
-    <a:effectLst/>
-  </c:spPr>
-  <c:txPr>
-    <a:bodyPr/>
-    <a:lstStyle/>
-    <a:p>
-      <a:pPr>
-        <a:defRPr/>
-      </a:pPr>
-      <a:endParaRPr lang="en-US"/>
-    </a:p>
-  </c:txPr>
-  <c:externalData r:id="rId3">
-    <c:autoUpdate val="0"/>
-  </c:externalData>
-</c:chartSpace>
-</file>
-
-<file path=word/charts/chart2.xml><?xml version="1.0" encoding="utf-8"?>
-<c:chartSpace xmlns:c="http://schemas.openxmlformats.org/drawingml/2006/chart" xmlns:a="http://schemas.openxmlformats.org/drawingml/2006/main" xmlns:r="http://schemas.openxmlformats.org/officeDocument/2006/relationships" xmlns:c16r2="http://schemas.microsoft.com/office/drawing/2015/06/chart">
-  <c:date1904 val="0"/>
-  <c:lang val="fr-FR"/>
-  <c:roundedCorners val="0"/>
-  <mc:AlternateContent xmlns:mc="http://schemas.openxmlformats.org/markup-compatibility/2006">
-    <mc:Choice xmlns:c14="http://schemas.microsoft.com/office/drawing/2007/8/2/chart" Requires="c14">
-      <c14:style val="102"/>
-    </mc:Choice>
-    <mc:Fallback>
-      <c:style val="2"/>
-    </mc:Fallback>
-  </mc:AlternateContent>
-  <c:chart>
-    <c:autoTitleDeleted val="1"/>
-    <c:plotArea>
-      <c:layout/>
-      <c:barChart>
-        <c:barDir val="bar"/>
-        <c:grouping val="clustered"/>
-        <c:varyColors val="0"/>
-        <c:ser>
-          <c:idx val="0"/>
-          <c:order val="0"/>
-          <c:spPr>
-            <a:solidFill>
-              <a:schemeClr val="accent1"/>
-            </a:solidFill>
-            <a:ln>
-              <a:noFill/>
-            </a:ln>
-            <a:effectLst/>
-          </c:spPr>
-          <c:invertIfNegative val="0"/>
-          <c:dLbls>
-            <c:spPr>
-              <a:noFill/>
-              <a:ln>
-                <a:noFill/>
-              </a:ln>
-              <a:effectLst/>
-            </c:spPr>
-            <c:txPr>
-              <a:bodyPr rot="0" spcFirstLastPara="1" vertOverflow="ellipsis" vert="horz" wrap="square" lIns="38100" tIns="19050" rIns="38100" bIns="19050" anchor="ctr" anchorCtr="1">
-                <a:spAutoFit/>
-              </a:bodyPr>
-              <a:lstStyle/>
-              <a:p>
-                <a:pPr>
-                  <a:defRPr sz="900" b="0" i="0" u="none" strike="noStrike" kern="1200" baseline="0">
-                    <a:solidFill>
-                      <a:schemeClr val="tx1">
-                        <a:lumMod val="75000"/>
-                        <a:lumOff val="25000"/>
-                      </a:schemeClr>
-                    </a:solidFill>
-                    <a:latin typeface="+mn-lt"/>
-                    <a:ea typeface="+mn-ea"/>
-                    <a:cs typeface="+mn-cs"/>
-                  </a:defRPr>
-                </a:pPr>
-                <a:endParaRPr lang="en-US"/>
-              </a:p>
-            </c:txPr>
-            <c:dLblPos val="outEnd"/>
-            <c:showLegendKey val="0"/>
-            <c:showVal val="1"/>
-            <c:showCatName val="0"/>
-            <c:showSerName val="0"/>
-            <c:showPercent val="0"/>
-            <c:showBubbleSize val="0"/>
-            <c:showLeaderLines val="0"/>
-            <c:extLst>
-              <c:ext xmlns:c15="http://schemas.microsoft.com/office/drawing/2012/chart" uri="{CE6537A1-D6FC-4f65-9D91-7224C49458BB}">
-                <c15:showLeaderLines val="1"/>
-                <c15:leaderLines>
-                  <c:spPr>
-                    <a:ln w="9525" cap="flat" cmpd="sng" algn="ctr">
-                      <a:solidFill>
-                        <a:schemeClr val="tx1">
-                          <a:lumMod val="35000"/>
-                          <a:lumOff val="65000"/>
-                        </a:schemeClr>
-                      </a:solidFill>
-                      <a:round/>
-                    </a:ln>
-                    <a:effectLst/>
-                  </c:spPr>
-                </c15:leaderLines>
-              </c:ext>
-            </c:extLst>
-          </c:dLbls>
-          <c:cat>
-            <c:strRef>
-              <c:f>Situation_eco!$A$4:$A$8</c:f>
-              <c:strCache>
-                <c:ptCount val="5"/>
-                <c:pt idx="0">
-                  <c:v>Nette amélioration</c:v>
-                </c:pt>
-                <c:pt idx="1">
-                  <c:v>Légère amélioration</c:v>
-                </c:pt>
-                <c:pt idx="2">
-                  <c:v>Reste inchangée</c:v>
-                </c:pt>
-                <c:pt idx="3">
-                  <c:v>Légère dégradation</c:v>
-                </c:pt>
-                <c:pt idx="4">
-                  <c:v>Nette dégradation</c:v>
-                </c:pt>
-              </c:strCache>
-            </c:strRef>
-          </c:cat>
-          <c:val>
-            <c:numRef>
-              <c:f>Situation_eco!$C$4:$C$8</c:f>
-              <c:numCache>
-                <c:formatCode>0.00</c:formatCode>
-                <c:ptCount val="5"/>
-                <c:pt idx="0">
-                  <c:v>6.9852941176470589</c:v>
-                </c:pt>
-                <c:pt idx="1">
-                  <c:v>22.058823529411764</c:v>
-                </c:pt>
-                <c:pt idx="2">
-                  <c:v>32.720588235294116</c:v>
-                </c:pt>
-                <c:pt idx="3">
-                  <c:v>23.161764705882355</c:v>
-                </c:pt>
-                <c:pt idx="4">
-                  <c:v>15.073529411764705</c:v>
-                </c:pt>
-              </c:numCache>
-            </c:numRef>
-          </c:val>
-          <c:extLst>
-            <c:ext xmlns:c16="http://schemas.microsoft.com/office/drawing/2014/chart" uri="{C3380CC4-5D6E-409C-BE32-E72D297353CC}">
-              <c16:uniqueId val="{00000000-49F1-48A6-A4D1-A9FA136CF6BC}"/>
-            </c:ext>
-          </c:extLst>
-        </c:ser>
-        <c:dLbls>
-          <c:dLblPos val="outEnd"/>
-          <c:showLegendKey val="0"/>
-          <c:showVal val="1"/>
-          <c:showCatName val="0"/>
-          <c:showSerName val="0"/>
-          <c:showPercent val="0"/>
-          <c:showBubbleSize val="0"/>
-        </c:dLbls>
-        <c:gapWidth val="182"/>
-        <c:axId val="1487954176"/>
-        <c:axId val="1487951264"/>
-      </c:barChart>
-      <c:catAx>
-        <c:axId val="1487954176"/>
-        <c:scaling>
-          <c:orientation val="minMax"/>
-        </c:scaling>
-        <c:delete val="0"/>
-        <c:axPos val="l"/>
-        <c:numFmt formatCode="General" sourceLinked="1"/>
-        <c:majorTickMark val="none"/>
-        <c:minorTickMark val="none"/>
-        <c:tickLblPos val="nextTo"/>
-        <c:spPr>
-          <a:noFill/>
-          <a:ln w="9525" cap="flat" cmpd="sng" algn="ctr">
-            <a:solidFill>
-              <a:schemeClr val="tx1">
-                <a:lumMod val="15000"/>
-                <a:lumOff val="85000"/>
-              </a:schemeClr>
-            </a:solidFill>
-            <a:round/>
-          </a:ln>
-          <a:effectLst/>
-        </c:spPr>
-        <c:txPr>
-          <a:bodyPr rot="-60000000" spcFirstLastPara="1" vertOverflow="ellipsis" vert="horz" wrap="square" anchor="ctr" anchorCtr="1"/>
-          <a:lstStyle/>
-          <a:p>
-            <a:pPr>
-              <a:defRPr sz="900" b="0" i="0" u="none" strike="noStrike" kern="1200" baseline="0">
-                <a:solidFill>
-                  <a:schemeClr val="tx1">
-                    <a:lumMod val="65000"/>
-                    <a:lumOff val="35000"/>
-                  </a:schemeClr>
-                </a:solidFill>
-                <a:latin typeface="+mn-lt"/>
-                <a:ea typeface="+mn-ea"/>
-                <a:cs typeface="+mn-cs"/>
-              </a:defRPr>
-            </a:pPr>
-            <a:endParaRPr lang="en-US"/>
-          </a:p>
-        </c:txPr>
-        <c:crossAx val="1487951264"/>
-        <c:crosses val="autoZero"/>
-        <c:auto val="1"/>
-        <c:lblAlgn val="ctr"/>
-        <c:lblOffset val="100"/>
-        <c:noMultiLvlLbl val="0"/>
-      </c:catAx>
-      <c:valAx>
-        <c:axId val="1487951264"/>
-        <c:scaling>
-          <c:orientation val="minMax"/>
-        </c:scaling>
-        <c:delete val="1"/>
-        <c:axPos val="b"/>
-        <c:numFmt formatCode="0.00" sourceLinked="1"/>
-        <c:majorTickMark val="none"/>
-        <c:minorTickMark val="none"/>
-        <c:tickLblPos val="nextTo"/>
-        <c:crossAx val="1487954176"/>
-        <c:crosses val="autoZero"/>
-        <c:crossBetween val="between"/>
-      </c:valAx>
-      <c:spPr>
-        <a:noFill/>
-        <a:ln>
-          <a:noFill/>
-        </a:ln>
-        <a:effectLst/>
-      </c:spPr>
-    </c:plotArea>
-    <c:plotVisOnly val="1"/>
-    <c:dispBlanksAs val="gap"/>
-    <c:showDLblsOverMax val="0"/>
-  </c:chart>
-  <c:spPr>
-    <a:solidFill>
-      <a:schemeClr val="bg1"/>
-    </a:solidFill>
-    <a:ln w="9525" cap="flat" cmpd="sng" algn="ctr">
-      <a:solidFill>
-        <a:schemeClr val="tx1">
-          <a:lumMod val="15000"/>
-          <a:lumOff val="85000"/>
-        </a:schemeClr>
-      </a:solidFill>
-      <a:round/>
-    </a:ln>
-    <a:effectLst/>
-  </c:spPr>
-  <c:txPr>
-    <a:bodyPr/>
-    <a:lstStyle/>
-    <a:p>
-      <a:pPr>
-        <a:defRPr/>
-      </a:pPr>
-      <a:endParaRPr lang="en-US"/>
-    </a:p>
-  </c:txPr>
-  <c:externalData r:id="rId3">
-    <c:autoUpdate val="0"/>
-  </c:externalData>
-</c:chartSpace>
-</file>
-
-<file path=word/charts/chart3.xml><?xml version="1.0" encoding="utf-8"?>
-<c:chartSpace xmlns:c="http://schemas.openxmlformats.org/drawingml/2006/chart" xmlns:a="http://schemas.openxmlformats.org/drawingml/2006/main" xmlns:r="http://schemas.openxmlformats.org/officeDocument/2006/relationships" xmlns:c16r2="http://schemas.microsoft.com/office/drawing/2015/06/chart">
-  <c:date1904 val="0"/>
-  <c:lang val="fr-FR"/>
-  <c:roundedCorners val="0"/>
-  <mc:AlternateContent xmlns:mc="http://schemas.openxmlformats.org/markup-compatibility/2006">
-    <mc:Choice xmlns:c14="http://schemas.microsoft.com/office/drawing/2007/8/2/chart" Requires="c14">
-      <c14:style val="102"/>
-    </mc:Choice>
-    <mc:Fallback>
-      <c:style val="2"/>
-    </mc:Fallback>
-  </mc:AlternateContent>
-  <c:chart>
-    <c:autoTitleDeleted val="1"/>
-    <c:plotArea>
-      <c:layout/>
-      <c:barChart>
-        <c:barDir val="bar"/>
-        <c:grouping val="clustered"/>
-        <c:varyColors val="0"/>
-        <c:ser>
-          <c:idx val="0"/>
-          <c:order val="0"/>
-          <c:spPr>
-            <a:solidFill>
-              <a:schemeClr val="accent1"/>
-            </a:solidFill>
-            <a:ln>
-              <a:noFill/>
-            </a:ln>
-            <a:effectLst/>
-          </c:spPr>
-          <c:invertIfNegative val="0"/>
-          <c:dLbls>
-            <c:spPr>
-              <a:noFill/>
-              <a:ln>
-                <a:noFill/>
-              </a:ln>
-              <a:effectLst/>
-            </c:spPr>
-            <c:txPr>
-              <a:bodyPr rot="0" spcFirstLastPara="1" vertOverflow="ellipsis" vert="horz" wrap="square" lIns="38100" tIns="19050" rIns="38100" bIns="19050" anchor="ctr" anchorCtr="1">
-                <a:spAutoFit/>
-              </a:bodyPr>
-              <a:lstStyle/>
-              <a:p>
-                <a:pPr>
-                  <a:defRPr sz="900" b="0" i="0" u="none" strike="noStrike" kern="1200" baseline="0">
-                    <a:solidFill>
-                      <a:schemeClr val="tx1">
-                        <a:lumMod val="75000"/>
-                        <a:lumOff val="25000"/>
-                      </a:schemeClr>
-                    </a:solidFill>
-                    <a:latin typeface="+mn-lt"/>
-                    <a:ea typeface="+mn-ea"/>
-                    <a:cs typeface="+mn-cs"/>
-                  </a:defRPr>
-                </a:pPr>
-                <a:endParaRPr lang="en-US"/>
-              </a:p>
-            </c:txPr>
-            <c:dLblPos val="outEnd"/>
-            <c:showLegendKey val="0"/>
-            <c:showVal val="1"/>
-            <c:showCatName val="0"/>
-            <c:showSerName val="0"/>
-            <c:showPercent val="0"/>
-            <c:showBubbleSize val="0"/>
-            <c:showLeaderLines val="0"/>
-            <c:extLst>
-              <c:ext xmlns:c15="http://schemas.microsoft.com/office/drawing/2012/chart" uri="{CE6537A1-D6FC-4f65-9D91-7224C49458BB}">
-                <c15:showLeaderLines val="1"/>
-                <c15:leaderLines>
-                  <c:spPr>
-                    <a:ln w="9525" cap="flat" cmpd="sng" algn="ctr">
-                      <a:solidFill>
-                        <a:schemeClr val="tx1">
-                          <a:lumMod val="35000"/>
-                          <a:lumOff val="65000"/>
-                        </a:schemeClr>
-                      </a:solidFill>
-                      <a:round/>
-                    </a:ln>
-                    <a:effectLst/>
-                  </c:spPr>
-                </c15:leaderLines>
-              </c:ext>
-            </c:extLst>
-          </c:dLbls>
-          <c:cat>
-            <c:strRef>
-              <c:f>evolution_prix!$A$4:$A$8</c:f>
-              <c:strCache>
-                <c:ptCount val="5"/>
-                <c:pt idx="0">
-                  <c:v>Forte hause</c:v>
-                </c:pt>
-                <c:pt idx="1">
-                  <c:v>Légère hausse</c:v>
-                </c:pt>
-                <c:pt idx="2">
-                  <c:v>Stable</c:v>
-                </c:pt>
-                <c:pt idx="3">
-                  <c:v>Légère baisse</c:v>
-                </c:pt>
-                <c:pt idx="4">
-                  <c:v>Forte baisse</c:v>
-                </c:pt>
-              </c:strCache>
-            </c:strRef>
-          </c:cat>
-          <c:val>
-            <c:numRef>
-              <c:f>evolution_prix!$C$4:$C$8</c:f>
-              <c:numCache>
-                <c:formatCode>0.00</c:formatCode>
-                <c:ptCount val="5"/>
-                <c:pt idx="0">
-                  <c:v>37.54646840148699</c:v>
-                </c:pt>
-                <c:pt idx="1">
-                  <c:v>30.483271375464682</c:v>
-                </c:pt>
-                <c:pt idx="2">
-                  <c:v>24.1635687732342</c:v>
-                </c:pt>
-                <c:pt idx="3">
-                  <c:v>7.4349442379182156</c:v>
-                </c:pt>
-                <c:pt idx="4">
-                  <c:v>0.37174721189591076</c:v>
-                </c:pt>
-              </c:numCache>
-            </c:numRef>
-          </c:val>
-          <c:extLst>
-            <c:ext xmlns:c16="http://schemas.microsoft.com/office/drawing/2014/chart" uri="{C3380CC4-5D6E-409C-BE32-E72D297353CC}">
-              <c16:uniqueId val="{00000000-4C62-47D9-8A3A-F193B705F738}"/>
-            </c:ext>
-          </c:extLst>
-        </c:ser>
-        <c:dLbls>
-          <c:dLblPos val="outEnd"/>
-          <c:showLegendKey val="0"/>
-          <c:showVal val="1"/>
-          <c:showCatName val="0"/>
-          <c:showSerName val="0"/>
-          <c:showPercent val="0"/>
-          <c:showBubbleSize val="0"/>
-        </c:dLbls>
-        <c:gapWidth val="182"/>
-        <c:axId val="1487951680"/>
-        <c:axId val="1487962080"/>
-      </c:barChart>
-      <c:catAx>
-        <c:axId val="1487951680"/>
-        <c:scaling>
-          <c:orientation val="minMax"/>
-        </c:scaling>
-        <c:delete val="0"/>
-        <c:axPos val="l"/>
-        <c:numFmt formatCode="General" sourceLinked="1"/>
-        <c:majorTickMark val="none"/>
-        <c:minorTickMark val="none"/>
-        <c:tickLblPos val="nextTo"/>
-        <c:spPr>
-          <a:noFill/>
-          <a:ln w="9525" cap="flat" cmpd="sng" algn="ctr">
-            <a:solidFill>
-              <a:schemeClr val="tx1">
-                <a:lumMod val="15000"/>
-                <a:lumOff val="85000"/>
-              </a:schemeClr>
-            </a:solidFill>
-            <a:round/>
-          </a:ln>
-          <a:effectLst/>
-        </c:spPr>
-        <c:txPr>
-          <a:bodyPr rot="-60000000" spcFirstLastPara="1" vertOverflow="ellipsis" vert="horz" wrap="square" anchor="ctr" anchorCtr="1"/>
-          <a:lstStyle/>
-          <a:p>
-            <a:pPr>
-              <a:defRPr sz="900" b="0" i="0" u="none" strike="noStrike" kern="1200" baseline="0">
-                <a:solidFill>
-                  <a:schemeClr val="tx1">
-                    <a:lumMod val="65000"/>
-                    <a:lumOff val="35000"/>
-                  </a:schemeClr>
-                </a:solidFill>
-                <a:latin typeface="+mn-lt"/>
-                <a:ea typeface="+mn-ea"/>
-                <a:cs typeface="+mn-cs"/>
-              </a:defRPr>
-            </a:pPr>
-            <a:endParaRPr lang="en-US"/>
-          </a:p>
-        </c:txPr>
-        <c:crossAx val="1487962080"/>
-        <c:crosses val="autoZero"/>
-        <c:auto val="1"/>
-        <c:lblAlgn val="ctr"/>
-        <c:lblOffset val="100"/>
-        <c:noMultiLvlLbl val="0"/>
-      </c:catAx>
-      <c:valAx>
-        <c:axId val="1487962080"/>
-        <c:scaling>
-          <c:orientation val="minMax"/>
-        </c:scaling>
-        <c:delete val="1"/>
-        <c:axPos val="b"/>
-        <c:numFmt formatCode="0.00" sourceLinked="1"/>
-        <c:majorTickMark val="none"/>
-        <c:minorTickMark val="none"/>
-        <c:tickLblPos val="nextTo"/>
-        <c:crossAx val="1487951680"/>
-        <c:crosses val="autoZero"/>
-        <c:crossBetween val="between"/>
-      </c:valAx>
-      <c:spPr>
-        <a:noFill/>
-        <a:ln>
-          <a:noFill/>
-        </a:ln>
-        <a:effectLst/>
-      </c:spPr>
-    </c:plotArea>
-    <c:plotVisOnly val="1"/>
-    <c:dispBlanksAs val="gap"/>
-    <c:showDLblsOverMax val="0"/>
-  </c:chart>
-  <c:spPr>
-    <a:solidFill>
-      <a:schemeClr val="bg1"/>
-    </a:solidFill>
-    <a:ln w="9525" cap="flat" cmpd="sng" algn="ctr">
-      <a:solidFill>
-        <a:schemeClr val="tx1">
-          <a:lumMod val="15000"/>
-          <a:lumOff val="85000"/>
-        </a:schemeClr>
-      </a:solidFill>
-      <a:round/>
-    </a:ln>
-    <a:effectLst/>
-  </c:spPr>
-  <c:txPr>
-    <a:bodyPr/>
-    <a:lstStyle/>
-    <a:p>
-      <a:pPr>
-        <a:defRPr/>
-      </a:pPr>
-      <a:endParaRPr lang="en-US"/>
-    </a:p>
-  </c:txPr>
-  <c:externalData r:id="rId3">
-    <c:autoUpdate val="0"/>
-  </c:externalData>
-</c:chartSpace>
-</file>
-
-<file path=word/charts/colors1.xml><?xml version="1.0" encoding="utf-8"?>
-<cs:colorStyle xmlns:cs="http://schemas.microsoft.com/office/drawing/2012/chartStyle" xmlns:a="http://schemas.openxmlformats.org/drawingml/2006/main" meth="cycle" id="10">
-  <a:schemeClr val="accent1"/>
-  <a:schemeClr val="accent2"/>
-  <a:schemeClr val="accent3"/>
-  <a:schemeClr val="accent4"/>
-  <a:schemeClr val="accent5"/>
-  <a:schemeClr val="accent6"/>
-  <cs:variation/>
-  <cs:variation>
-    <a:lumMod val="60000"/>
-  </cs:variation>
-  <cs:variation>
-    <a:lumMod val="80000"/>
-    <a:lumOff val="20000"/>
-  </cs:variation>
-  <cs:variation>
-    <a:lumMod val="80000"/>
-  </cs:variation>
-  <cs:variation>
-    <a:lumMod val="60000"/>
-    <a:lumOff val="40000"/>
-  </cs:variation>
-  <cs:variation>
-    <a:lumMod val="50000"/>
-  </cs:variation>
-  <cs:variation>
-    <a:lumMod val="70000"/>
-    <a:lumOff val="30000"/>
-  </cs:variation>
-  <cs:variation>
-    <a:lumMod val="70000"/>
-  </cs:variation>
-  <cs:variation>
-    <a:lumMod val="50000"/>
-    <a:lumOff val="50000"/>
-  </cs:variation>
-</cs:colorStyle>
-</file>
-
-<file path=word/charts/colors2.xml><?xml version="1.0" encoding="utf-8"?>
-<cs:colorStyle xmlns:cs="http://schemas.microsoft.com/office/drawing/2012/chartStyle" xmlns:a="http://schemas.openxmlformats.org/drawingml/2006/main" meth="cycle" id="10">
-  <a:schemeClr val="accent1"/>
-  <a:schemeClr val="accent2"/>
-  <a:schemeClr val="accent3"/>
-  <a:schemeClr val="accent4"/>
-  <a:schemeClr val="accent5"/>
-  <a:schemeClr val="accent6"/>
-  <cs:variation/>
-  <cs:variation>
-    <a:lumMod val="60000"/>
-  </cs:variation>
-  <cs:variation>
-    <a:lumMod val="80000"/>
-    <a:lumOff val="20000"/>
-  </cs:variation>
-  <cs:variation>
-    <a:lumMod val="80000"/>
-  </cs:variation>
-  <cs:variation>
-    <a:lumMod val="60000"/>
-    <a:lumOff val="40000"/>
-  </cs:variation>
-  <cs:variation>
-    <a:lumMod val="50000"/>
-  </cs:variation>
-  <cs:variation>
-    <a:lumMod val="70000"/>
-    <a:lumOff val="30000"/>
-  </cs:variation>
-  <cs:variation>
-    <a:lumMod val="70000"/>
-  </cs:variation>
-  <cs:variation>
-    <a:lumMod val="50000"/>
-    <a:lumOff val="50000"/>
-  </cs:variation>
-</cs:colorStyle>
-</file>
-
-<file path=word/charts/colors3.xml><?xml version="1.0" encoding="utf-8"?>
-<cs:colorStyle xmlns:cs="http://schemas.microsoft.com/office/drawing/2012/chartStyle" xmlns:a="http://schemas.openxmlformats.org/drawingml/2006/main" meth="cycle" id="10">
-  <a:schemeClr val="accent1"/>
-  <a:schemeClr val="accent2"/>
-  <a:schemeClr val="accent3"/>
-  <a:schemeClr val="accent4"/>
-  <a:schemeClr val="accent5"/>
-  <a:schemeClr val="accent6"/>
-  <cs:variation/>
-  <cs:variation>
-    <a:lumMod val="60000"/>
-  </cs:variation>
-  <cs:variation>
-    <a:lumMod val="80000"/>
-    <a:lumOff val="20000"/>
-  </cs:variation>
-  <cs:variation>
-    <a:lumMod val="80000"/>
-  </cs:variation>
-  <cs:variation>
-    <a:lumMod val="60000"/>
-    <a:lumOff val="40000"/>
-  </cs:variation>
-  <cs:variation>
-    <a:lumMod val="50000"/>
-  </cs:variation>
-  <cs:variation>
-    <a:lumMod val="70000"/>
-    <a:lumOff val="30000"/>
-  </cs:variation>
-  <cs:variation>
-    <a:lumMod val="70000"/>
-  </cs:variation>
-  <cs:variation>
-    <a:lumMod val="50000"/>
-    <a:lumOff val="50000"/>
-  </cs:variation>
-</cs:colorStyle>
-</file>
-
-<file path=word/charts/style1.xml><?xml version="1.0" encoding="utf-8"?>
-<cs:chartStyle xmlns:cs="http://schemas.microsoft.com/office/drawing/2012/chartStyle" xmlns:a="http://schemas.openxmlformats.org/drawingml/2006/main" id="216">
-  <cs:axisTitle>
-    <cs:lnRef idx="0"/>
-    <cs:fillRef idx="0"/>
-    <cs:effectRef idx="0"/>
-    <cs:fontRef idx="minor">
-      <a:schemeClr val="tx1">
-        <a:lumMod val="65000"/>
-        <a:lumOff val="35000"/>
-      </a:schemeClr>
-    </cs:fontRef>
-    <cs:defRPr sz="1000" kern="1200"/>
-  </cs:axisTitle>
-  <cs:categoryAxis>
-    <cs:lnRef idx="0"/>
-    <cs:fillRef idx="0"/>
-    <cs:effectRef idx="0"/>
-    <cs:fontRef idx="minor">
-      <a:schemeClr val="tx1">
-        <a:lumMod val="65000"/>
-        <a:lumOff val="35000"/>
-      </a:schemeClr>
-    </cs:fontRef>
-    <cs:spPr>
-      <a:ln w="9525" cap="flat" cmpd="sng" algn="ctr">
-        <a:solidFill>
-          <a:schemeClr val="tx1">
-            <a:lumMod val="15000"/>
-            <a:lumOff val="85000"/>
-          </a:schemeClr>
-        </a:solidFill>
-        <a:round/>
-      </a:ln>
-    </cs:spPr>
-    <cs:defRPr sz="900" kern="1200"/>
-  </cs:categoryAxis>
-  <cs:chartArea mods="allowNoFillOverride allowNoLineOverride">
-    <cs:lnRef idx="0"/>
-    <cs:fillRef idx="0"/>
-    <cs:effectRef idx="0"/>
-    <cs:fontRef idx="minor">
-      <a:schemeClr val="tx1"/>
-    </cs:fontRef>
-    <cs:spPr>
-      <a:solidFill>
-        <a:schemeClr val="bg1"/>
-      </a:solidFill>
-      <a:ln w="9525" cap="flat" cmpd="sng" algn="ctr">
-        <a:solidFill>
-          <a:schemeClr val="tx1">
-            <a:lumMod val="15000"/>
-            <a:lumOff val="85000"/>
-          </a:schemeClr>
-        </a:solidFill>
-        <a:round/>
-      </a:ln>
-    </cs:spPr>
-    <cs:defRPr sz="1000" kern="1200"/>
-  </cs:chartArea>
-  <cs:dataLabel>
-    <cs:lnRef idx="0"/>
-    <cs:fillRef idx="0"/>
-    <cs:effectRef idx="0"/>
-    <cs:fontRef idx="minor">
-      <a:schemeClr val="tx1">
-        <a:lumMod val="75000"/>
-        <a:lumOff val="25000"/>
-      </a:schemeClr>
-    </cs:fontRef>
-    <cs:defRPr sz="900" kern="1200"/>
-  </cs:dataLabel>
-  <cs:dataLabelCallout>
-    <cs:lnRef idx="0"/>
-    <cs:fillRef idx="0"/>
-    <cs:effectRef idx="0"/>
-    <cs:fontRef idx="minor">
-      <a:schemeClr val="dk1">
-        <a:lumMod val="65000"/>
-        <a:lumOff val="35000"/>
-      </a:schemeClr>
-    </cs:fontRef>
-    <cs:spPr>
-      <a:solidFill>
-        <a:schemeClr val="lt1"/>
-      </a:solidFill>
-      <a:ln>
-        <a:solidFill>
-          <a:schemeClr val="dk1">
-            <a:lumMod val="25000"/>
-            <a:lumOff val="75000"/>
-          </a:schemeClr>
-        </a:solidFill>
-      </a:ln>
-    </cs:spPr>
-    <cs:defRPr sz="900" kern="1200"/>
-    <cs:bodyPr rot="0" spcFirstLastPara="1" vertOverflow="clip" horzOverflow="clip" vert="horz" wrap="square" lIns="36576" tIns="18288" rIns="36576" bIns="18288" anchor="ctr" anchorCtr="1">
-      <a:spAutoFit/>
-    </cs:bodyPr>
-  </cs:dataLabelCallout>
-  <cs:dataPoint>
-    <cs:lnRef idx="0"/>
-    <cs:fillRef idx="1">
-      <cs:styleClr val="auto"/>
-    </cs:fillRef>
-    <cs:effectRef idx="0"/>
-    <cs:fontRef idx="minor">
-      <a:schemeClr val="tx1"/>
-    </cs:fontRef>
-  </cs:dataPoint>
-  <cs:dataPoint3D>
-    <cs:lnRef idx="0"/>
-    <cs:fillRef idx="1">
-      <cs:styleClr val="auto"/>
-    </cs:fillRef>
-    <cs:effectRef idx="0"/>
-    <cs:fontRef idx="minor">
-      <a:schemeClr val="tx1"/>
-    </cs:fontRef>
-  </cs:dataPoint3D>
-  <cs:dataPointLine>
-    <cs:lnRef idx="0">
-      <cs:styleClr val="auto"/>
-    </cs:lnRef>
-    <cs:fillRef idx="1"/>
-    <cs:effectRef idx="0"/>
-    <cs:fontRef idx="minor">
-      <a:schemeClr val="tx1"/>
-    </cs:fontRef>
-    <cs:spPr>
-      <a:ln w="28575" cap="rnd">
-        <a:solidFill>
-          <a:schemeClr val="phClr"/>
-        </a:solidFill>
-        <a:round/>
-      </a:ln>
-    </cs:spPr>
-  </cs:dataPointLine>
-  <cs:dataPointMarker>
-    <cs:lnRef idx="0">
-      <cs:styleClr val="auto"/>
-    </cs:lnRef>
-    <cs:fillRef idx="1">
-      <cs:styleClr val="auto"/>
-    </cs:fillRef>
-    <cs:effectRef idx="0"/>
-    <cs:fontRef idx="minor">
-      <a:schemeClr val="tx1"/>
-    </cs:fontRef>
-    <cs:spPr>
-      <a:ln w="9525">
-        <a:solidFill>
-          <a:schemeClr val="phClr"/>
-        </a:solidFill>
-      </a:ln>
-    </cs:spPr>
-  </cs:dataPointMarker>
-  <cs:dataPointMarkerLayout symbol="circle" size="5"/>
-  <cs:dataPointWireframe>
-    <cs:lnRef idx="0">
-      <cs:styleClr val="auto"/>
-    </cs:lnRef>
-    <cs:fillRef idx="1"/>
-    <cs:effectRef idx="0"/>
-    <cs:fontRef idx="minor">
-      <a:schemeClr val="tx1"/>
-    </cs:fontRef>
-    <cs:spPr>
-      <a:ln w="9525" cap="rnd">
-        <a:solidFill>
-          <a:schemeClr val="phClr"/>
-        </a:solidFill>
-        <a:round/>
-      </a:ln>
-    </cs:spPr>
-  </cs:dataPointWireframe>
-  <cs:dataTable>
-    <cs:lnRef idx="0"/>
-    <cs:fillRef idx="0"/>
-    <cs:effectRef idx="0"/>
-    <cs:fontRef idx="minor">
-      <a:schemeClr val="tx1">
-        <a:lumMod val="65000"/>
-        <a:lumOff val="35000"/>
-      </a:schemeClr>
-    </cs:fontRef>
-    <cs:spPr>
-      <a:noFill/>
-      <a:ln w="9525" cap="flat" cmpd="sng" algn="ctr">
-        <a:solidFill>
-          <a:schemeClr val="tx1">
-            <a:lumMod val="15000"/>
-            <a:lumOff val="85000"/>
-          </a:schemeClr>
-        </a:solidFill>
-        <a:round/>
-      </a:ln>
-    </cs:spPr>
-    <cs:defRPr sz="900" kern="1200"/>
-  </cs:dataTable>
-  <cs:downBar>
-    <cs:lnRef idx="0"/>
-    <cs:fillRef idx="0"/>
-    <cs:effectRef idx="0"/>
-    <cs:fontRef idx="minor">
-      <a:schemeClr val="tx1"/>
-    </cs:fontRef>
-    <cs:spPr>
-      <a:solidFill>
-        <a:schemeClr val="dk1">
-          <a:lumMod val="75000"/>
-          <a:lumOff val="25000"/>
-        </a:schemeClr>
-      </a:solidFill>
-      <a:ln w="9525" cap="flat" cmpd="sng" algn="ctr">
-        <a:solidFill>
-          <a:schemeClr val="tx1">
-            <a:lumMod val="65000"/>
-            <a:lumOff val="35000"/>
-          </a:schemeClr>
-        </a:solidFill>
-        <a:round/>
-      </a:ln>
-    </cs:spPr>
-  </cs:downBar>
-  <cs:dropLine>
-    <cs:lnRef idx="0"/>
-    <cs:fillRef idx="0"/>
-    <cs:effectRef idx="0"/>
-    <cs:fontRef idx="minor">
-      <a:schemeClr val="tx1"/>
-    </cs:fontRef>
-    <cs:spPr>
-      <a:ln w="9525" cap="flat" cmpd="sng" algn="ctr">
-        <a:solidFill>
-          <a:schemeClr val="tx1">
-            <a:lumMod val="35000"/>
-            <a:lumOff val="65000"/>
-          </a:schemeClr>
-        </a:solidFill>
-        <a:round/>
-      </a:ln>
-    </cs:spPr>
-  </cs:dropLine>
-  <cs:errorBar>
-    <cs:lnRef idx="0"/>
-    <cs:fillRef idx="0"/>
-    <cs:effectRef idx="0"/>
-    <cs:fontRef idx="minor">
-      <a:schemeClr val="tx1"/>
-    </cs:fontRef>
-    <cs:spPr>
-      <a:ln w="9525" cap="flat" cmpd="sng" algn="ctr">
-        <a:solidFill>
-          <a:schemeClr val="tx1">
-            <a:lumMod val="65000"/>
-            <a:lumOff val="35000"/>
-          </a:schemeClr>
-        </a:solidFill>
-        <a:round/>
-      </a:ln>
-    </cs:spPr>
-  </cs:errorBar>
-  <cs:floor>
-    <cs:lnRef idx="0"/>
-    <cs:fillRef idx="0"/>
-    <cs:effectRef idx="0"/>
-    <cs:fontRef idx="minor">
-      <a:schemeClr val="tx1"/>
-    </cs:fontRef>
-    <cs:spPr>
-      <a:noFill/>
-      <a:ln>
-        <a:noFill/>
-      </a:ln>
-    </cs:spPr>
-  </cs:floor>
-  <cs:gridlineMajor>
-    <cs:lnRef idx="0"/>
-    <cs:fillRef idx="0"/>
-    <cs:effectRef idx="0"/>
-    <cs:fontRef idx="minor">
-      <a:schemeClr val="tx1"/>
-    </cs:fontRef>
-    <cs:spPr>
-      <a:ln w="9525" cap="flat" cmpd="sng" algn="ctr">
-        <a:solidFill>
-          <a:schemeClr val="tx1">
-            <a:lumMod val="15000"/>
-            <a:lumOff val="85000"/>
-          </a:schemeClr>
-        </a:solidFill>
-        <a:round/>
-      </a:ln>
-    </cs:spPr>
-  </cs:gridlineMajor>
-  <cs:gridlineMinor>
-    <cs:lnRef idx="0"/>
-    <cs:fillRef idx="0"/>
-    <cs:effectRef idx="0"/>
-    <cs:fontRef idx="minor">
-      <a:schemeClr val="tx1"/>
-    </cs:fontRef>
-    <cs:spPr>
-      <a:ln w="9525" cap="flat" cmpd="sng" algn="ctr">
-        <a:solidFill>
-          <a:schemeClr val="tx1">
-            <a:lumMod val="5000"/>
-            <a:lumOff val="95000"/>
-          </a:schemeClr>
-        </a:solidFill>
-        <a:round/>
-      </a:ln>
-    </cs:spPr>
-  </cs:gridlineMinor>
-  <cs:hiLoLine>
-    <cs:lnRef idx="0"/>
-    <cs:fillRef idx="0"/>
-    <cs:effectRef idx="0"/>
-    <cs:fontRef idx="minor">
-      <a:schemeClr val="tx1"/>
-    </cs:fontRef>
-    <cs:spPr>
-      <a:ln w="9525" cap="flat" cmpd="sng" algn="ctr">
-        <a:solidFill>
-          <a:schemeClr val="tx1">
-            <a:lumMod val="50000"/>
-            <a:lumOff val="50000"/>
-          </a:schemeClr>
-        </a:solidFill>
-        <a:round/>
-      </a:ln>
-    </cs:spPr>
-  </cs:hiLoLine>
-  <cs:leaderLine>
-    <cs:lnRef idx="0"/>
-    <cs:fillRef idx="0"/>
-    <cs:effectRef idx="0"/>
-    <cs:fontRef idx="minor">
-      <a:schemeClr val="tx1"/>
-    </cs:fontRef>
-    <cs:spPr>
-      <a:ln w="9525" cap="flat" cmpd="sng" algn="ctr">
-        <a:solidFill>
-          <a:schemeClr val="tx1">
-            <a:lumMod val="35000"/>
-            <a:lumOff val="65000"/>
-          </a:schemeClr>
-        </a:solidFill>
-        <a:round/>
-      </a:ln>
-    </cs:spPr>
-  </cs:leaderLine>
-  <cs:legend>
-    <cs:lnRef idx="0"/>
-    <cs:fillRef idx="0"/>
-    <cs:effectRef idx="0"/>
-    <cs:fontRef idx="minor">
-      <a:schemeClr val="tx1">
-        <a:lumMod val="65000"/>
-        <a:lumOff val="35000"/>
-      </a:schemeClr>
-    </cs:fontRef>
-    <cs:defRPr sz="900" kern="1200"/>
-  </cs:legend>
-  <cs:plotArea mods="allowNoFillOverride allowNoLineOverride">
-    <cs:lnRef idx="0"/>
-    <cs:fillRef idx="0"/>
-    <cs:effectRef idx="0"/>
-    <cs:fontRef idx="minor">
-      <a:schemeClr val="tx1"/>
-    </cs:fontRef>
-  </cs:plotArea>
-  <cs:plotArea3D mods="allowNoFillOverride allowNoLineOverride">
-    <cs:lnRef idx="0"/>
-    <cs:fillRef idx="0"/>
-    <cs:effectRef idx="0"/>
-    <cs:fontRef idx="minor">
-      <a:schemeClr val="tx1"/>
-    </cs:fontRef>
-  </cs:plotArea3D>
-  <cs:seriesAxis>
-    <cs:lnRef idx="0"/>
-    <cs:fillRef idx="0"/>
-    <cs:effectRef idx="0"/>
-    <cs:fontRef idx="minor">
-      <a:schemeClr val="tx1">
-        <a:lumMod val="65000"/>
-        <a:lumOff val="35000"/>
-      </a:schemeClr>
-    </cs:fontRef>
-    <cs:defRPr sz="900" kern="1200"/>
-  </cs:seriesAxis>
-  <cs:seriesLine>
-    <cs:lnRef idx="0"/>
-    <cs:fillRef idx="0"/>
-    <cs:effectRef idx="0"/>
-    <cs:fontRef idx="minor">
-      <a:schemeClr val="tx1"/>
-    </cs:fontRef>
-    <cs:spPr>
-      <a:ln w="9525" cap="flat" cmpd="sng" algn="ctr">
-        <a:solidFill>
-          <a:schemeClr val="tx1">
-            <a:lumMod val="35000"/>
-            <a:lumOff val="65000"/>
-          </a:schemeClr>
-        </a:solidFill>
-        <a:round/>
-      </a:ln>
-    </cs:spPr>
-  </cs:seriesLine>
-  <cs:title>
-    <cs:lnRef idx="0"/>
-    <cs:fillRef idx="0"/>
-    <cs:effectRef idx="0"/>
-    <cs:fontRef idx="minor">
-      <a:schemeClr val="tx1">
-        <a:lumMod val="65000"/>
-        <a:lumOff val="35000"/>
-      </a:schemeClr>
-    </cs:fontRef>
-    <cs:defRPr sz="1400" b="0" kern="1200" spc="0" baseline="0"/>
-  </cs:title>
-  <cs:trendline>
-    <cs:lnRef idx="0">
-      <cs:styleClr val="auto"/>
-    </cs:lnRef>
-    <cs:fillRef idx="0"/>
-    <cs:effectRef idx="0"/>
-    <cs:fontRef idx="minor">
-      <a:schemeClr val="tx1"/>
-    </cs:fontRef>
-    <cs:spPr>
-      <a:ln w="19050" cap="rnd">
-        <a:solidFill>
-          <a:schemeClr val="phClr"/>
-        </a:solidFill>
-        <a:prstDash val="sysDot"/>
-      </a:ln>
-    </cs:spPr>
-  </cs:trendline>
-  <cs:trendlineLabel>
-    <cs:lnRef idx="0"/>
-    <cs:fillRef idx="0"/>
-    <cs:effectRef idx="0"/>
-    <cs:fontRef idx="minor">
-      <a:schemeClr val="tx1">
-        <a:lumMod val="65000"/>
-        <a:lumOff val="35000"/>
-      </a:schemeClr>
-    </cs:fontRef>
-    <cs:defRPr sz="900" kern="1200"/>
-  </cs:trendlineLabel>
-  <cs:upBar>
-    <cs:lnRef idx="0"/>
-    <cs:fillRef idx="0"/>
-    <cs:effectRef idx="0"/>
-    <cs:fontRef idx="minor">
-      <a:schemeClr val="tx1"/>
-    </cs:fontRef>
-    <cs:spPr>
-      <a:solidFill>
-        <a:schemeClr val="lt1"/>
-      </a:solidFill>
-      <a:ln w="9525" cap="flat" cmpd="sng" algn="ctr">
-        <a:solidFill>
-          <a:schemeClr val="tx1">
-            <a:lumMod val="65000"/>
-            <a:lumOff val="35000"/>
-          </a:schemeClr>
-        </a:solidFill>
-        <a:round/>
-      </a:ln>
-    </cs:spPr>
-  </cs:upBar>
-  <cs:valueAxis>
-    <cs:lnRef idx="0"/>
-    <cs:fillRef idx="0"/>
-    <cs:effectRef idx="0"/>
-    <cs:fontRef idx="minor">
-      <a:schemeClr val="tx1">
-        <a:lumMod val="65000"/>
-        <a:lumOff val="35000"/>
-      </a:schemeClr>
-    </cs:fontRef>
-    <cs:defRPr sz="900" kern="1200"/>
-  </cs:valueAxis>
-  <cs:wall>
-    <cs:lnRef idx="0"/>
-    <cs:fillRef idx="0"/>
-    <cs:effectRef idx="0"/>
-    <cs:fontRef idx="minor">
-      <a:schemeClr val="tx1"/>
-    </cs:fontRef>
-    <cs:spPr>
-      <a:noFill/>
-      <a:ln>
-        <a:noFill/>
-      </a:ln>
-    </cs:spPr>
-  </cs:wall>
-</cs:chartStyle>
-</file>
-
-<file path=word/charts/style2.xml><?xml version="1.0" encoding="utf-8"?>
-<cs:chartStyle xmlns:cs="http://schemas.microsoft.com/office/drawing/2012/chartStyle" xmlns:a="http://schemas.openxmlformats.org/drawingml/2006/main" id="216">
-  <cs:axisTitle>
-    <cs:lnRef idx="0"/>
-    <cs:fillRef idx="0"/>
-    <cs:effectRef idx="0"/>
-    <cs:fontRef idx="minor">
-      <a:schemeClr val="tx1">
-        <a:lumMod val="65000"/>
-        <a:lumOff val="35000"/>
-      </a:schemeClr>
-    </cs:fontRef>
-    <cs:defRPr sz="1000" kern="1200"/>
-  </cs:axisTitle>
-  <cs:categoryAxis>
-    <cs:lnRef idx="0"/>
-    <cs:fillRef idx="0"/>
-    <cs:effectRef idx="0"/>
-    <cs:fontRef idx="minor">
-      <a:schemeClr val="tx1">
-        <a:lumMod val="65000"/>
-        <a:lumOff val="35000"/>
-      </a:schemeClr>
-    </cs:fontRef>
-    <cs:spPr>
-      <a:ln w="9525" cap="flat" cmpd="sng" algn="ctr">
-        <a:solidFill>
-          <a:schemeClr val="tx1">
-            <a:lumMod val="15000"/>
-            <a:lumOff val="85000"/>
-          </a:schemeClr>
-        </a:solidFill>
-        <a:round/>
-      </a:ln>
-    </cs:spPr>
-    <cs:defRPr sz="900" kern="1200"/>
-  </cs:categoryAxis>
-  <cs:chartArea mods="allowNoFillOverride allowNoLineOverride">
-    <cs:lnRef idx="0"/>
-    <cs:fillRef idx="0"/>
-    <cs:effectRef idx="0"/>
-    <cs:fontRef idx="minor">
-      <a:schemeClr val="tx1"/>
-    </cs:fontRef>
-    <cs:spPr>
-      <a:solidFill>
-        <a:schemeClr val="bg1"/>
-      </a:solidFill>
-      <a:ln w="9525" cap="flat" cmpd="sng" algn="ctr">
-        <a:solidFill>
-          <a:schemeClr val="tx1">
-            <a:lumMod val="15000"/>
-            <a:lumOff val="85000"/>
-          </a:schemeClr>
-        </a:solidFill>
-        <a:round/>
-      </a:ln>
-    </cs:spPr>
-    <cs:defRPr sz="1000" kern="1200"/>
-  </cs:chartArea>
-  <cs:dataLabel>
-    <cs:lnRef idx="0"/>
-    <cs:fillRef idx="0"/>
-    <cs:effectRef idx="0"/>
-    <cs:fontRef idx="minor">
-      <a:schemeClr val="tx1">
-        <a:lumMod val="75000"/>
-        <a:lumOff val="25000"/>
-      </a:schemeClr>
-    </cs:fontRef>
-    <cs:defRPr sz="900" kern="1200"/>
-  </cs:dataLabel>
-  <cs:dataLabelCallout>
-    <cs:lnRef idx="0"/>
-    <cs:fillRef idx="0"/>
-    <cs:effectRef idx="0"/>
-    <cs:fontRef idx="minor">
-      <a:schemeClr val="dk1">
-        <a:lumMod val="65000"/>
-        <a:lumOff val="35000"/>
-      </a:schemeClr>
-    </cs:fontRef>
-    <cs:spPr>
-      <a:solidFill>
-        <a:schemeClr val="lt1"/>
-      </a:solidFill>
-      <a:ln>
-        <a:solidFill>
-          <a:schemeClr val="dk1">
-            <a:lumMod val="25000"/>
-            <a:lumOff val="75000"/>
-          </a:schemeClr>
-        </a:solidFill>
-      </a:ln>
-    </cs:spPr>
-    <cs:defRPr sz="900" kern="1200"/>
-    <cs:bodyPr rot="0" spcFirstLastPara="1" vertOverflow="clip" horzOverflow="clip" vert="horz" wrap="square" lIns="36576" tIns="18288" rIns="36576" bIns="18288" anchor="ctr" anchorCtr="1">
-      <a:spAutoFit/>
-    </cs:bodyPr>
-  </cs:dataLabelCallout>
-  <cs:dataPoint>
-    <cs:lnRef idx="0"/>
-    <cs:fillRef idx="1">
-      <cs:styleClr val="auto"/>
-    </cs:fillRef>
-    <cs:effectRef idx="0"/>
-    <cs:fontRef idx="minor">
-      <a:schemeClr val="tx1"/>
-    </cs:fontRef>
-  </cs:dataPoint>
-  <cs:dataPoint3D>
-    <cs:lnRef idx="0"/>
-    <cs:fillRef idx="1">
-      <cs:styleClr val="auto"/>
-    </cs:fillRef>
-    <cs:effectRef idx="0"/>
-    <cs:fontRef idx="minor">
-      <a:schemeClr val="tx1"/>
-    </cs:fontRef>
-  </cs:dataPoint3D>
-  <cs:dataPointLine>
-    <cs:lnRef idx="0">
-      <cs:styleClr val="auto"/>
-    </cs:lnRef>
-    <cs:fillRef idx="1"/>
-    <cs:effectRef idx="0"/>
-    <cs:fontRef idx="minor">
-      <a:schemeClr val="tx1"/>
-    </cs:fontRef>
-    <cs:spPr>
-      <a:ln w="28575" cap="rnd">
-        <a:solidFill>
-          <a:schemeClr val="phClr"/>
-        </a:solidFill>
-        <a:round/>
-      </a:ln>
-    </cs:spPr>
-  </cs:dataPointLine>
-  <cs:dataPointMarker>
-    <cs:lnRef idx="0">
-      <cs:styleClr val="auto"/>
-    </cs:lnRef>
-    <cs:fillRef idx="1">
-      <cs:styleClr val="auto"/>
-    </cs:fillRef>
-    <cs:effectRef idx="0"/>
-    <cs:fontRef idx="minor">
-      <a:schemeClr val="tx1"/>
-    </cs:fontRef>
-    <cs:spPr>
-      <a:ln w="9525">
-        <a:solidFill>
-          <a:schemeClr val="phClr"/>
-        </a:solidFill>
-      </a:ln>
-    </cs:spPr>
-  </cs:dataPointMarker>
-  <cs:dataPointMarkerLayout symbol="circle" size="5"/>
-  <cs:dataPointWireframe>
-    <cs:lnRef idx="0">
-      <cs:styleClr val="auto"/>
-    </cs:lnRef>
-    <cs:fillRef idx="1"/>
-    <cs:effectRef idx="0"/>
-    <cs:fontRef idx="minor">
-      <a:schemeClr val="tx1"/>
-    </cs:fontRef>
-    <cs:spPr>
-      <a:ln w="9525" cap="rnd">
-        <a:solidFill>
-          <a:schemeClr val="phClr"/>
-        </a:solidFill>
-        <a:round/>
-      </a:ln>
-    </cs:spPr>
-  </cs:dataPointWireframe>
-  <cs:dataTable>
-    <cs:lnRef idx="0"/>
-    <cs:fillRef idx="0"/>
-    <cs:effectRef idx="0"/>
-    <cs:fontRef idx="minor">
-      <a:schemeClr val="tx1">
-        <a:lumMod val="65000"/>
-        <a:lumOff val="35000"/>
-      </a:schemeClr>
-    </cs:fontRef>
-    <cs:spPr>
-      <a:noFill/>
-      <a:ln w="9525" cap="flat" cmpd="sng" algn="ctr">
-        <a:solidFill>
-          <a:schemeClr val="tx1">
-            <a:lumMod val="15000"/>
-            <a:lumOff val="85000"/>
-          </a:schemeClr>
-        </a:solidFill>
-        <a:round/>
-      </a:ln>
-    </cs:spPr>
-    <cs:defRPr sz="900" kern="1200"/>
-  </cs:dataTable>
-  <cs:downBar>
-    <cs:lnRef idx="0"/>
-    <cs:fillRef idx="0"/>
-    <cs:effectRef idx="0"/>
-    <cs:fontRef idx="minor">
-      <a:schemeClr val="tx1"/>
-    </cs:fontRef>
-    <cs:spPr>
-      <a:solidFill>
-        <a:schemeClr val="dk1">
-          <a:lumMod val="75000"/>
-          <a:lumOff val="25000"/>
-        </a:schemeClr>
-      </a:solidFill>
-      <a:ln w="9525" cap="flat" cmpd="sng" algn="ctr">
-        <a:solidFill>
-          <a:schemeClr val="tx1">
-            <a:lumMod val="65000"/>
-            <a:lumOff val="35000"/>
-          </a:schemeClr>
-        </a:solidFill>
-        <a:round/>
-      </a:ln>
-    </cs:spPr>
-  </cs:downBar>
-  <cs:dropLine>
-    <cs:lnRef idx="0"/>
-    <cs:fillRef idx="0"/>
-    <cs:effectRef idx="0"/>
-    <cs:fontRef idx="minor">
-      <a:schemeClr val="tx1"/>
-    </cs:fontRef>
-    <cs:spPr>
-      <a:ln w="9525" cap="flat" cmpd="sng" algn="ctr">
-        <a:solidFill>
-          <a:schemeClr val="tx1">
-            <a:lumMod val="35000"/>
-            <a:lumOff val="65000"/>
-          </a:schemeClr>
-        </a:solidFill>
-        <a:round/>
-      </a:ln>
-    </cs:spPr>
-  </cs:dropLine>
-  <cs:errorBar>
-    <cs:lnRef idx="0"/>
-    <cs:fillRef idx="0"/>
-    <cs:effectRef idx="0"/>
-    <cs:fontRef idx="minor">
-      <a:schemeClr val="tx1"/>
-    </cs:fontRef>
-    <cs:spPr>
-      <a:ln w="9525" cap="flat" cmpd="sng" algn="ctr">
-        <a:solidFill>
-          <a:schemeClr val="tx1">
-            <a:lumMod val="65000"/>
-            <a:lumOff val="35000"/>
-          </a:schemeClr>
-        </a:solidFill>
-        <a:round/>
-      </a:ln>
-    </cs:spPr>
-  </cs:errorBar>
-  <cs:floor>
-    <cs:lnRef idx="0"/>
-    <cs:fillRef idx="0"/>
-    <cs:effectRef idx="0"/>
-    <cs:fontRef idx="minor">
-      <a:schemeClr val="tx1"/>
-    </cs:fontRef>
-    <cs:spPr>
-      <a:noFill/>
-      <a:ln>
-        <a:noFill/>
-      </a:ln>
-    </cs:spPr>
-  </cs:floor>
-  <cs:gridlineMajor>
-    <cs:lnRef idx="0"/>
-    <cs:fillRef idx="0"/>
-    <cs:effectRef idx="0"/>
-    <cs:fontRef idx="minor">
-      <a:schemeClr val="tx1"/>
-    </cs:fontRef>
-    <cs:spPr>
-      <a:ln w="9525" cap="flat" cmpd="sng" algn="ctr">
-        <a:solidFill>
-          <a:schemeClr val="tx1">
-            <a:lumMod val="15000"/>
-            <a:lumOff val="85000"/>
-          </a:schemeClr>
-        </a:solidFill>
-        <a:round/>
-      </a:ln>
-    </cs:spPr>
-  </cs:gridlineMajor>
-  <cs:gridlineMinor>
-    <cs:lnRef idx="0"/>
-    <cs:fillRef idx="0"/>
-    <cs:effectRef idx="0"/>
-    <cs:fontRef idx="minor">
-      <a:schemeClr val="tx1"/>
-    </cs:fontRef>
-    <cs:spPr>
-      <a:ln w="9525" cap="flat" cmpd="sng" algn="ctr">
-        <a:solidFill>
-          <a:schemeClr val="tx1">
-            <a:lumMod val="5000"/>
-            <a:lumOff val="95000"/>
-          </a:schemeClr>
-        </a:solidFill>
-        <a:round/>
-      </a:ln>
-    </cs:spPr>
-  </cs:gridlineMinor>
-  <cs:hiLoLine>
-    <cs:lnRef idx="0"/>
-    <cs:fillRef idx="0"/>
-    <cs:effectRef idx="0"/>
-    <cs:fontRef idx="minor">
-      <a:schemeClr val="tx1"/>
-    </cs:fontRef>
-    <cs:spPr>
-      <a:ln w="9525" cap="flat" cmpd="sng" algn="ctr">
-        <a:solidFill>
-          <a:schemeClr val="tx1">
-            <a:lumMod val="50000"/>
-            <a:lumOff val="50000"/>
-          </a:schemeClr>
-        </a:solidFill>
-        <a:round/>
-      </a:ln>
-    </cs:spPr>
-  </cs:hiLoLine>
-  <cs:leaderLine>
-    <cs:lnRef idx="0"/>
-    <cs:fillRef idx="0"/>
-    <cs:effectRef idx="0"/>
-    <cs:fontRef idx="minor">
-      <a:schemeClr val="tx1"/>
-    </cs:fontRef>
-    <cs:spPr>
-      <a:ln w="9525" cap="flat" cmpd="sng" algn="ctr">
-        <a:solidFill>
-          <a:schemeClr val="tx1">
-            <a:lumMod val="35000"/>
-            <a:lumOff val="65000"/>
-          </a:schemeClr>
-        </a:solidFill>
-        <a:round/>
-      </a:ln>
-    </cs:spPr>
-  </cs:leaderLine>
-  <cs:legend>
-    <cs:lnRef idx="0"/>
-    <cs:fillRef idx="0"/>
-    <cs:effectRef idx="0"/>
-    <cs:fontRef idx="minor">
-      <a:schemeClr val="tx1">
-        <a:lumMod val="65000"/>
-        <a:lumOff val="35000"/>
-      </a:schemeClr>
-    </cs:fontRef>
-    <cs:defRPr sz="900" kern="1200"/>
-  </cs:legend>
-  <cs:plotArea mods="allowNoFillOverride allowNoLineOverride">
-    <cs:lnRef idx="0"/>
-    <cs:fillRef idx="0"/>
-    <cs:effectRef idx="0"/>
-    <cs:fontRef idx="minor">
-      <a:schemeClr val="tx1"/>
-    </cs:fontRef>
-  </cs:plotArea>
-  <cs:plotArea3D mods="allowNoFillOverride allowNoLineOverride">
-    <cs:lnRef idx="0"/>
-    <cs:fillRef idx="0"/>
-    <cs:effectRef idx="0"/>
-    <cs:fontRef idx="minor">
-      <a:schemeClr val="tx1"/>
-    </cs:fontRef>
-  </cs:plotArea3D>
-  <cs:seriesAxis>
-    <cs:lnRef idx="0"/>
-    <cs:fillRef idx="0"/>
-    <cs:effectRef idx="0"/>
-    <cs:fontRef idx="minor">
-      <a:schemeClr val="tx1">
-        <a:lumMod val="65000"/>
-        <a:lumOff val="35000"/>
-      </a:schemeClr>
-    </cs:fontRef>
-    <cs:defRPr sz="900" kern="1200"/>
-  </cs:seriesAxis>
-  <cs:seriesLine>
-    <cs:lnRef idx="0"/>
-    <cs:fillRef idx="0"/>
-    <cs:effectRef idx="0"/>
-    <cs:fontRef idx="minor">
-      <a:schemeClr val="tx1"/>
-    </cs:fontRef>
-    <cs:spPr>
-      <a:ln w="9525" cap="flat" cmpd="sng" algn="ctr">
-        <a:solidFill>
-          <a:schemeClr val="tx1">
-            <a:lumMod val="35000"/>
-            <a:lumOff val="65000"/>
-          </a:schemeClr>
-        </a:solidFill>
-        <a:round/>
-      </a:ln>
-    </cs:spPr>
-  </cs:seriesLine>
-  <cs:title>
-    <cs:lnRef idx="0"/>
-    <cs:fillRef idx="0"/>
-    <cs:effectRef idx="0"/>
-    <cs:fontRef idx="minor">
-      <a:schemeClr val="tx1">
-        <a:lumMod val="65000"/>
-        <a:lumOff val="35000"/>
-      </a:schemeClr>
-    </cs:fontRef>
-    <cs:defRPr sz="1400" b="0" kern="1200" spc="0" baseline="0"/>
-  </cs:title>
-  <cs:trendline>
-    <cs:lnRef idx="0">
-      <cs:styleClr val="auto"/>
-    </cs:lnRef>
-    <cs:fillRef idx="0"/>
-    <cs:effectRef idx="0"/>
-    <cs:fontRef idx="minor">
-      <a:schemeClr val="tx1"/>
-    </cs:fontRef>
-    <cs:spPr>
-      <a:ln w="19050" cap="rnd">
-        <a:solidFill>
-          <a:schemeClr val="phClr"/>
-        </a:solidFill>
-        <a:prstDash val="sysDot"/>
-      </a:ln>
-    </cs:spPr>
-  </cs:trendline>
-  <cs:trendlineLabel>
-    <cs:lnRef idx="0"/>
-    <cs:fillRef idx="0"/>
-    <cs:effectRef idx="0"/>
-    <cs:fontRef idx="minor">
-      <a:schemeClr val="tx1">
-        <a:lumMod val="65000"/>
-        <a:lumOff val="35000"/>
-      </a:schemeClr>
-    </cs:fontRef>
-    <cs:defRPr sz="900" kern="1200"/>
-  </cs:trendlineLabel>
-  <cs:upBar>
-    <cs:lnRef idx="0"/>
-    <cs:fillRef idx="0"/>
-    <cs:effectRef idx="0"/>
-    <cs:fontRef idx="minor">
-      <a:schemeClr val="tx1"/>
-    </cs:fontRef>
-    <cs:spPr>
-      <a:solidFill>
-        <a:schemeClr val="lt1"/>
-      </a:solidFill>
-      <a:ln w="9525" cap="flat" cmpd="sng" algn="ctr">
-        <a:solidFill>
-          <a:schemeClr val="tx1">
-            <a:lumMod val="65000"/>
-            <a:lumOff val="35000"/>
-          </a:schemeClr>
-        </a:solidFill>
-        <a:round/>
-      </a:ln>
-    </cs:spPr>
-  </cs:upBar>
-  <cs:valueAxis>
-    <cs:lnRef idx="0"/>
-    <cs:fillRef idx="0"/>
-    <cs:effectRef idx="0"/>
-    <cs:fontRef idx="minor">
-      <a:schemeClr val="tx1">
-        <a:lumMod val="65000"/>
-        <a:lumOff val="35000"/>
-      </a:schemeClr>
-    </cs:fontRef>
-    <cs:defRPr sz="900" kern="1200"/>
-  </cs:valueAxis>
-  <cs:wall>
-    <cs:lnRef idx="0"/>
-    <cs:fillRef idx="0"/>
-    <cs:effectRef idx="0"/>
-    <cs:fontRef idx="minor">
-      <a:schemeClr val="tx1"/>
-    </cs:fontRef>
-    <cs:spPr>
-      <a:noFill/>
-      <a:ln>
-        <a:noFill/>
-      </a:ln>
-    </cs:spPr>
-  </cs:wall>
-</cs:chartStyle>
-</file>
-
-<file path=word/charts/style3.xml><?xml version="1.0" encoding="utf-8"?>
-<cs:chartStyle xmlns:cs="http://schemas.microsoft.com/office/drawing/2012/chartStyle" xmlns:a="http://schemas.openxmlformats.org/drawingml/2006/main" id="216">
-  <cs:axisTitle>
-    <cs:lnRef idx="0"/>
-    <cs:fillRef idx="0"/>
-    <cs:effectRef idx="0"/>
-    <cs:fontRef idx="minor">
-      <a:schemeClr val="tx1">
-        <a:lumMod val="65000"/>
-        <a:lumOff val="35000"/>
-      </a:schemeClr>
-    </cs:fontRef>
-    <cs:defRPr sz="1000" kern="1200"/>
-  </cs:axisTitle>
-  <cs:categoryAxis>
-    <cs:lnRef idx="0"/>
-    <cs:fillRef idx="0"/>
-    <cs:effectRef idx="0"/>
-    <cs:fontRef idx="minor">
-      <a:schemeClr val="tx1">
-        <a:lumMod val="65000"/>
-        <a:lumOff val="35000"/>
-      </a:schemeClr>
-    </cs:fontRef>
-    <cs:spPr>
-      <a:ln w="9525" cap="flat" cmpd="sng" algn="ctr">
-        <a:solidFill>
-          <a:schemeClr val="tx1">
-            <a:lumMod val="15000"/>
-            <a:lumOff val="85000"/>
-          </a:schemeClr>
-        </a:solidFill>
-        <a:round/>
-      </a:ln>
-    </cs:spPr>
-    <cs:defRPr sz="900" kern="1200"/>
-  </cs:categoryAxis>
-  <cs:chartArea mods="allowNoFillOverride allowNoLineOverride">
-    <cs:lnRef idx="0"/>
-    <cs:fillRef idx="0"/>
-    <cs:effectRef idx="0"/>
-    <cs:fontRef idx="minor">
-      <a:schemeClr val="tx1"/>
-    </cs:fontRef>
-    <cs:spPr>
-      <a:solidFill>
-        <a:schemeClr val="bg1"/>
-      </a:solidFill>
-      <a:ln w="9525" cap="flat" cmpd="sng" algn="ctr">
-        <a:solidFill>
-          <a:schemeClr val="tx1">
-            <a:lumMod val="15000"/>
-            <a:lumOff val="85000"/>
-          </a:schemeClr>
-        </a:solidFill>
-        <a:round/>
-      </a:ln>
-    </cs:spPr>
-    <cs:defRPr sz="1000" kern="1200"/>
-  </cs:chartArea>
-  <cs:dataLabel>
-    <cs:lnRef idx="0"/>
-    <cs:fillRef idx="0"/>
-    <cs:effectRef idx="0"/>
-    <cs:fontRef idx="minor">
-      <a:schemeClr val="tx1">
-        <a:lumMod val="75000"/>
-        <a:lumOff val="25000"/>
-      </a:schemeClr>
-    </cs:fontRef>
-    <cs:defRPr sz="900" kern="1200"/>
-  </cs:dataLabel>
-  <cs:dataLabelCallout>
-    <cs:lnRef idx="0"/>
-    <cs:fillRef idx="0"/>
-    <cs:effectRef idx="0"/>
-    <cs:fontRef idx="minor">
-      <a:schemeClr val="dk1">
-        <a:lumMod val="65000"/>
-        <a:lumOff val="35000"/>
-      </a:schemeClr>
-    </cs:fontRef>
-    <cs:spPr>
-      <a:solidFill>
-        <a:schemeClr val="lt1"/>
-      </a:solidFill>
-      <a:ln>
-        <a:solidFill>
-          <a:schemeClr val="dk1">
-            <a:lumMod val="25000"/>
-            <a:lumOff val="75000"/>
-          </a:schemeClr>
-        </a:solidFill>
-      </a:ln>
-    </cs:spPr>
-    <cs:defRPr sz="900" kern="1200"/>
-    <cs:bodyPr rot="0" spcFirstLastPara="1" vertOverflow="clip" horzOverflow="clip" vert="horz" wrap="square" lIns="36576" tIns="18288" rIns="36576" bIns="18288" anchor="ctr" anchorCtr="1">
-      <a:spAutoFit/>
-    </cs:bodyPr>
-  </cs:dataLabelCallout>
-  <cs:dataPoint>
-    <cs:lnRef idx="0"/>
-    <cs:fillRef idx="1">
-      <cs:styleClr val="auto"/>
-    </cs:fillRef>
-    <cs:effectRef idx="0"/>
-    <cs:fontRef idx="minor">
-      <a:schemeClr val="tx1"/>
-    </cs:fontRef>
-  </cs:dataPoint>
-  <cs:dataPoint3D>
-    <cs:lnRef idx="0"/>
-    <cs:fillRef idx="1">
-      <cs:styleClr val="auto"/>
-    </cs:fillRef>
-    <cs:effectRef idx="0"/>
-    <cs:fontRef idx="minor">
-      <a:schemeClr val="tx1"/>
-    </cs:fontRef>
-  </cs:dataPoint3D>
-  <cs:dataPointLine>
-    <cs:lnRef idx="0">
-      <cs:styleClr val="auto"/>
-    </cs:lnRef>
-    <cs:fillRef idx="1"/>
-    <cs:effectRef idx="0"/>
-    <cs:fontRef idx="minor">
-      <a:schemeClr val="tx1"/>
-    </cs:fontRef>
-    <cs:spPr>
-      <a:ln w="28575" cap="rnd">
-        <a:solidFill>
-          <a:schemeClr val="phClr"/>
-        </a:solidFill>
-        <a:round/>
-      </a:ln>
-    </cs:spPr>
-  </cs:dataPointLine>
-  <cs:dataPointMarker>
-    <cs:lnRef idx="0">
-      <cs:styleClr val="auto"/>
-    </cs:lnRef>
-    <cs:fillRef idx="1">
-      <cs:styleClr val="auto"/>
-    </cs:fillRef>
-    <cs:effectRef idx="0"/>
-    <cs:fontRef idx="minor">
-      <a:schemeClr val="tx1"/>
-    </cs:fontRef>
-    <cs:spPr>
-      <a:ln w="9525">
-        <a:solidFill>
-          <a:schemeClr val="phClr"/>
-        </a:solidFill>
-      </a:ln>
-    </cs:spPr>
-  </cs:dataPointMarker>
-  <cs:dataPointMarkerLayout symbol="circle" size="5"/>
-  <cs:dataPointWireframe>
-    <cs:lnRef idx="0">
-      <cs:styleClr val="auto"/>
-    </cs:lnRef>
-    <cs:fillRef idx="1"/>
-    <cs:effectRef idx="0"/>
-    <cs:fontRef idx="minor">
-      <a:schemeClr val="tx1"/>
-    </cs:fontRef>
-    <cs:spPr>
-      <a:ln w="9525" cap="rnd">
-        <a:solidFill>
-          <a:schemeClr val="phClr"/>
-        </a:solidFill>
-        <a:round/>
-      </a:ln>
-    </cs:spPr>
-  </cs:dataPointWireframe>
-  <cs:dataTable>
-    <cs:lnRef idx="0"/>
-    <cs:fillRef idx="0"/>
-    <cs:effectRef idx="0"/>
-    <cs:fontRef idx="minor">
-      <a:schemeClr val="tx1">
-        <a:lumMod val="65000"/>
-        <a:lumOff val="35000"/>
-      </a:schemeClr>
-    </cs:fontRef>
-    <cs:spPr>
-      <a:noFill/>
-      <a:ln w="9525" cap="flat" cmpd="sng" algn="ctr">
-        <a:solidFill>
-          <a:schemeClr val="tx1">
-            <a:lumMod val="15000"/>
-            <a:lumOff val="85000"/>
-          </a:schemeClr>
-        </a:solidFill>
-        <a:round/>
-      </a:ln>
-    </cs:spPr>
-    <cs:defRPr sz="900" kern="1200"/>
-  </cs:dataTable>
-  <cs:downBar>
-    <cs:lnRef idx="0"/>
-    <cs:fillRef idx="0"/>
-    <cs:effectRef idx="0"/>
-    <cs:fontRef idx="minor">
-      <a:schemeClr val="tx1"/>
-    </cs:fontRef>
-    <cs:spPr>
-      <a:solidFill>
-        <a:schemeClr val="dk1">
-          <a:lumMod val="75000"/>
-          <a:lumOff val="25000"/>
-        </a:schemeClr>
-      </a:solidFill>
-      <a:ln w="9525" cap="flat" cmpd="sng" algn="ctr">
-        <a:solidFill>
-          <a:schemeClr val="tx1">
-            <a:lumMod val="65000"/>
-            <a:lumOff val="35000"/>
-          </a:schemeClr>
-        </a:solidFill>
-        <a:round/>
-      </a:ln>
-    </cs:spPr>
-  </cs:downBar>
-  <cs:dropLine>
-    <cs:lnRef idx="0"/>
-    <cs:fillRef idx="0"/>
-    <cs:effectRef idx="0"/>
-    <cs:fontRef idx="minor">
-      <a:schemeClr val="tx1"/>
-    </cs:fontRef>
-    <cs:spPr>
-      <a:ln w="9525" cap="flat" cmpd="sng" algn="ctr">
-        <a:solidFill>
-          <a:schemeClr val="tx1">
-            <a:lumMod val="35000"/>
-            <a:lumOff val="65000"/>
-          </a:schemeClr>
-        </a:solidFill>
-        <a:round/>
-      </a:ln>
-    </cs:spPr>
-  </cs:dropLine>
-  <cs:errorBar>
-    <cs:lnRef idx="0"/>
-    <cs:fillRef idx="0"/>
-    <cs:effectRef idx="0"/>
-    <cs:fontRef idx="minor">
-      <a:schemeClr val="tx1"/>
-    </cs:fontRef>
-    <cs:spPr>
-      <a:ln w="9525" cap="flat" cmpd="sng" algn="ctr">
-        <a:solidFill>
-          <a:schemeClr val="tx1">
-            <a:lumMod val="65000"/>
-            <a:lumOff val="35000"/>
-          </a:schemeClr>
-        </a:solidFill>
-        <a:round/>
-      </a:ln>
-    </cs:spPr>
-  </cs:errorBar>
-  <cs:floor>
-    <cs:lnRef idx="0"/>
-    <cs:fillRef idx="0"/>
-    <cs:effectRef idx="0"/>
-    <cs:fontRef idx="minor">
-      <a:schemeClr val="tx1"/>
-    </cs:fontRef>
-    <cs:spPr>
-      <a:noFill/>
-      <a:ln>
-        <a:noFill/>
-      </a:ln>
-    </cs:spPr>
-  </cs:floor>
-  <cs:gridlineMajor>
-    <cs:lnRef idx="0"/>
-    <cs:fillRef idx="0"/>
-    <cs:effectRef idx="0"/>
-    <cs:fontRef idx="minor">
-      <a:schemeClr val="tx1"/>
-    </cs:fontRef>
-    <cs:spPr>
-      <a:ln w="9525" cap="flat" cmpd="sng" algn="ctr">
-        <a:solidFill>
-          <a:schemeClr val="tx1">
-            <a:lumMod val="15000"/>
-            <a:lumOff val="85000"/>
-          </a:schemeClr>
-        </a:solidFill>
-        <a:round/>
-      </a:ln>
-    </cs:spPr>
-  </cs:gridlineMajor>
-  <cs:gridlineMinor>
-    <cs:lnRef idx="0"/>
-    <cs:fillRef idx="0"/>
-    <cs:effectRef idx="0"/>
-    <cs:fontRef idx="minor">
-      <a:schemeClr val="tx1"/>
-    </cs:fontRef>
-    <cs:spPr>
-      <a:ln w="9525" cap="flat" cmpd="sng" algn="ctr">
-        <a:solidFill>
-          <a:schemeClr val="tx1">
-            <a:lumMod val="5000"/>
-            <a:lumOff val="95000"/>
-          </a:schemeClr>
-        </a:solidFill>
-        <a:round/>
-      </a:ln>
-    </cs:spPr>
-  </cs:gridlineMinor>
-  <cs:hiLoLine>
-    <cs:lnRef idx="0"/>
-    <cs:fillRef idx="0"/>
-    <cs:effectRef idx="0"/>
-    <cs:fontRef idx="minor">
-      <a:schemeClr val="tx1"/>
-    </cs:fontRef>
-    <cs:spPr>
-      <a:ln w="9525" cap="flat" cmpd="sng" algn="ctr">
-        <a:solidFill>
-          <a:schemeClr val="tx1">
-            <a:lumMod val="50000"/>
-            <a:lumOff val="50000"/>
-          </a:schemeClr>
-        </a:solidFill>
-        <a:round/>
-      </a:ln>
-    </cs:spPr>
-  </cs:hiLoLine>
-  <cs:leaderLine>
-    <cs:lnRef idx="0"/>
-    <cs:fillRef idx="0"/>
-    <cs:effectRef idx="0"/>
-    <cs:fontRef idx="minor">
-      <a:schemeClr val="tx1"/>
-    </cs:fontRef>
-    <cs:spPr>
-      <a:ln w="9525" cap="flat" cmpd="sng" algn="ctr">
-        <a:solidFill>
-          <a:schemeClr val="tx1">
-            <a:lumMod val="35000"/>
-            <a:lumOff val="65000"/>
-          </a:schemeClr>
-        </a:solidFill>
-        <a:round/>
-      </a:ln>
-    </cs:spPr>
-  </cs:leaderLine>
-  <cs:legend>
-    <cs:lnRef idx="0"/>
-    <cs:fillRef idx="0"/>
-    <cs:effectRef idx="0"/>
-    <cs:fontRef idx="minor">
-      <a:schemeClr val="tx1">
-        <a:lumMod val="65000"/>
-        <a:lumOff val="35000"/>
-      </a:schemeClr>
-    </cs:fontRef>
-    <cs:defRPr sz="900" kern="1200"/>
-  </cs:legend>
-  <cs:plotArea mods="allowNoFillOverride allowNoLineOverride">
-    <cs:lnRef idx="0"/>
-    <cs:fillRef idx="0"/>
-    <cs:effectRef idx="0"/>
-    <cs:fontRef idx="minor">
-      <a:schemeClr val="tx1"/>
-    </cs:fontRef>
-  </cs:plotArea>
-  <cs:plotArea3D mods="allowNoFillOverride allowNoLineOverride">
-    <cs:lnRef idx="0"/>
-    <cs:fillRef idx="0"/>
-    <cs:effectRef idx="0"/>
-    <cs:fontRef idx="minor">
-      <a:schemeClr val="tx1"/>
-    </cs:fontRef>
-  </cs:plotArea3D>
-  <cs:seriesAxis>
-    <cs:lnRef idx="0"/>
-    <cs:fillRef idx="0"/>
-    <cs:effectRef idx="0"/>
-    <cs:fontRef idx="minor">
-      <a:schemeClr val="tx1">
-        <a:lumMod val="65000"/>
-        <a:lumOff val="35000"/>
-      </a:schemeClr>
-    </cs:fontRef>
-    <cs:defRPr sz="900" kern="1200"/>
-  </cs:seriesAxis>
-  <cs:seriesLine>
-    <cs:lnRef idx="0"/>
-    <cs:fillRef idx="0"/>
-    <cs:effectRef idx="0"/>
-    <cs:fontRef idx="minor">
-      <a:schemeClr val="tx1"/>
-    </cs:fontRef>
-    <cs:spPr>
-      <a:ln w="9525" cap="flat" cmpd="sng" algn="ctr">
-        <a:solidFill>
-          <a:schemeClr val="tx1">
-            <a:lumMod val="35000"/>
-            <a:lumOff val="65000"/>
-          </a:schemeClr>
-        </a:solidFill>
-        <a:round/>
-      </a:ln>
-    </cs:spPr>
-  </cs:seriesLine>
-  <cs:title>
-    <cs:lnRef idx="0"/>
-    <cs:fillRef idx="0"/>
-    <cs:effectRef idx="0"/>
-    <cs:fontRef idx="minor">
-      <a:schemeClr val="tx1">
-        <a:lumMod val="65000"/>
-        <a:lumOff val="35000"/>
-      </a:schemeClr>
-    </cs:fontRef>
-    <cs:defRPr sz="1400" b="0" kern="1200" spc="0" baseline="0"/>
-  </cs:title>
-  <cs:trendline>
-    <cs:lnRef idx="0">
-      <cs:styleClr val="auto"/>
-    </cs:lnRef>
-    <cs:fillRef idx="0"/>
-    <cs:effectRef idx="0"/>
-    <cs:fontRef idx="minor">
-      <a:schemeClr val="tx1"/>
-    </cs:fontRef>
-    <cs:spPr>
-      <a:ln w="19050" cap="rnd">
-        <a:solidFill>
-          <a:schemeClr val="phClr"/>
-        </a:solidFill>
-        <a:prstDash val="sysDot"/>
-      </a:ln>
-    </cs:spPr>
-  </cs:trendline>
-  <cs:trendlineLabel>
-    <cs:lnRef idx="0"/>
-    <cs:fillRef idx="0"/>
-    <cs:effectRef idx="0"/>
-    <cs:fontRef idx="minor">
-      <a:schemeClr val="tx1">
-        <a:lumMod val="65000"/>
-        <a:lumOff val="35000"/>
-      </a:schemeClr>
-    </cs:fontRef>
-    <cs:defRPr sz="900" kern="1200"/>
-  </cs:trendlineLabel>
-  <cs:upBar>
-    <cs:lnRef idx="0"/>
-    <cs:fillRef idx="0"/>
-    <cs:effectRef idx="0"/>
-    <cs:fontRef idx="minor">
-      <a:schemeClr val="tx1"/>
-    </cs:fontRef>
-    <cs:spPr>
-      <a:solidFill>
-        <a:schemeClr val="lt1"/>
-      </a:solidFill>
-      <a:ln w="9525" cap="flat" cmpd="sng" algn="ctr">
-        <a:solidFill>
-          <a:schemeClr val="tx1">
-            <a:lumMod val="65000"/>
-            <a:lumOff val="35000"/>
-          </a:schemeClr>
-        </a:solidFill>
-        <a:round/>
-      </a:ln>
-    </cs:spPr>
-  </cs:upBar>
-  <cs:valueAxis>
-    <cs:lnRef idx="0"/>
-    <cs:fillRef idx="0"/>
-    <cs:effectRef idx="0"/>
-    <cs:fontRef idx="minor">
-      <a:schemeClr val="tx1">
-        <a:lumMod val="65000"/>
-        <a:lumOff val="35000"/>
-      </a:schemeClr>
-    </cs:fontRef>
-    <cs:defRPr sz="900" kern="1200"/>
-  </cs:valueAxis>
-  <cs:wall>
-    <cs:lnRef idx="0"/>
-    <cs:fillRef idx="0"/>
-    <cs:effectRef idx="0"/>
-    <cs:fontRef idx="minor">
-      <a:schemeClr val="tx1"/>
-    </cs:fontRef>
-    <cs:spPr>
-      <a:noFill/>
-      <a:ln>
-        <a:noFill/>
-      </a:ln>
-    </cs:spPr>
-  </cs:wall>
-</cs:chartStyle>
-</file>
-
 <file path=word/theme/theme1.xml><?xml version="1.0" encoding="utf-8"?>
 <a:theme xmlns:a="http://schemas.openxmlformats.org/drawingml/2006/main" name="Thème Office">
   <a:themeElements>
